--- a/DB_Disign/表格及其MetaDatav1.docx
+++ b/DB_Disign/表格及其MetaDatav1.docx
@@ -35,23 +35,7 @@
                 <w:rFonts w:ascii="Times New Roman" w:eastAsia="DFKai-SB" w:hAnsi="Times New Roman" w:hint="eastAsia"/>
                 <w:sz w:val="28"/>
               </w:rPr>
-              <w:t xml:space="preserve">T01 </w:t>
-            </w:r>
-            <w:proofErr w:type="spellStart"/>
-            <w:r>
-              <w:rPr>
-                <w:rFonts w:ascii="Times New Roman" w:eastAsia="DFKai-SB" w:hAnsi="Times New Roman" w:hint="eastAsia"/>
-                <w:sz w:val="28"/>
-              </w:rPr>
-              <w:t>s_devices</w:t>
-            </w:r>
-            <w:proofErr w:type="spellEnd"/>
-            <w:r>
-              <w:rPr>
-                <w:rFonts w:ascii="Times New Roman" w:eastAsia="DFKai-SB" w:hAnsi="Times New Roman" w:hint="eastAsia"/>
-                <w:sz w:val="28"/>
-              </w:rPr>
-              <w:t xml:space="preserve"> (</w:t>
+              <w:t>T01 s_devices (</w:t>
             </w:r>
             <w:r>
               <w:rPr>
@@ -210,7 +194,6 @@
                 <w:sz w:val="28"/>
               </w:rPr>
             </w:pPr>
-            <w:proofErr w:type="spellStart"/>
             <w:r>
               <w:rPr>
                 <w:rFonts w:ascii="Times New Roman" w:eastAsia="DFKai-SB" w:hAnsi="Times New Roman" w:cs="Times New Roman"/>
@@ -221,7 +204,6 @@
               </w:rPr>
               <w:t>device_serial</w:t>
             </w:r>
-            <w:proofErr w:type="spellEnd"/>
           </w:p>
         </w:tc>
         <w:tc>
@@ -335,7 +317,6 @@
                 <w14:ligatures w14:val="none"/>
               </w:rPr>
             </w:pPr>
-            <w:proofErr w:type="spellStart"/>
             <w:r>
               <w:rPr>
                 <w:rFonts w:ascii="Times New Roman" w:eastAsia="DFKai-SB" w:hAnsi="Times New Roman" w:cs="Times New Roman"/>
@@ -346,7 +327,6 @@
               </w:rPr>
               <w:t>firmware_version</w:t>
             </w:r>
-            <w:proofErr w:type="spellEnd"/>
           </w:p>
         </w:tc>
         <w:tc>
@@ -451,7 +431,6 @@
                 <w14:ligatures w14:val="none"/>
               </w:rPr>
             </w:pPr>
-            <w:proofErr w:type="spellStart"/>
             <w:r>
               <w:rPr>
                 <w:rFonts w:ascii="Times New Roman" w:eastAsia="DFKai-SB" w:hAnsi="Times New Roman" w:cs="Times New Roman"/>
@@ -462,7 +441,6 @@
               </w:rPr>
               <w:t>driver_position</w:t>
             </w:r>
-            <w:proofErr w:type="spellEnd"/>
           </w:p>
         </w:tc>
         <w:tc>
@@ -565,7 +543,6 @@
                 <w:sz w:val="28"/>
               </w:rPr>
             </w:pPr>
-            <w:proofErr w:type="spellStart"/>
             <w:r>
               <w:rPr>
                 <w:rFonts w:ascii="Times New Roman" w:eastAsia="DFKai-SB" w:hAnsi="Times New Roman" w:cs="Times New Roman"/>
@@ -576,7 +553,6 @@
               </w:rPr>
               <w:t>vehicle_type</w:t>
             </w:r>
-            <w:proofErr w:type="spellEnd"/>
           </w:p>
         </w:tc>
         <w:tc>
@@ -682,7 +658,6 @@
                 <w14:ligatures w14:val="none"/>
               </w:rPr>
             </w:pPr>
-            <w:proofErr w:type="spellStart"/>
             <w:r>
               <w:rPr>
                 <w:rFonts w:ascii="Times New Roman" w:eastAsia="DFKai-SB" w:hAnsi="Times New Roman" w:cs="Times New Roman"/>
@@ -693,7 +668,6 @@
               </w:rPr>
               <w:t>car_number</w:t>
             </w:r>
-            <w:proofErr w:type="spellEnd"/>
           </w:p>
         </w:tc>
         <w:tc>
@@ -802,7 +776,6 @@
                 <w:sz w:val="28"/>
               </w:rPr>
             </w:pPr>
-            <w:proofErr w:type="spellStart"/>
             <w:r>
               <w:rPr>
                 <w:rFonts w:ascii="Times New Roman" w:eastAsia="DFKai-SB" w:hAnsi="Times New Roman" w:cs="Times New Roman"/>
@@ -833,7 +806,6 @@
               </w:rPr>
               <w:t>rand</w:t>
             </w:r>
-            <w:proofErr w:type="spellEnd"/>
           </w:p>
         </w:tc>
         <w:tc>
@@ -936,7 +908,6 @@
                 <w:sz w:val="28"/>
               </w:rPr>
             </w:pPr>
-            <w:proofErr w:type="spellStart"/>
             <w:r>
               <w:rPr>
                 <w:rFonts w:ascii="Times New Roman" w:eastAsia="DFKai-SB" w:hAnsi="Times New Roman" w:cs="Times New Roman"/>
@@ -947,7 +918,6 @@
               </w:rPr>
               <w:t>last_online</w:t>
             </w:r>
-            <w:proofErr w:type="spellEnd"/>
           </w:p>
         </w:tc>
         <w:tc>
@@ -1098,7 +1068,6 @@
               </w:rPr>
               <w:t xml:space="preserve"> </w:t>
             </w:r>
-            <w:proofErr w:type="spellStart"/>
             <w:r>
               <w:rPr>
                 <w:rFonts w:ascii="Times New Roman" w:eastAsia="DFKai-SB" w:hAnsi="Times New Roman" w:cs="Times New Roman"/>
@@ -1119,7 +1088,6 @@
               </w:rPr>
               <w:t>staff</w:t>
             </w:r>
-            <w:proofErr w:type="spellEnd"/>
             <w:r>
               <w:rPr>
                 <w:rFonts w:ascii="Times New Roman" w:eastAsia="DFKai-SB" w:hAnsi="Times New Roman" w:cs="Times New Roman" w:hint="eastAsia"/>
@@ -1317,7 +1285,6 @@
                 <w:sz w:val="28"/>
               </w:rPr>
             </w:pPr>
-            <w:proofErr w:type="spellStart"/>
             <w:r>
               <w:rPr>
                 <w:rFonts w:ascii="Times New Roman" w:eastAsia="DFKai-SB" w:hAnsi="Times New Roman" w:cs="Times New Roman"/>
@@ -1327,7 +1294,6 @@
               </w:rPr>
               <w:t>staff_id</w:t>
             </w:r>
-            <w:proofErr w:type="spellEnd"/>
           </w:p>
         </w:tc>
         <w:tc>
@@ -1567,7 +1533,6 @@
                 <w:sz w:val="28"/>
               </w:rPr>
             </w:pPr>
-            <w:proofErr w:type="spellStart"/>
             <w:r>
               <w:rPr>
                 <w:rFonts w:ascii="Times New Roman" w:eastAsia="DFKai-SB" w:hAnsi="Times New Roman" w:cs="Times New Roman"/>
@@ -1577,7 +1542,6 @@
               </w:rPr>
               <w:t>license_no</w:t>
             </w:r>
-            <w:proofErr w:type="spellEnd"/>
           </w:p>
         </w:tc>
         <w:tc>
@@ -2108,7 +2072,6 @@
               </w:rPr>
               <w:t xml:space="preserve"> </w:t>
             </w:r>
-            <w:proofErr w:type="spellStart"/>
             <w:r>
               <w:rPr>
                 <w:rFonts w:ascii="Times New Roman" w:eastAsia="DFKai-SB" w:hAnsi="Times New Roman" w:cs="Times New Roman"/>
@@ -2119,7 +2082,6 @@
               </w:rPr>
               <w:t>s_token</w:t>
             </w:r>
-            <w:proofErr w:type="spellEnd"/>
             <w:r>
               <w:rPr>
                 <w:rFonts w:ascii="Times New Roman" w:eastAsia="DFKai-SB" w:hAnsi="Times New Roman" w:cs="Times New Roman" w:hint="eastAsia"/>
@@ -2165,21 +2127,12 @@
               </w:rPr>
               <w:t>驗證用</w:t>
             </w:r>
-            <w:proofErr w:type="spellStart"/>
-            <w:r>
-              <w:rPr>
-                <w:rFonts w:ascii="Times New Roman" w:eastAsia="DFKai-SB" w:hAnsi="Times New Roman"/>
-                <w:sz w:val="28"/>
-              </w:rPr>
-              <w:t>QRCode</w:t>
-            </w:r>
-            <w:proofErr w:type="spellEnd"/>
-            <w:r>
-              <w:rPr>
-                <w:rFonts w:ascii="Times New Roman" w:eastAsia="DFKai-SB" w:hAnsi="Times New Roman"/>
-                <w:sz w:val="28"/>
-              </w:rPr>
-              <w:t xml:space="preserve"> Token</w:t>
+            <w:r>
+              <w:rPr>
+                <w:rFonts w:ascii="Times New Roman" w:eastAsia="DFKai-SB" w:hAnsi="Times New Roman"/>
+                <w:sz w:val="28"/>
+              </w:rPr>
+              <w:t>QRCode Token</w:t>
             </w:r>
             <w:r>
               <w:rPr>
@@ -2328,7 +2281,6 @@
                 <w:sz w:val="28"/>
               </w:rPr>
             </w:pPr>
-            <w:proofErr w:type="spellStart"/>
             <w:r>
               <w:rPr>
                 <w:rFonts w:ascii="Times New Roman" w:eastAsia="DFKai-SB" w:hAnsi="Times New Roman" w:cs="Times New Roman"/>
@@ -2338,7 +2290,6 @@
               </w:rPr>
               <w:t>token_id</w:t>
             </w:r>
-            <w:proofErr w:type="spellEnd"/>
           </w:p>
         </w:tc>
         <w:tc>
@@ -2466,7 +2417,6 @@
                 <w:sz w:val="28"/>
               </w:rPr>
             </w:pPr>
-            <w:proofErr w:type="spellStart"/>
             <w:r>
               <w:rPr>
                 <w:rFonts w:ascii="Times New Roman" w:eastAsia="DFKai-SB" w:hAnsi="Times New Roman" w:cs="Times New Roman"/>
@@ -2476,7 +2426,6 @@
               </w:rPr>
               <w:t>device_serial</w:t>
             </w:r>
-            <w:proofErr w:type="spellEnd"/>
           </w:p>
         </w:tc>
         <w:tc>
@@ -2593,7 +2542,6 @@
                 <w:sz w:val="28"/>
               </w:rPr>
             </w:pPr>
-            <w:proofErr w:type="spellStart"/>
             <w:r>
               <w:rPr>
                 <w:rFonts w:ascii="Times New Roman" w:eastAsia="DFKai-SB" w:hAnsi="Times New Roman" w:cs="Times New Roman"/>
@@ -2603,7 +2551,6 @@
               </w:rPr>
               <w:t>staff_id</w:t>
             </w:r>
-            <w:proofErr w:type="spellEnd"/>
           </w:p>
         </w:tc>
         <w:tc>
@@ -2845,7 +2792,6 @@
                 <w:sz w:val="28"/>
               </w:rPr>
             </w:pPr>
-            <w:proofErr w:type="spellStart"/>
             <w:r>
               <w:rPr>
                 <w:rFonts w:ascii="Times New Roman" w:eastAsia="DFKai-SB" w:hAnsi="Times New Roman" w:cs="Times New Roman"/>
@@ -2855,7 +2801,6 @@
               </w:rPr>
               <w:t>expire_time</w:t>
             </w:r>
-            <w:proofErr w:type="spellEnd"/>
           </w:p>
         </w:tc>
         <w:tc>
@@ -3015,7 +2960,6 @@
               </w:rPr>
               <w:t xml:space="preserve"> </w:t>
             </w:r>
-            <w:proofErr w:type="spellStart"/>
             <w:r>
               <w:rPr>
                 <w:rFonts w:ascii="Times New Roman" w:eastAsia="DFKai-SB" w:hAnsi="Times New Roman" w:cs="Times New Roman"/>
@@ -3026,7 +2970,6 @@
               </w:rPr>
               <w:t>s_event_logs</w:t>
             </w:r>
-            <w:proofErr w:type="spellEnd"/>
             <w:r>
               <w:rPr>
                 <w:rFonts w:ascii="Times New Roman" w:eastAsia="DFKai-SB" w:hAnsi="Times New Roman" w:cs="Times New Roman" w:hint="eastAsia"/>
@@ -3220,61 +3163,59 @@
             <w:pPr>
               <w:jc w:val="center"/>
               <w:rPr>
+                <w:rFonts w:ascii="Times New Roman" w:eastAsia="DFKai-SB" w:hAnsi="Times New Roman"/>
+                <w:sz w:val="28"/>
+              </w:rPr>
+            </w:pPr>
+            <w:r>
+              <w:rPr>
+                <w:rFonts w:ascii="Times New Roman" w:eastAsia="DFKai-SB" w:hAnsi="Times New Roman"/>
+                <w:sz w:val="28"/>
+              </w:rPr>
+              <w:t>event_id</w:t>
+            </w:r>
+          </w:p>
+        </w:tc>
+        <w:tc>
+          <w:tcPr>
+            <w:tcW w:w="1287" w:type="pct"/>
+            <w:vAlign w:val="center"/>
+          </w:tcPr>
+          <w:p>
+            <w:pPr>
+              <w:jc w:val="center"/>
+              <w:rPr>
+                <w:rFonts w:ascii="Times New Roman" w:eastAsia="DFKai-SB" w:hAnsi="Times New Roman"/>
+                <w:sz w:val="28"/>
+              </w:rPr>
+            </w:pPr>
+            <w:r>
+              <w:rPr>
                 <w:rFonts w:ascii="Times New Roman" w:eastAsia="DFKai-SB" w:hAnsi="Times New Roman" w:hint="eastAsia"/>
                 <w:sz w:val="28"/>
               </w:rPr>
-            </w:pPr>
-            <w:proofErr w:type="spellStart"/>
-            <w:r>
-              <w:rPr>
-                <w:rFonts w:ascii="Times New Roman" w:eastAsia="DFKai-SB" w:hAnsi="Times New Roman"/>
-                <w:sz w:val="28"/>
-              </w:rPr>
-              <w:t>event_id</w:t>
-            </w:r>
-            <w:proofErr w:type="spellEnd"/>
-          </w:p>
-        </w:tc>
-        <w:tc>
-          <w:tcPr>
-            <w:tcW w:w="1287" w:type="pct"/>
-            <w:vAlign w:val="center"/>
-          </w:tcPr>
-          <w:p>
-            <w:pPr>
-              <w:jc w:val="center"/>
+              <w:t>偵測事件編號</w:t>
+            </w:r>
+          </w:p>
+        </w:tc>
+        <w:tc>
+          <w:tcPr>
+            <w:tcW w:w="1245" w:type="pct"/>
+            <w:vAlign w:val="center"/>
+          </w:tcPr>
+          <w:p>
+            <w:pPr>
+              <w:jc w:val="center"/>
+              <w:rPr>
+                <w:rFonts w:ascii="Times New Roman" w:eastAsia="DFKai-SB" w:hAnsi="Times New Roman"/>
+                <w:sz w:val="28"/>
+              </w:rPr>
+            </w:pPr>
+            <w:r>
               <w:rPr>
                 <w:rFonts w:ascii="Times New Roman" w:eastAsia="DFKai-SB" w:hAnsi="Times New Roman" w:hint="eastAsia"/>
                 <w:sz w:val="28"/>
               </w:rPr>
-            </w:pPr>
-            <w:r>
-              <w:rPr>
-                <w:rFonts w:ascii="Times New Roman" w:eastAsia="DFKai-SB" w:hAnsi="Times New Roman" w:hint="eastAsia"/>
-                <w:sz w:val="28"/>
-              </w:rPr>
-              <w:t>偵測事件編號</w:t>
-            </w:r>
-          </w:p>
-        </w:tc>
-        <w:tc>
-          <w:tcPr>
-            <w:tcW w:w="1245" w:type="pct"/>
-            <w:vAlign w:val="center"/>
-          </w:tcPr>
-          <w:p>
-            <w:pPr>
-              <w:jc w:val="center"/>
-              <w:rPr>
-                <w:rFonts w:ascii="Times New Roman" w:eastAsia="DFKai-SB" w:hAnsi="Times New Roman" w:hint="eastAsia"/>
-                <w:sz w:val="28"/>
-              </w:rPr>
-            </w:pPr>
-            <w:r>
-              <w:rPr>
-                <w:rFonts w:ascii="Times New Roman" w:eastAsia="DFKai-SB" w:hAnsi="Times New Roman" w:hint="eastAsia"/>
-                <w:sz w:val="28"/>
-              </w:rPr>
               <w:t>INT</w:t>
             </w:r>
           </w:p>
@@ -3288,7 +3229,7 @@
             <w:pPr>
               <w:jc w:val="center"/>
               <w:rPr>
-                <w:rFonts w:ascii="Times New Roman" w:eastAsia="DFKai-SB" w:hAnsi="Times New Roman" w:hint="eastAsia"/>
+                <w:rFonts w:ascii="Times New Roman" w:eastAsia="DFKai-SB" w:hAnsi="Times New Roman"/>
                 <w:sz w:val="28"/>
               </w:rPr>
             </w:pPr>
@@ -3303,7 +3244,7 @@
             <w:pPr>
               <w:jc w:val="center"/>
               <w:rPr>
-                <w:rFonts w:ascii="Times New Roman" w:eastAsia="DFKai-SB" w:hAnsi="Times New Roman" w:hint="eastAsia"/>
+                <w:rFonts w:ascii="Times New Roman" w:eastAsia="DFKai-SB" w:hAnsi="Times New Roman"/>
                 <w:sz w:val="28"/>
               </w:rPr>
             </w:pPr>
@@ -3334,7 +3275,6 @@
                 <w:sz w:val="28"/>
               </w:rPr>
             </w:pPr>
-            <w:proofErr w:type="spellStart"/>
             <w:r>
               <w:rPr>
                 <w:rFonts w:ascii="Times New Roman" w:eastAsia="DFKai-SB" w:hAnsi="Times New Roman" w:cs="Times New Roman"/>
@@ -3344,7 +3284,6 @@
               </w:rPr>
               <w:t>device_serial</w:t>
             </w:r>
-            <w:proofErr w:type="spellEnd"/>
           </w:p>
         </w:tc>
         <w:tc>
@@ -3452,7 +3391,6 @@
                 <w:sz w:val="28"/>
               </w:rPr>
             </w:pPr>
-            <w:proofErr w:type="spellStart"/>
             <w:r>
               <w:rPr>
                 <w:rFonts w:ascii="Times New Roman" w:eastAsia="DFKai-SB" w:hAnsi="Times New Roman" w:cs="Times New Roman"/>
@@ -3462,7 +3400,6 @@
               </w:rPr>
               <w:t>event_time</w:t>
             </w:r>
-            <w:proofErr w:type="spellEnd"/>
           </w:p>
         </w:tc>
         <w:tc>
@@ -3561,7 +3498,6 @@
                 <w:sz w:val="28"/>
               </w:rPr>
             </w:pPr>
-            <w:proofErr w:type="spellStart"/>
             <w:r>
               <w:rPr>
                 <w:rFonts w:ascii="Times New Roman" w:eastAsia="DFKai-SB" w:hAnsi="Times New Roman" w:cs="Times New Roman"/>
@@ -3571,7 +3507,6 @@
               </w:rPr>
               <w:t>camera_position</w:t>
             </w:r>
-            <w:proofErr w:type="spellEnd"/>
           </w:p>
         </w:tc>
         <w:tc>
@@ -3679,7 +3614,6 @@
                 <w:sz w:val="28"/>
               </w:rPr>
             </w:pPr>
-            <w:proofErr w:type="spellStart"/>
             <w:r>
               <w:rPr>
                 <w:rFonts w:ascii="Times New Roman" w:eastAsia="DFKai-SB" w:hAnsi="Times New Roman" w:cs="Times New Roman"/>
@@ -3689,7 +3623,6 @@
               </w:rPr>
               <w:t>detected_objects</w:t>
             </w:r>
-            <w:proofErr w:type="spellEnd"/>
           </w:p>
         </w:tc>
         <w:tc>
@@ -3788,7 +3721,6 @@
                 <w:sz w:val="28"/>
               </w:rPr>
             </w:pPr>
-            <w:proofErr w:type="spellStart"/>
             <w:r>
               <w:rPr>
                 <w:rFonts w:ascii="Times New Roman" w:eastAsia="DFKai-SB" w:hAnsi="Times New Roman" w:cs="Times New Roman"/>
@@ -3798,7 +3730,6 @@
               </w:rPr>
               <w:t>alert_level</w:t>
             </w:r>
-            <w:proofErr w:type="spellEnd"/>
           </w:p>
         </w:tc>
         <w:tc>
@@ -3897,7 +3828,6 @@
                 <w:sz w:val="28"/>
               </w:rPr>
             </w:pPr>
-            <w:proofErr w:type="spellStart"/>
             <w:r>
               <w:rPr>
                 <w:rFonts w:ascii="Times New Roman" w:eastAsia="DFKai-SB" w:hAnsi="Times New Roman" w:cs="Times New Roman"/>
@@ -3907,7 +3837,6 @@
               </w:rPr>
               <w:t>image_path</w:t>
             </w:r>
-            <w:proofErr w:type="spellEnd"/>
           </w:p>
         </w:tc>
         <w:tc>
@@ -3923,7 +3852,6 @@
                 <w:sz w:val="28"/>
               </w:rPr>
             </w:pPr>
-            <w:proofErr w:type="gramStart"/>
             <w:r>
               <w:rPr>
                 <w:rFonts w:ascii="Times New Roman" w:eastAsia="DFKai-SB" w:hAnsi="Times New Roman" w:cs="PMingLiU"/>
@@ -3933,7 +3861,6 @@
               </w:rPr>
               <w:t>截圖路徑</w:t>
             </w:r>
-            <w:proofErr w:type="gramEnd"/>
           </w:p>
         </w:tc>
         <w:tc>
@@ -4017,7 +3944,6 @@
                 <w:sz w:val="28"/>
               </w:rPr>
             </w:pPr>
-            <w:proofErr w:type="spellStart"/>
             <w:r>
               <w:rPr>
                 <w:rFonts w:ascii="Times New Roman" w:eastAsia="DFKai-SB" w:hAnsi="Times New Roman" w:cs="Times New Roman"/>
@@ -4027,7 +3953,6 @@
               </w:rPr>
               <w:t>video_path</w:t>
             </w:r>
-            <w:proofErr w:type="spellEnd"/>
           </w:p>
         </w:tc>
         <w:tc>
@@ -4263,7 +4188,7 @@
             <w:pPr>
               <w:jc w:val="center"/>
               <w:rPr>
-                <w:rFonts w:ascii="Times New Roman" w:eastAsia="DFKai-SB" w:hAnsi="Times New Roman" w:cs="PMingLiU" w:hint="eastAsia"/>
+                <w:rFonts w:ascii="Times New Roman" w:eastAsia="DFKai-SB" w:hAnsi="Times New Roman" w:cs="PMingLiU"/>
                 <w:sz w:val="28"/>
               </w:rPr>
             </w:pPr>
@@ -4287,7 +4212,6 @@
               </w:rPr>
               <w:t xml:space="preserve"> </w:t>
             </w:r>
-            <w:proofErr w:type="spellStart"/>
             <w:r>
               <w:rPr>
                 <w:rFonts w:ascii="Times New Roman" w:eastAsia="DFKai-SB" w:hAnsi="Times New Roman" w:cs="Times New Roman"/>
@@ -4298,7 +4222,6 @@
               </w:rPr>
               <w:t>s_raw_camera_images</w:t>
             </w:r>
-            <w:proofErr w:type="spellEnd"/>
             <w:r>
               <w:rPr>
                 <w:rFonts w:ascii="Times New Roman" w:eastAsia="DFKai-SB" w:hAnsi="Times New Roman" w:cs="Times New Roman" w:hint="eastAsia"/>
@@ -4506,7 +4429,6 @@
                 <w:sz w:val="28"/>
               </w:rPr>
             </w:pPr>
-            <w:proofErr w:type="spellStart"/>
             <w:r>
               <w:rPr>
                 <w:rFonts w:ascii="Times New Roman" w:eastAsia="DFKai-SB" w:hAnsi="Times New Roman"/>
@@ -4514,7 +4436,6 @@
               </w:rPr>
               <w:t>image_id</w:t>
             </w:r>
-            <w:proofErr w:type="spellEnd"/>
           </w:p>
         </w:tc>
         <w:tc>
@@ -4627,7 +4548,6 @@
                 <w:sz w:val="28"/>
               </w:rPr>
             </w:pPr>
-            <w:proofErr w:type="spellStart"/>
             <w:r>
               <w:rPr>
                 <w:rFonts w:ascii="Times New Roman" w:eastAsia="DFKai-SB" w:hAnsi="Times New Roman"/>
@@ -4635,7 +4555,6 @@
               </w:rPr>
               <w:t>device_serial</w:t>
             </w:r>
-            <w:proofErr w:type="spellEnd"/>
           </w:p>
         </w:tc>
         <w:tc>
@@ -4734,7 +4653,6 @@
                 <w:sz w:val="28"/>
               </w:rPr>
             </w:pPr>
-            <w:proofErr w:type="spellStart"/>
             <w:r>
               <w:rPr>
                 <w:rFonts w:ascii="Times New Roman" w:eastAsia="DFKai-SB" w:hAnsi="Times New Roman"/>
@@ -4742,7 +4660,6 @@
               </w:rPr>
               <w:t>event_time</w:t>
             </w:r>
-            <w:proofErr w:type="spellEnd"/>
           </w:p>
         </w:tc>
         <w:tc>
@@ -4834,7 +4751,6 @@
                 <w:sz w:val="28"/>
               </w:rPr>
             </w:pPr>
-            <w:proofErr w:type="spellStart"/>
             <w:r>
               <w:rPr>
                 <w:rFonts w:ascii="Times New Roman" w:eastAsia="DFKai-SB" w:hAnsi="Times New Roman"/>
@@ -4842,7 +4758,6 @@
               </w:rPr>
               <w:t>camera_position</w:t>
             </w:r>
-            <w:proofErr w:type="spellEnd"/>
           </w:p>
         </w:tc>
         <w:tc>
@@ -4941,7 +4856,6 @@
                 <w:sz w:val="28"/>
               </w:rPr>
             </w:pPr>
-            <w:proofErr w:type="spellStart"/>
             <w:r>
               <w:rPr>
                 <w:rFonts w:ascii="Times New Roman" w:eastAsia="DFKai-SB" w:hAnsi="Times New Roman"/>
@@ -4949,7 +4863,6 @@
               </w:rPr>
               <w:t>image_type</w:t>
             </w:r>
-            <w:proofErr w:type="spellEnd"/>
           </w:p>
         </w:tc>
         <w:tc>
@@ -5048,7 +4961,6 @@
                 <w:sz w:val="28"/>
               </w:rPr>
             </w:pPr>
-            <w:proofErr w:type="spellStart"/>
             <w:r>
               <w:rPr>
                 <w:rFonts w:ascii="Times New Roman" w:eastAsia="DFKai-SB" w:hAnsi="Times New Roman"/>
@@ -5056,7 +4968,6 @@
               </w:rPr>
               <w:t>image_path</w:t>
             </w:r>
-            <w:proofErr w:type="spellEnd"/>
           </w:p>
         </w:tc>
         <w:tc>
@@ -5155,7 +5066,6 @@
                 <w:sz w:val="28"/>
               </w:rPr>
             </w:pPr>
-            <w:proofErr w:type="spellStart"/>
             <w:r>
               <w:rPr>
                 <w:rFonts w:ascii="Times New Roman" w:eastAsia="DFKai-SB" w:hAnsi="Times New Roman"/>
@@ -5163,7 +5073,6 @@
               </w:rPr>
               <w:t>video_path</w:t>
             </w:r>
-            <w:proofErr w:type="spellEnd"/>
           </w:p>
         </w:tc>
         <w:tc>
@@ -5511,20 +5420,8 @@
                 <w:szCs w:val="27"/>
                 <w14:ligatures w14:val="none"/>
               </w:rPr>
-              <w:t xml:space="preserve"> </w:t>
-            </w:r>
-            <w:proofErr w:type="spellStart"/>
-            <w:r>
-              <w:rPr>
-                <w:rFonts w:ascii="Times New Roman" w:eastAsia="DFKai-SB" w:hAnsi="Times New Roman" w:cs="Times New Roman"/>
-                <w:kern w:val="0"/>
-                <w:sz w:val="28"/>
-                <w:szCs w:val="27"/>
-                <w14:ligatures w14:val="none"/>
-              </w:rPr>
-              <w:t>s_fatigue_events</w:t>
-            </w:r>
-            <w:proofErr w:type="spellEnd"/>
+              <w:t xml:space="preserve"> s_fatigue_events</w:t>
+            </w:r>
             <w:r>
               <w:rPr>
                 <w:rFonts w:ascii="Times New Roman" w:eastAsia="DFKai-SB" w:hAnsi="Times New Roman" w:cs="Times New Roman" w:hint="eastAsia"/>
@@ -5721,7 +5618,6 @@
                 <w:sz w:val="28"/>
               </w:rPr>
             </w:pPr>
-            <w:proofErr w:type="spellStart"/>
             <w:r>
               <w:rPr>
                 <w:rFonts w:ascii="Times New Roman" w:eastAsia="DFKai-SB" w:hAnsi="Times New Roman"/>
@@ -5729,7 +5625,6 @@
               </w:rPr>
               <w:t>fatigue_id</w:t>
             </w:r>
-            <w:proofErr w:type="spellEnd"/>
           </w:p>
         </w:tc>
         <w:tc>
@@ -5835,7 +5730,6 @@
                 <w:sz w:val="28"/>
               </w:rPr>
             </w:pPr>
-            <w:proofErr w:type="spellStart"/>
             <w:r>
               <w:rPr>
                 <w:rFonts w:ascii="Times New Roman" w:eastAsia="DFKai-SB" w:hAnsi="Times New Roman"/>
@@ -5843,7 +5737,6 @@
               </w:rPr>
               <w:t>staff_id</w:t>
             </w:r>
-            <w:proofErr w:type="spellEnd"/>
           </w:p>
         </w:tc>
         <w:tc>
@@ -5956,7 +5849,6 @@
                 <w:sz w:val="28"/>
               </w:rPr>
             </w:pPr>
-            <w:proofErr w:type="spellStart"/>
             <w:r>
               <w:rPr>
                 <w:rFonts w:ascii="Times New Roman" w:eastAsia="DFKai-SB" w:hAnsi="Times New Roman"/>
@@ -5964,7 +5856,6 @@
               </w:rPr>
               <w:t>device_serial</w:t>
             </w:r>
-            <w:proofErr w:type="spellEnd"/>
           </w:p>
         </w:tc>
         <w:tc>
@@ -6063,7 +5954,6 @@
                 <w:sz w:val="28"/>
               </w:rPr>
             </w:pPr>
-            <w:proofErr w:type="spellStart"/>
             <w:r>
               <w:rPr>
                 <w:rFonts w:ascii="Times New Roman" w:eastAsia="DFKai-SB" w:hAnsi="Times New Roman"/>
@@ -6072,7 +5962,6 @@
               <w:lastRenderedPageBreak/>
               <w:t>event_time</w:t>
             </w:r>
-            <w:proofErr w:type="spellEnd"/>
           </w:p>
         </w:tc>
         <w:tc>
@@ -6269,7 +6158,6 @@
                 <w:sz w:val="28"/>
               </w:rPr>
             </w:pPr>
-            <w:proofErr w:type="spellStart"/>
             <w:r>
               <w:rPr>
                 <w:rFonts w:ascii="Times New Roman" w:eastAsia="DFKai-SB" w:hAnsi="Times New Roman"/>
@@ -6277,7 +6165,6 @@
               </w:rPr>
               <w:t>fatigue_level</w:t>
             </w:r>
-            <w:proofErr w:type="spellEnd"/>
           </w:p>
         </w:tc>
         <w:tc>
@@ -6467,7 +6354,6 @@
                 <w:sz w:val="28"/>
               </w:rPr>
             </w:pPr>
-            <w:proofErr w:type="spellStart"/>
             <w:r>
               <w:rPr>
                 <w:rFonts w:ascii="Times New Roman" w:eastAsia="DFKai-SB" w:hAnsi="Times New Roman"/>
@@ -6475,7 +6361,6 @@
               </w:rPr>
               <w:t>image_path</w:t>
             </w:r>
-            <w:proofErr w:type="spellEnd"/>
           </w:p>
         </w:tc>
         <w:tc>
@@ -6491,7 +6376,6 @@
                 <w:sz w:val="28"/>
               </w:rPr>
             </w:pPr>
-            <w:proofErr w:type="gramStart"/>
             <w:r>
               <w:rPr>
                 <w:rFonts w:ascii="Times New Roman" w:eastAsia="DFKai-SB" w:hAnsi="Times New Roman" w:cs="PMingLiU" w:hint="eastAsia"/>
@@ -6499,7 +6383,6 @@
               </w:rPr>
               <w:t>截圖路徑</w:t>
             </w:r>
-            <w:proofErr w:type="gramEnd"/>
           </w:p>
         </w:tc>
         <w:tc>
@@ -6576,7 +6459,6 @@
                 <w:sz w:val="28"/>
               </w:rPr>
             </w:pPr>
-            <w:proofErr w:type="spellStart"/>
             <w:r>
               <w:rPr>
                 <w:rFonts w:ascii="Times New Roman" w:eastAsia="DFKai-SB" w:hAnsi="Times New Roman"/>
@@ -6584,7 +6466,6 @@
               </w:rPr>
               <w:t>video_path</w:t>
             </w:r>
-            <w:proofErr w:type="spellEnd"/>
           </w:p>
         </w:tc>
         <w:tc>
@@ -6936,7 +6817,6 @@
               </w:rPr>
               <w:t xml:space="preserve"> </w:t>
             </w:r>
-            <w:proofErr w:type="spellStart"/>
             <w:r>
               <w:rPr>
                 <w:rFonts w:ascii="Times New Roman" w:eastAsia="DFKai-SB" w:hAnsi="Times New Roman" w:cs="Times New Roman"/>
@@ -6947,7 +6827,6 @@
               </w:rPr>
               <w:t>s_violation_events</w:t>
             </w:r>
-            <w:proofErr w:type="spellEnd"/>
             <w:r>
               <w:rPr>
                 <w:rFonts w:ascii="Times New Roman" w:eastAsia="DFKai-SB" w:hAnsi="Times New Roman" w:cs="Times New Roman" w:hint="eastAsia"/>
@@ -7156,7 +7035,6 @@
                 <w14:ligatures w14:val="none"/>
               </w:rPr>
             </w:pPr>
-            <w:proofErr w:type="spellStart"/>
             <w:r>
               <w:rPr>
                 <w:rFonts w:ascii="Times New Roman" w:eastAsia="DFKai-SB" w:hAnsi="Times New Roman" w:cs="Times New Roman"/>
@@ -7166,7 +7044,6 @@
               </w:rPr>
               <w:t>violation_id</w:t>
             </w:r>
-            <w:proofErr w:type="spellEnd"/>
           </w:p>
         </w:tc>
         <w:tc>
@@ -7295,7 +7172,6 @@
                 <w14:ligatures w14:val="none"/>
               </w:rPr>
             </w:pPr>
-            <w:proofErr w:type="spellStart"/>
             <w:r>
               <w:rPr>
                 <w:rFonts w:ascii="Times New Roman" w:eastAsia="DFKai-SB" w:hAnsi="Times New Roman" w:cs="Times New Roman"/>
@@ -7305,7 +7181,6 @@
               </w:rPr>
               <w:t>staff_id</w:t>
             </w:r>
-            <w:proofErr w:type="spellEnd"/>
           </w:p>
         </w:tc>
         <w:tc>
@@ -7443,7 +7318,6 @@
                 <w14:ligatures w14:val="none"/>
               </w:rPr>
             </w:pPr>
-            <w:proofErr w:type="spellStart"/>
             <w:r>
               <w:rPr>
                 <w:rFonts w:ascii="Times New Roman" w:eastAsia="DFKai-SB" w:hAnsi="Times New Roman" w:cs="Times New Roman"/>
@@ -7453,7 +7327,6 @@
               </w:rPr>
               <w:t>device_serial</w:t>
             </w:r>
-            <w:proofErr w:type="spellEnd"/>
           </w:p>
         </w:tc>
         <w:tc>
@@ -7573,7 +7446,6 @@
                 <w14:ligatures w14:val="none"/>
               </w:rPr>
             </w:pPr>
-            <w:proofErr w:type="spellStart"/>
             <w:r>
               <w:rPr>
                 <w:rFonts w:ascii="Times New Roman" w:eastAsia="DFKai-SB" w:hAnsi="Times New Roman" w:cs="Times New Roman"/>
@@ -7583,7 +7455,6 @@
               </w:rPr>
               <w:t>event_time</w:t>
             </w:r>
-            <w:proofErr w:type="spellEnd"/>
           </w:p>
         </w:tc>
         <w:tc>
@@ -7695,7 +7566,6 @@
                 <w14:ligatures w14:val="none"/>
               </w:rPr>
             </w:pPr>
-            <w:proofErr w:type="spellStart"/>
             <w:r>
               <w:rPr>
                 <w:rFonts w:ascii="Times New Roman" w:eastAsia="DFKai-SB" w:hAnsi="Times New Roman" w:cs="Times New Roman"/>
@@ -7705,7 +7575,6 @@
               </w:rPr>
               <w:t>violation_type</w:t>
             </w:r>
-            <w:proofErr w:type="spellEnd"/>
           </w:p>
         </w:tc>
         <w:tc>
@@ -7825,7 +7694,6 @@
                 <w14:ligatures w14:val="none"/>
               </w:rPr>
             </w:pPr>
-            <w:proofErr w:type="spellStart"/>
             <w:r>
               <w:rPr>
                 <w:rFonts w:ascii="Times New Roman" w:eastAsia="DFKai-SB" w:hAnsi="Times New Roman" w:cs="Times New Roman"/>
@@ -7835,7 +7703,6 @@
               </w:rPr>
               <w:t>violation_level</w:t>
             </w:r>
-            <w:proofErr w:type="spellEnd"/>
           </w:p>
         </w:tc>
         <w:tc>
@@ -7947,7 +7814,6 @@
                 <w14:ligatures w14:val="none"/>
               </w:rPr>
             </w:pPr>
-            <w:proofErr w:type="spellStart"/>
             <w:r>
               <w:rPr>
                 <w:rFonts w:ascii="Times New Roman" w:eastAsia="DFKai-SB" w:hAnsi="Times New Roman" w:cs="Times New Roman"/>
@@ -7957,7 +7823,6 @@
               </w:rPr>
               <w:t>camera_position</w:t>
             </w:r>
-            <w:proofErr w:type="spellEnd"/>
           </w:p>
         </w:tc>
         <w:tc>
@@ -8077,7 +7942,6 @@
                 <w14:ligatures w14:val="none"/>
               </w:rPr>
             </w:pPr>
-            <w:proofErr w:type="spellStart"/>
             <w:r>
               <w:rPr>
                 <w:rFonts w:ascii="Times New Roman" w:eastAsia="DFKai-SB" w:hAnsi="Times New Roman" w:cs="Times New Roman"/>
@@ -8087,7 +7951,6 @@
               </w:rPr>
               <w:t>image_path</w:t>
             </w:r>
-            <w:proofErr w:type="spellEnd"/>
           </w:p>
         </w:tc>
         <w:tc>
@@ -8106,7 +7969,6 @@
                 <w14:ligatures w14:val="none"/>
               </w:rPr>
             </w:pPr>
-            <w:proofErr w:type="gramStart"/>
             <w:r>
               <w:rPr>
                 <w:rFonts w:ascii="Times New Roman" w:eastAsia="DFKai-SB" w:hAnsi="Times New Roman" w:cs="PMingLiU"/>
@@ -8116,7 +7978,6 @@
               </w:rPr>
               <w:t>截圖路徑</w:t>
             </w:r>
-            <w:proofErr w:type="gramEnd"/>
           </w:p>
         </w:tc>
         <w:tc>
@@ -8209,7 +8070,6 @@
                 <w14:ligatures w14:val="none"/>
               </w:rPr>
             </w:pPr>
-            <w:proofErr w:type="spellStart"/>
             <w:r>
               <w:rPr>
                 <w:rFonts w:ascii="Times New Roman" w:eastAsia="DFKai-SB" w:hAnsi="Times New Roman" w:cs="Times New Roman"/>
@@ -8220,7 +8080,6 @@
               <w:lastRenderedPageBreak/>
               <w:t>video_path</w:t>
             </w:r>
-            <w:proofErr w:type="spellEnd"/>
           </w:p>
         </w:tc>
         <w:tc>
@@ -8469,7 +8328,6 @@
                 <w14:ligatures w14:val="none"/>
               </w:rPr>
             </w:pPr>
-            <w:proofErr w:type="spellStart"/>
             <w:r>
               <w:rPr>
                 <w:rFonts w:ascii="Times New Roman" w:eastAsia="DFKai-SB" w:hAnsi="Times New Roman" w:cs="Times New Roman"/>
@@ -8479,7 +8337,6 @@
               </w:rPr>
               <w:t>location_coord</w:t>
             </w:r>
-            <w:proofErr w:type="spellEnd"/>
           </w:p>
         </w:tc>
         <w:tc>
@@ -8643,7 +8500,6 @@
               </w:rPr>
               <w:t xml:space="preserve"> </w:t>
             </w:r>
-            <w:proofErr w:type="spellStart"/>
             <w:r>
               <w:rPr>
                 <w:rFonts w:ascii="Times New Roman" w:eastAsia="DFKai-SB" w:hAnsi="Times New Roman" w:cs="Times New Roman"/>
@@ -8654,7 +8510,6 @@
               </w:rPr>
               <w:t>s_violation_event_details</w:t>
             </w:r>
-            <w:proofErr w:type="spellEnd"/>
             <w:r>
               <w:rPr>
                 <w:rFonts w:ascii="Times New Roman" w:eastAsia="DFKai-SB" w:hAnsi="Times New Roman" w:cs="Times New Roman" w:hint="eastAsia"/>
@@ -8866,7 +8721,6 @@
                 <w:sz w:val="28"/>
               </w:rPr>
             </w:pPr>
-            <w:proofErr w:type="spellStart"/>
             <w:r>
               <w:rPr>
                 <w:rFonts w:ascii="Times New Roman" w:eastAsia="DFKai-SB" w:hAnsi="Times New Roman" w:cs="Times New Roman"/>
@@ -8876,7 +8730,6 @@
               </w:rPr>
               <w:t>detail_id</w:t>
             </w:r>
-            <w:proofErr w:type="spellEnd"/>
           </w:p>
         </w:tc>
         <w:tc>
@@ -8981,7 +8834,6 @@
                 <w:sz w:val="28"/>
               </w:rPr>
             </w:pPr>
-            <w:proofErr w:type="spellStart"/>
             <w:r>
               <w:rPr>
                 <w:rFonts w:ascii="Times New Roman" w:eastAsia="DFKai-SB" w:hAnsi="Times New Roman" w:cs="Times New Roman"/>
@@ -8991,7 +8843,6 @@
               </w:rPr>
               <w:t>violation_id</w:t>
             </w:r>
-            <w:proofErr w:type="spellEnd"/>
           </w:p>
         </w:tc>
         <w:tc>
@@ -9096,7 +8947,6 @@
                 <w:sz w:val="28"/>
               </w:rPr>
             </w:pPr>
-            <w:proofErr w:type="spellStart"/>
             <w:r>
               <w:rPr>
                 <w:rFonts w:ascii="Times New Roman" w:eastAsia="DFKai-SB" w:hAnsi="Times New Roman" w:cs="Times New Roman"/>
@@ -9106,7 +8956,6 @@
               </w:rPr>
               <w:t>penalty_code</w:t>
             </w:r>
-            <w:proofErr w:type="spellEnd"/>
           </w:p>
         </w:tc>
         <w:tc>
@@ -9324,7 +9173,6 @@
                 <w:sz w:val="28"/>
               </w:rPr>
             </w:pPr>
-            <w:proofErr w:type="spellStart"/>
             <w:r>
               <w:rPr>
                 <w:rFonts w:ascii="Times New Roman" w:eastAsia="DFKai-SB" w:hAnsi="Times New Roman" w:cs="Times New Roman"/>
@@ -9334,7 +9182,6 @@
               </w:rPr>
               <w:t>point_deducted</w:t>
             </w:r>
-            <w:proofErr w:type="spellEnd"/>
           </w:p>
         </w:tc>
         <w:tc>
@@ -9430,7 +9277,6 @@
                 <w:sz w:val="28"/>
               </w:rPr>
             </w:pPr>
-            <w:proofErr w:type="spellStart"/>
             <w:r>
               <w:rPr>
                 <w:rFonts w:ascii="Times New Roman" w:eastAsia="DFKai-SB" w:hAnsi="Times New Roman" w:cs="Times New Roman"/>
@@ -9440,7 +9286,6 @@
               </w:rPr>
               <w:t>suggestion_text</w:t>
             </w:r>
-            <w:proofErr w:type="spellEnd"/>
           </w:p>
         </w:tc>
         <w:tc>
@@ -9649,7 +9494,6 @@
                 <w:sz w:val="28"/>
               </w:rPr>
             </w:pPr>
-            <w:proofErr w:type="spellStart"/>
             <w:r>
               <w:rPr>
                 <w:rFonts w:ascii="Times New Roman" w:eastAsia="DFKai-SB" w:hAnsi="Times New Roman" w:cs="Times New Roman"/>
@@ -9659,7 +9503,6 @@
               </w:rPr>
               <w:t>evidence_ref</w:t>
             </w:r>
-            <w:proofErr w:type="spellEnd"/>
           </w:p>
         </w:tc>
         <w:tc>
@@ -9784,7 +9627,7 @@
             <w:pPr>
               <w:jc w:val="center"/>
               <w:rPr>
-                <w:rFonts w:ascii="Timesnewromen" w:eastAsia="DFKai-SB" w:hAnsi="Timesnewromen" w:cs="PMingLiU"/>
+                <w:rFonts w:ascii="Timesnewromen" w:eastAsia="DFKai-SB" w:hAnsi="Timesnewromen" w:cs="PMingLiU" w:hint="eastAsia"/>
                 <w:kern w:val="0"/>
                 <w:sz w:val="28"/>
                 <w14:ligatures w14:val="none"/>
@@ -9809,7 +9652,6 @@
               </w:rPr>
               <w:t xml:space="preserve"> </w:t>
             </w:r>
-            <w:proofErr w:type="spellStart"/>
             <w:r>
               <w:rPr>
                 <w:rFonts w:ascii="Timesnewromen" w:eastAsia="DFKai-SB" w:hAnsi="Timesnewromen" w:cs="Times New Roman"/>
@@ -9820,7 +9662,6 @@
               </w:rPr>
               <w:t>s_driving_scores</w:t>
             </w:r>
-            <w:proofErr w:type="spellEnd"/>
             <w:r>
               <w:rPr>
                 <w:rFonts w:ascii="Timesnewromen" w:eastAsia="DFKai-SB" w:hAnsi="Timesnewromen" w:cs="Times New Roman" w:hint="eastAsia"/>
@@ -10031,7 +9872,6 @@
                 <w:sz w:val="28"/>
               </w:rPr>
             </w:pPr>
-            <w:proofErr w:type="spellStart"/>
             <w:r>
               <w:rPr>
                 <w:rFonts w:ascii="Timesnewromen" w:eastAsia="DFKai-SB" w:hAnsi="Timesnewromen" w:cs="Times New Roman"/>
@@ -10041,7 +9881,6 @@
               </w:rPr>
               <w:t>score_id</w:t>
             </w:r>
-            <w:proofErr w:type="spellEnd"/>
           </w:p>
         </w:tc>
         <w:tc>
@@ -10146,7 +9985,6 @@
                 <w:sz w:val="28"/>
               </w:rPr>
             </w:pPr>
-            <w:proofErr w:type="spellStart"/>
             <w:r>
               <w:rPr>
                 <w:rFonts w:ascii="Timesnewromen" w:eastAsia="DFKai-SB" w:hAnsi="Timesnewromen" w:cs="Times New Roman"/>
@@ -10156,7 +9994,6 @@
               </w:rPr>
               <w:t>staff_id</w:t>
             </w:r>
-            <w:proofErr w:type="spellEnd"/>
           </w:p>
         </w:tc>
         <w:tc>
@@ -10279,7 +10116,6 @@
                 <w:sz w:val="28"/>
               </w:rPr>
             </w:pPr>
-            <w:proofErr w:type="spellStart"/>
             <w:r>
               <w:rPr>
                 <w:rFonts w:ascii="Timesnewromen" w:eastAsia="DFKai-SB" w:hAnsi="Timesnewromen" w:cs="Times New Roman"/>
@@ -10290,7 +10126,6 @@
               <w:lastRenderedPageBreak/>
               <w:t>device_serial</w:t>
             </w:r>
-            <w:proofErr w:type="spellEnd"/>
           </w:p>
         </w:tc>
         <w:tc>
@@ -10395,7 +10230,6 @@
                 <w:sz w:val="28"/>
               </w:rPr>
             </w:pPr>
-            <w:proofErr w:type="spellStart"/>
             <w:r>
               <w:rPr>
                 <w:rFonts w:ascii="Timesnewromen" w:eastAsia="DFKai-SB" w:hAnsi="Timesnewromen" w:cs="Times New Roman"/>
@@ -10405,7 +10239,6 @@
               </w:rPr>
               <w:t>score_time</w:t>
             </w:r>
-            <w:proofErr w:type="spellEnd"/>
           </w:p>
         </w:tc>
         <w:tc>
@@ -10501,7 +10334,6 @@
                 <w:sz w:val="28"/>
               </w:rPr>
             </w:pPr>
-            <w:proofErr w:type="spellStart"/>
             <w:r>
               <w:rPr>
                 <w:rFonts w:ascii="Timesnewromen" w:eastAsia="DFKai-SB" w:hAnsi="Timesnewromen" w:cs="Times New Roman"/>
@@ -10511,7 +10343,6 @@
               </w:rPr>
               <w:t>total_score</w:t>
             </w:r>
-            <w:proofErr w:type="spellEnd"/>
           </w:p>
         </w:tc>
         <w:tc>
@@ -10607,7 +10438,6 @@
                 <w:sz w:val="28"/>
               </w:rPr>
             </w:pPr>
-            <w:proofErr w:type="spellStart"/>
             <w:r>
               <w:rPr>
                 <w:rFonts w:ascii="Timesnewromen" w:eastAsia="DFKai-SB" w:hAnsi="Timesnewromen" w:cs="Times New Roman"/>
@@ -10617,7 +10447,6 @@
               </w:rPr>
               <w:t>fatigue_score</w:t>
             </w:r>
-            <w:proofErr w:type="spellEnd"/>
           </w:p>
         </w:tc>
         <w:tc>
@@ -10713,7 +10542,6 @@
                 <w:sz w:val="28"/>
               </w:rPr>
             </w:pPr>
-            <w:proofErr w:type="spellStart"/>
             <w:r>
               <w:rPr>
                 <w:rFonts w:ascii="Timesnewromen" w:eastAsia="DFKai-SB" w:hAnsi="Timesnewromen" w:cs="Times New Roman"/>
@@ -10723,7 +10551,6 @@
               </w:rPr>
               <w:t>violation_score</w:t>
             </w:r>
-            <w:proofErr w:type="spellEnd"/>
           </w:p>
         </w:tc>
         <w:tc>
@@ -10819,7 +10646,6 @@
                 <w:sz w:val="28"/>
               </w:rPr>
             </w:pPr>
-            <w:proofErr w:type="spellStart"/>
             <w:r>
               <w:rPr>
                 <w:rFonts w:ascii="Timesnewromen" w:eastAsia="DFKai-SB" w:hAnsi="Timesnewromen" w:cs="Times New Roman"/>
@@ -10829,7 +10655,6 @@
               </w:rPr>
               <w:t>focus_score</w:t>
             </w:r>
-            <w:proofErr w:type="spellEnd"/>
           </w:p>
         </w:tc>
         <w:tc>
@@ -10925,7 +10750,6 @@
                 <w:sz w:val="28"/>
               </w:rPr>
             </w:pPr>
-            <w:proofErr w:type="spellStart"/>
             <w:r>
               <w:rPr>
                 <w:rFonts w:ascii="Timesnewromen" w:eastAsia="DFKai-SB" w:hAnsi="Timesnewromen" w:cs="Times New Roman"/>
@@ -10935,7 +10759,6 @@
               </w:rPr>
               <w:t>tag_summary</w:t>
             </w:r>
-            <w:proofErr w:type="spellEnd"/>
           </w:p>
         </w:tc>
         <w:tc>
@@ -11040,7 +10863,6 @@
                 <w:sz w:val="28"/>
               </w:rPr>
             </w:pPr>
-            <w:proofErr w:type="spellStart"/>
             <w:r>
               <w:rPr>
                 <w:rFonts w:ascii="Timesnewromen" w:eastAsia="DFKai-SB" w:hAnsi="Timesnewromen" w:cs="Times New Roman"/>
@@ -11050,7 +10872,6 @@
               </w:rPr>
               <w:t>from_events</w:t>
             </w:r>
-            <w:proofErr w:type="spellEnd"/>
           </w:p>
         </w:tc>
         <w:tc>
@@ -11415,7 +11236,6 @@
               </w:rPr>
               <w:t xml:space="preserve"> </w:t>
             </w:r>
-            <w:proofErr w:type="spellStart"/>
             <w:r>
               <w:rPr>
                 <w:rFonts w:ascii="Timesnewromen" w:eastAsia="DFKai-SB" w:hAnsi="Timesnewromen" w:cs="Times New Roman"/>
@@ -11426,7 +11246,6 @@
               </w:rPr>
               <w:t>s_penalty_details</w:t>
             </w:r>
-            <w:proofErr w:type="spellEnd"/>
             <w:r>
               <w:rPr>
                 <w:rFonts w:ascii="Timesnewromen" w:eastAsia="DFKai-SB" w:hAnsi="Timesnewromen" w:cs="Times New Roman" w:hint="eastAsia"/>
@@ -11627,7 +11446,6 @@
                 <w:sz w:val="28"/>
               </w:rPr>
             </w:pPr>
-            <w:proofErr w:type="spellStart"/>
             <w:r>
               <w:rPr>
                 <w:rFonts w:ascii="Timesnewromen" w:eastAsia="DFKai-SB" w:hAnsi="Timesnewromen" w:cs="Times New Roman"/>
@@ -11637,7 +11455,6 @@
               </w:rPr>
               <w:t>detail_id</w:t>
             </w:r>
-            <w:proofErr w:type="spellEnd"/>
           </w:p>
         </w:tc>
         <w:tc>
@@ -11742,7 +11559,6 @@
                 <w:sz w:val="28"/>
               </w:rPr>
             </w:pPr>
-            <w:proofErr w:type="spellStart"/>
             <w:r>
               <w:rPr>
                 <w:rFonts w:ascii="Timesnewromen" w:eastAsia="DFKai-SB" w:hAnsi="Timesnewromen" w:cs="Times New Roman"/>
@@ -11752,7 +11568,6 @@
               </w:rPr>
               <w:t>score_id</w:t>
             </w:r>
-            <w:proofErr w:type="spellEnd"/>
           </w:p>
         </w:tc>
         <w:tc>
@@ -11857,7 +11672,6 @@
                 <w:sz w:val="28"/>
               </w:rPr>
             </w:pPr>
-            <w:proofErr w:type="spellStart"/>
             <w:r>
               <w:rPr>
                 <w:rFonts w:ascii="Timesnewromen" w:eastAsia="DFKai-SB" w:hAnsi="Timesnewromen" w:cs="Times New Roman"/>
@@ -11867,7 +11681,6 @@
               </w:rPr>
               <w:t>penalty_code</w:t>
             </w:r>
-            <w:proofErr w:type="spellEnd"/>
           </w:p>
         </w:tc>
         <w:tc>
@@ -11981,7 +11794,6 @@
                 <w:sz w:val="28"/>
               </w:rPr>
             </w:pPr>
-            <w:proofErr w:type="spellStart"/>
             <w:r>
               <w:rPr>
                 <w:rFonts w:ascii="Timesnewromen" w:eastAsia="DFKai-SB" w:hAnsi="Timesnewromen" w:cs="Times New Roman"/>
@@ -11991,7 +11803,6 @@
               </w:rPr>
               <w:t>deduct_point</w:t>
             </w:r>
-            <w:proofErr w:type="spellEnd"/>
           </w:p>
         </w:tc>
         <w:tc>
@@ -12191,7 +12002,6 @@
                 <w:sz w:val="28"/>
               </w:rPr>
             </w:pPr>
-            <w:proofErr w:type="spellStart"/>
             <w:r>
               <w:rPr>
                 <w:rFonts w:ascii="Timesnewromen" w:eastAsia="DFKai-SB" w:hAnsi="Timesnewromen" w:cs="Times New Roman"/>
@@ -12201,7 +12011,6 @@
               </w:rPr>
               <w:t>event_time</w:t>
             </w:r>
-            <w:proofErr w:type="spellEnd"/>
           </w:p>
         </w:tc>
         <w:tc>
@@ -12297,7 +12106,6 @@
                 <w:sz w:val="28"/>
               </w:rPr>
             </w:pPr>
-            <w:proofErr w:type="spellStart"/>
             <w:r>
               <w:rPr>
                 <w:rFonts w:ascii="Timesnewromen" w:eastAsia="DFKai-SB" w:hAnsi="Timesnewromen" w:cs="Times New Roman"/>
@@ -12308,7 +12116,6 @@
               <w:lastRenderedPageBreak/>
               <w:t>violation_detail_id</w:t>
             </w:r>
-            <w:proofErr w:type="spellEnd"/>
           </w:p>
         </w:tc>
         <w:tc>
@@ -12413,7 +12220,6 @@
                 <w:sz w:val="28"/>
               </w:rPr>
             </w:pPr>
-            <w:proofErr w:type="spellStart"/>
             <w:r>
               <w:rPr>
                 <w:rFonts w:ascii="Timesnewromen" w:eastAsia="DFKai-SB" w:hAnsi="Timesnewromen" w:cs="Times New Roman"/>
@@ -12423,7 +12229,6 @@
               </w:rPr>
               <w:t>source_type</w:t>
             </w:r>
-            <w:proofErr w:type="spellEnd"/>
           </w:p>
         </w:tc>
         <w:tc>
@@ -12528,7 +12333,6 @@
                 <w:sz w:val="28"/>
               </w:rPr>
             </w:pPr>
-            <w:proofErr w:type="spellStart"/>
             <w:r>
               <w:rPr>
                 <w:rFonts w:ascii="Timesnewromen" w:eastAsia="DFKai-SB" w:hAnsi="Timesnewromen" w:cs="Times New Roman"/>
@@ -12538,7 +12342,6 @@
               </w:rPr>
               <w:t>evidence_ref</w:t>
             </w:r>
-            <w:proofErr w:type="spellEnd"/>
           </w:p>
         </w:tc>
         <w:tc>
@@ -12561,19 +12364,8 @@
                 <w:sz w:val="28"/>
                 <w14:ligatures w14:val="none"/>
               </w:rPr>
-              <w:t>證據圖影標</w:t>
-            </w:r>
-            <w:proofErr w:type="gramStart"/>
-            <w:r>
-              <w:rPr>
-                <w:rFonts w:ascii="Timesnewromen" w:eastAsia="DFKai-SB" w:hAnsi="Timesnewromen" w:cs="PMingLiU"/>
-                <w:kern w:val="0"/>
-                <w:sz w:val="28"/>
-                <w14:ligatures w14:val="none"/>
-              </w:rPr>
-              <w:t>註</w:t>
-            </w:r>
-            <w:proofErr w:type="gramEnd"/>
+              <w:t>證據圖影標註</w:t>
+            </w:r>
           </w:p>
         </w:tc>
         <w:tc>
@@ -12909,7 +12701,6 @@
               </w:rPr>
               <w:t xml:space="preserve"> </w:t>
             </w:r>
-            <w:proofErr w:type="spellStart"/>
             <w:r>
               <w:rPr>
                 <w:rFonts w:ascii="Timesnewromen" w:eastAsia="DFKai-SB" w:hAnsi="Timesnewromen" w:cs="Times New Roman"/>
@@ -12920,7 +12711,6 @@
               </w:rPr>
               <w:t>s_penalty_criteria</w:t>
             </w:r>
-            <w:proofErr w:type="spellEnd"/>
             <w:r>
               <w:rPr>
                 <w:rFonts w:ascii="Timesnewromen" w:eastAsia="DFKai-SB" w:hAnsi="Timesnewromen" w:cs="Times New Roman" w:hint="eastAsia"/>
@@ -13121,7 +12911,6 @@
                 <w:sz w:val="28"/>
               </w:rPr>
             </w:pPr>
-            <w:proofErr w:type="spellStart"/>
             <w:r>
               <w:rPr>
                 <w:rFonts w:ascii="Timesnewromen" w:eastAsia="DFKai-SB" w:hAnsi="Timesnewromen" w:cs="Times New Roman"/>
@@ -13131,7 +12920,6 @@
               </w:rPr>
               <w:t>penalty_code</w:t>
             </w:r>
-            <w:proofErr w:type="spellEnd"/>
           </w:p>
         </w:tc>
         <w:tc>
@@ -13462,7 +13250,6 @@
                 <w:sz w:val="28"/>
               </w:rPr>
             </w:pPr>
-            <w:proofErr w:type="spellStart"/>
             <w:r>
               <w:rPr>
                 <w:rFonts w:ascii="Timesnewromen" w:eastAsia="DFKai-SB" w:hAnsi="Timesnewromen" w:cs="Times New Roman"/>
@@ -13472,7 +13259,6 @@
               </w:rPr>
               <w:t>default_deduct</w:t>
             </w:r>
-            <w:proofErr w:type="spellEnd"/>
           </w:p>
         </w:tc>
         <w:tc>
@@ -13568,7 +13354,6 @@
                 <w:sz w:val="28"/>
               </w:rPr>
             </w:pPr>
-            <w:proofErr w:type="spellStart"/>
             <w:r>
               <w:rPr>
                 <w:rFonts w:ascii="Timesnewromen" w:eastAsia="DFKai-SB" w:hAnsi="Timesnewromen" w:cs="Times New Roman"/>
@@ -13578,7 +13363,6 @@
               </w:rPr>
               <w:t>trigger_type</w:t>
             </w:r>
-            <w:proofErr w:type="spellEnd"/>
           </w:p>
         </w:tc>
         <w:tc>
@@ -13787,7 +13571,6 @@
                 <w:sz w:val="28"/>
               </w:rPr>
             </w:pPr>
-            <w:proofErr w:type="spellStart"/>
             <w:r>
               <w:rPr>
                 <w:rFonts w:ascii="Timesnewromen" w:eastAsia="DFKai-SB" w:hAnsi="Timesnewromen" w:cs="Times New Roman"/>
@@ -13797,7 +13580,6 @@
               </w:rPr>
               <w:t>ai_support</w:t>
             </w:r>
-            <w:proofErr w:type="spellEnd"/>
           </w:p>
         </w:tc>
         <w:tc>
@@ -13911,7 +13693,6 @@
                 <w:sz w:val="28"/>
               </w:rPr>
             </w:pPr>
-            <w:proofErr w:type="spellStart"/>
             <w:r>
               <w:rPr>
                 <w:rFonts w:ascii="Timesnewromen" w:eastAsia="DFKai-SB" w:hAnsi="Timesnewromen" w:cs="Times New Roman"/>
@@ -13921,7 +13702,6 @@
               </w:rPr>
               <w:t>expected_action</w:t>
             </w:r>
-            <w:proofErr w:type="spellEnd"/>
           </w:p>
         </w:tc>
         <w:tc>
@@ -14017,7 +13797,6 @@
                 <w:sz w:val="28"/>
               </w:rPr>
             </w:pPr>
-            <w:proofErr w:type="spellStart"/>
             <w:r>
               <w:rPr>
                 <w:rFonts w:ascii="Timesnewromen" w:eastAsia="DFKai-SB" w:hAnsi="Timesnewromen" w:cs="Times New Roman"/>
@@ -14027,7 +13806,6 @@
               </w:rPr>
               <w:t>reference_article</w:t>
             </w:r>
-            <w:proofErr w:type="spellEnd"/>
           </w:p>
         </w:tc>
         <w:tc>
@@ -14050,19 +13828,8 @@
                 <w:sz w:val="28"/>
                 <w14:ligatures w14:val="none"/>
               </w:rPr>
-              <w:t>法規</w:t>
-            </w:r>
-            <w:proofErr w:type="gramStart"/>
-            <w:r>
-              <w:rPr>
-                <w:rFonts w:ascii="Timesnewromen" w:eastAsia="DFKai-SB" w:hAnsi="Timesnewromen" w:cs="PMingLiU"/>
-                <w:kern w:val="0"/>
-                <w:sz w:val="28"/>
-                <w14:ligatures w14:val="none"/>
-              </w:rPr>
-              <w:t>依據條號</w:t>
-            </w:r>
-            <w:proofErr w:type="gramEnd"/>
+              <w:t>法規依據條號</w:t>
+            </w:r>
           </w:p>
         </w:tc>
         <w:tc>
@@ -14296,7 +14063,6 @@
               </w:rPr>
               <w:t xml:space="preserve"> </w:t>
             </w:r>
-            <w:proofErr w:type="spellStart"/>
             <w:r>
               <w:rPr>
                 <w:rFonts w:ascii="Timesnewromen" w:eastAsia="DFKai-SB" w:hAnsi="Timesnewromen" w:cs="Times New Roman"/>
@@ -14305,20 +14071,8 @@
                 <w:szCs w:val="27"/>
                 <w14:ligatures w14:val="none"/>
               </w:rPr>
-              <w:t>s_ai_</w:t>
-            </w:r>
-            <w:proofErr w:type="gramStart"/>
-            <w:r>
-              <w:rPr>
-                <w:rFonts w:ascii="Timesnewromen" w:eastAsia="DFKai-SB" w:hAnsi="Timesnewromen" w:cs="Times New Roman"/>
-                <w:kern w:val="0"/>
-                <w:sz w:val="28"/>
-                <w:szCs w:val="27"/>
-                <w14:ligatures w14:val="none"/>
-              </w:rPr>
-              <w:t>suggestions</w:t>
-            </w:r>
-            <w:proofErr w:type="spellEnd"/>
+              <w:t>s_ai_suggestions</w:t>
+            </w:r>
             <w:r>
               <w:rPr>
                 <w:rFonts w:ascii="Timesnewromen" w:eastAsia="DFKai-SB" w:hAnsi="Timesnewromen" w:cs="Times New Roman" w:hint="eastAsia"/>
@@ -14331,7 +14085,6 @@
               </w:rPr>
               <w:t>(</w:t>
             </w:r>
-            <w:proofErr w:type="gramEnd"/>
             <w:r>
               <w:rPr>
                 <w:rFonts w:ascii="Timesnewromen" w:eastAsia="DFKai-SB" w:hAnsi="Timesnewromen" w:hint="eastAsia"/>
@@ -14533,7 +14286,6 @@
                 <w:sz w:val="28"/>
               </w:rPr>
             </w:pPr>
-            <w:proofErr w:type="spellStart"/>
             <w:r>
               <w:rPr>
                 <w:rFonts w:ascii="Timesnewromen" w:eastAsia="DFKai-SB" w:hAnsi="Timesnewromen" w:cs="Times New Roman"/>
@@ -14543,7 +14295,6 @@
               </w:rPr>
               <w:t>suggestion_id</w:t>
             </w:r>
-            <w:proofErr w:type="spellEnd"/>
           </w:p>
         </w:tc>
         <w:tc>
@@ -14651,7 +14402,6 @@
                 <w:sz w:val="28"/>
               </w:rPr>
             </w:pPr>
-            <w:proofErr w:type="spellStart"/>
             <w:r>
               <w:rPr>
                 <w:rFonts w:ascii="Timesnewromen" w:eastAsia="DFKai-SB" w:hAnsi="Timesnewromen" w:cs="Times New Roman"/>
@@ -14661,7 +14411,6 @@
               </w:rPr>
               <w:t>staff_id</w:t>
             </w:r>
-            <w:proofErr w:type="spellEnd"/>
           </w:p>
         </w:tc>
         <w:tc>
@@ -14787,7 +14536,6 @@
                 <w:sz w:val="28"/>
               </w:rPr>
             </w:pPr>
-            <w:proofErr w:type="spellStart"/>
             <w:r>
               <w:rPr>
                 <w:rFonts w:ascii="Timesnewromen" w:eastAsia="DFKai-SB" w:hAnsi="Timesnewromen" w:cs="Times New Roman"/>
@@ -14797,7 +14545,6 @@
               </w:rPr>
               <w:t>device_serial</w:t>
             </w:r>
-            <w:proofErr w:type="spellEnd"/>
           </w:p>
         </w:tc>
         <w:tc>
@@ -14905,7 +14652,6 @@
                 <w:sz w:val="28"/>
               </w:rPr>
             </w:pPr>
-            <w:proofErr w:type="spellStart"/>
             <w:r>
               <w:rPr>
                 <w:rFonts w:ascii="Timesnewromen" w:eastAsia="DFKai-SB" w:hAnsi="Timesnewromen" w:cs="Times New Roman"/>
@@ -14915,7 +14661,6 @@
               </w:rPr>
               <w:t>event_time</w:t>
             </w:r>
-            <w:proofErr w:type="spellEnd"/>
           </w:p>
         </w:tc>
         <w:tc>
@@ -15014,7 +14759,6 @@
                 <w:sz w:val="28"/>
               </w:rPr>
             </w:pPr>
-            <w:proofErr w:type="spellStart"/>
             <w:r>
               <w:rPr>
                 <w:rFonts w:ascii="Timesnewromen" w:eastAsia="DFKai-SB" w:hAnsi="Timesnewromen" w:cs="Times New Roman"/>
@@ -15024,7 +14768,6 @@
               </w:rPr>
               <w:t>suggestion_type</w:t>
             </w:r>
-            <w:proofErr w:type="spellEnd"/>
           </w:p>
         </w:tc>
         <w:tc>
@@ -15132,7 +14875,6 @@
                 <w:sz w:val="28"/>
               </w:rPr>
             </w:pPr>
-            <w:proofErr w:type="spellStart"/>
             <w:r>
               <w:rPr>
                 <w:rFonts w:ascii="Timesnewromen" w:eastAsia="DFKai-SB" w:hAnsi="Timesnewromen" w:cs="Times New Roman"/>
@@ -15142,7 +14884,6 @@
               </w:rPr>
               <w:t>suggestion_text</w:t>
             </w:r>
-            <w:proofErr w:type="spellEnd"/>
           </w:p>
         </w:tc>
         <w:tc>
@@ -15241,7 +14982,6 @@
                 <w:sz w:val="28"/>
               </w:rPr>
             </w:pPr>
-            <w:proofErr w:type="spellStart"/>
             <w:r>
               <w:rPr>
                 <w:rFonts w:ascii="Timesnewromen" w:eastAsia="DFKai-SB" w:hAnsi="Timesnewromen" w:cs="Times New Roman"/>
@@ -15251,7 +14991,6 @@
               </w:rPr>
               <w:t>penalty_code</w:t>
             </w:r>
-            <w:proofErr w:type="spellEnd"/>
           </w:p>
         </w:tc>
         <w:tc>
@@ -15368,7 +15107,6 @@
                 <w:sz w:val="28"/>
               </w:rPr>
             </w:pPr>
-            <w:proofErr w:type="spellStart"/>
             <w:r>
               <w:rPr>
                 <w:rFonts w:ascii="Timesnewromen" w:eastAsia="DFKai-SB" w:hAnsi="Timesnewromen" w:cs="Times New Roman"/>
@@ -15378,7 +15116,6 @@
               </w:rPr>
               <w:t>violation_id</w:t>
             </w:r>
-            <w:proofErr w:type="spellEnd"/>
           </w:p>
         </w:tc>
         <w:tc>
@@ -15486,7 +15223,6 @@
                 <w:sz w:val="28"/>
               </w:rPr>
             </w:pPr>
-            <w:proofErr w:type="spellStart"/>
             <w:r>
               <w:rPr>
                 <w:rFonts w:ascii="Timesnewromen" w:eastAsia="DFKai-SB" w:hAnsi="Timesnewromen" w:cs="Times New Roman"/>
@@ -15496,7 +15232,6 @@
               </w:rPr>
               <w:t>image_path</w:t>
             </w:r>
-            <w:proofErr w:type="spellEnd"/>
           </w:p>
         </w:tc>
         <w:tc>
@@ -15512,7 +15247,6 @@
                 <w:sz w:val="28"/>
               </w:rPr>
             </w:pPr>
-            <w:proofErr w:type="gramStart"/>
             <w:r>
               <w:rPr>
                 <w:rFonts w:ascii="Timesnewromen" w:eastAsia="DFKai-SB" w:hAnsi="Timesnewromen" w:cs="PMingLiU"/>
@@ -15529,17 +15263,7 @@
                 <w:sz w:val="28"/>
                 <w14:ligatures w14:val="none"/>
               </w:rPr>
-              <w:t>檔案</w:t>
-            </w:r>
-            <w:proofErr w:type="gramEnd"/>
-            <w:r>
-              <w:rPr>
-                <w:rFonts w:ascii="Timesnewromen" w:eastAsia="DFKai-SB" w:hAnsi="Timesnewromen" w:cs="PMingLiU" w:hint="eastAsia"/>
-                <w:kern w:val="0"/>
-                <w:sz w:val="28"/>
-                <w14:ligatures w14:val="none"/>
-              </w:rPr>
-              <w:t>路徑</w:t>
+              <w:t>檔案路徑</w:t>
             </w:r>
           </w:p>
         </w:tc>
@@ -15624,7 +15348,6 @@
                 <w:sz w:val="28"/>
               </w:rPr>
             </w:pPr>
-            <w:proofErr w:type="spellStart"/>
             <w:r>
               <w:rPr>
                 <w:rFonts w:ascii="Timesnewromen" w:eastAsia="DFKai-SB" w:hAnsi="Timesnewromen" w:cs="Times New Roman"/>
@@ -15634,7 +15357,6 @@
               </w:rPr>
               <w:t>video_path</w:t>
             </w:r>
-            <w:proofErr w:type="spellEnd"/>
           </w:p>
         </w:tc>
         <w:tc>
@@ -15974,7 +15696,6 @@
                 <w:sz w:val="28"/>
               </w:rPr>
             </w:pPr>
-            <w:proofErr w:type="spellStart"/>
             <w:r>
               <w:rPr>
                 <w:rFonts w:ascii="Timesnewromen" w:eastAsia="DFKai-SB" w:hAnsi="Timesnewromen" w:cs="Times New Roman"/>
@@ -15984,7 +15705,6 @@
               </w:rPr>
               <w:t>handled_time</w:t>
             </w:r>
-            <w:proofErr w:type="spellEnd"/>
           </w:p>
         </w:tc>
         <w:tc>
@@ -16118,7 +15838,6 @@
               </w:rPr>
               <w:t xml:space="preserve"> </w:t>
             </w:r>
-            <w:proofErr w:type="spellStart"/>
             <w:r>
               <w:rPr>
                 <w:rFonts w:ascii="Times New Roman" w:eastAsia="DFKai-SB" w:hAnsi="Times New Roman" w:cs="Times New Roman"/>
@@ -16129,7 +15848,6 @@
               </w:rPr>
               <w:t>s_user_feedback</w:t>
             </w:r>
-            <w:proofErr w:type="spellEnd"/>
             <w:r>
               <w:rPr>
                 <w:rFonts w:ascii="Times New Roman" w:eastAsia="DFKai-SB" w:hAnsi="Times New Roman" w:cs="Times New Roman" w:hint="eastAsia"/>
@@ -16354,7 +16072,6 @@
                 <w:sz w:val="28"/>
               </w:rPr>
             </w:pPr>
-            <w:proofErr w:type="spellStart"/>
             <w:r>
               <w:rPr>
                 <w:rFonts w:ascii="Times New Roman" w:eastAsia="DFKai-SB" w:hAnsi="Times New Roman" w:cs="Times New Roman"/>
@@ -16364,7 +16081,6 @@
               </w:rPr>
               <w:t>feedback_id</w:t>
             </w:r>
-            <w:proofErr w:type="spellEnd"/>
           </w:p>
         </w:tc>
         <w:tc>
@@ -16459,7 +16175,6 @@
                 <w:sz w:val="28"/>
               </w:rPr>
             </w:pPr>
-            <w:proofErr w:type="spellStart"/>
             <w:r>
               <w:rPr>
                 <w:rFonts w:ascii="Times New Roman" w:eastAsia="DFKai-SB" w:hAnsi="Times New Roman" w:cs="Times New Roman"/>
@@ -16470,7 +16185,6 @@
               <w:lastRenderedPageBreak/>
               <w:t>suggestion_id</w:t>
             </w:r>
-            <w:proofErr w:type="spellEnd"/>
           </w:p>
         </w:tc>
         <w:tc>
@@ -16565,7 +16279,6 @@
                 <w:sz w:val="28"/>
               </w:rPr>
             </w:pPr>
-            <w:proofErr w:type="spellStart"/>
             <w:r>
               <w:rPr>
                 <w:rFonts w:ascii="Times New Roman" w:eastAsia="DFKai-SB" w:hAnsi="Times New Roman" w:cs="Times New Roman"/>
@@ -16575,7 +16288,6 @@
               </w:rPr>
               <w:t>staff_id</w:t>
             </w:r>
-            <w:proofErr w:type="spellEnd"/>
           </w:p>
         </w:tc>
         <w:tc>
@@ -16688,7 +16400,6 @@
                 <w:sz w:val="28"/>
               </w:rPr>
             </w:pPr>
-            <w:proofErr w:type="spellStart"/>
             <w:r>
               <w:rPr>
                 <w:rFonts w:ascii="Times New Roman" w:eastAsia="DFKai-SB" w:hAnsi="Times New Roman" w:cs="Times New Roman"/>
@@ -16698,7 +16409,6 @@
               </w:rPr>
               <w:t>feedback_time</w:t>
             </w:r>
-            <w:proofErr w:type="spellEnd"/>
           </w:p>
         </w:tc>
         <w:tc>
@@ -16793,7 +16503,6 @@
                 <w:sz w:val="28"/>
               </w:rPr>
             </w:pPr>
-            <w:proofErr w:type="spellStart"/>
             <w:r>
               <w:rPr>
                 <w:rFonts w:ascii="Times New Roman" w:eastAsia="DFKai-SB" w:hAnsi="Times New Roman" w:cs="Times New Roman"/>
@@ -16803,7 +16512,6 @@
               </w:rPr>
               <w:t>feedback_type</w:t>
             </w:r>
-            <w:proofErr w:type="spellEnd"/>
           </w:p>
         </w:tc>
         <w:tc>
@@ -17010,7 +16718,6 @@
                 <w:sz w:val="28"/>
               </w:rPr>
             </w:pPr>
-            <w:proofErr w:type="spellStart"/>
             <w:r>
               <w:rPr>
                 <w:rFonts w:ascii="Times New Roman" w:eastAsia="DFKai-SB" w:hAnsi="Times New Roman" w:cs="Times New Roman"/>
@@ -17020,7 +16727,6 @@
               </w:rPr>
               <w:t>feedback_emotion</w:t>
             </w:r>
-            <w:proofErr w:type="spellEnd"/>
           </w:p>
         </w:tc>
         <w:tc>
@@ -17124,7 +16830,6 @@
                 <w:sz w:val="28"/>
               </w:rPr>
             </w:pPr>
-            <w:proofErr w:type="spellStart"/>
             <w:r>
               <w:rPr>
                 <w:rFonts w:ascii="Times New Roman" w:eastAsia="DFKai-SB" w:hAnsi="Times New Roman" w:cs="Times New Roman"/>
@@ -17134,7 +16839,6 @@
               </w:rPr>
               <w:t>image_path</w:t>
             </w:r>
-            <w:proofErr w:type="spellEnd"/>
           </w:p>
         </w:tc>
         <w:tc>
@@ -17238,7 +16942,6 @@
                 <w:sz w:val="28"/>
               </w:rPr>
             </w:pPr>
-            <w:proofErr w:type="spellStart"/>
             <w:r>
               <w:rPr>
                 <w:rFonts w:ascii="Times New Roman" w:eastAsia="DFKai-SB" w:hAnsi="Times New Roman" w:cs="Times New Roman"/>
@@ -17248,7 +16951,6 @@
               </w:rPr>
               <w:t>comment_text</w:t>
             </w:r>
-            <w:proofErr w:type="spellEnd"/>
           </w:p>
         </w:tc>
         <w:tc>
@@ -17496,7 +17198,6 @@
               </w:rPr>
               <w:t xml:space="preserve"> </w:t>
             </w:r>
-            <w:proofErr w:type="spellStart"/>
             <w:r>
               <w:rPr>
                 <w:rFonts w:ascii="Times New Roman" w:eastAsia="DFKai-SB" w:hAnsi="Times New Roman" w:cs="Times New Roman"/>
@@ -17507,7 +17208,6 @@
               </w:rPr>
               <w:t>s_event_reports</w:t>
             </w:r>
-            <w:proofErr w:type="spellEnd"/>
             <w:r>
               <w:rPr>
                 <w:rFonts w:ascii="Times New Roman" w:eastAsia="DFKai-SB" w:hAnsi="Times New Roman" w:cs="Times New Roman" w:hint="eastAsia"/>
@@ -17698,7 +17398,6 @@
                 <w:sz w:val="28"/>
               </w:rPr>
             </w:pPr>
-            <w:proofErr w:type="spellStart"/>
             <w:r>
               <w:rPr>
                 <w:rFonts w:ascii="Times New Roman" w:eastAsia="DFKai-SB" w:hAnsi="Times New Roman" w:cs="Times New Roman"/>
@@ -17708,7 +17407,6 @@
               </w:rPr>
               <w:t>report_id</w:t>
             </w:r>
-            <w:proofErr w:type="spellEnd"/>
           </w:p>
         </w:tc>
         <w:tc>
@@ -17813,7 +17511,6 @@
                 <w:sz w:val="28"/>
               </w:rPr>
             </w:pPr>
-            <w:proofErr w:type="spellStart"/>
             <w:r>
               <w:rPr>
                 <w:rFonts w:ascii="Times New Roman" w:eastAsia="DFKai-SB" w:hAnsi="Times New Roman" w:cs="Times New Roman"/>
@@ -17823,7 +17520,6 @@
               </w:rPr>
               <w:t>staff_id</w:t>
             </w:r>
-            <w:proofErr w:type="spellEnd"/>
           </w:p>
         </w:tc>
         <w:tc>
@@ -17946,7 +17642,6 @@
                 <w:sz w:val="28"/>
               </w:rPr>
             </w:pPr>
-            <w:proofErr w:type="spellStart"/>
             <w:r>
               <w:rPr>
                 <w:rFonts w:ascii="Times New Roman" w:eastAsia="DFKai-SB" w:hAnsi="Times New Roman" w:cs="Times New Roman"/>
@@ -17956,7 +17651,6 @@
               </w:rPr>
               <w:t>report_start</w:t>
             </w:r>
-            <w:proofErr w:type="spellEnd"/>
           </w:p>
         </w:tc>
         <w:tc>
@@ -18052,7 +17746,6 @@
                 <w:sz w:val="28"/>
               </w:rPr>
             </w:pPr>
-            <w:proofErr w:type="spellStart"/>
             <w:r>
               <w:rPr>
                 <w:rFonts w:ascii="Times New Roman" w:eastAsia="DFKai-SB" w:hAnsi="Times New Roman" w:cs="Times New Roman"/>
@@ -18062,7 +17755,6 @@
               </w:rPr>
               <w:t>report_end</w:t>
             </w:r>
-            <w:proofErr w:type="spellEnd"/>
           </w:p>
         </w:tc>
         <w:tc>
@@ -18158,7 +17850,6 @@
                 <w:sz w:val="28"/>
               </w:rPr>
             </w:pPr>
-            <w:proofErr w:type="spellStart"/>
             <w:r>
               <w:rPr>
                 <w:rFonts w:ascii="Times New Roman" w:eastAsia="DFKai-SB" w:hAnsi="Times New Roman" w:cs="Times New Roman"/>
@@ -18168,7 +17859,6 @@
               </w:rPr>
               <w:t>total_score</w:t>
             </w:r>
-            <w:proofErr w:type="spellEnd"/>
           </w:p>
         </w:tc>
         <w:tc>
@@ -18264,7 +17954,6 @@
                 <w:sz w:val="28"/>
               </w:rPr>
             </w:pPr>
-            <w:proofErr w:type="spellStart"/>
             <w:r>
               <w:rPr>
                 <w:rFonts w:ascii="Times New Roman" w:eastAsia="DFKai-SB" w:hAnsi="Times New Roman" w:cs="Times New Roman"/>
@@ -18274,7 +17963,6 @@
               </w:rPr>
               <w:t>penalty_count</w:t>
             </w:r>
-            <w:proofErr w:type="spellEnd"/>
           </w:p>
         </w:tc>
         <w:tc>
@@ -18370,7 +18058,6 @@
                 <w:sz w:val="28"/>
               </w:rPr>
             </w:pPr>
-            <w:proofErr w:type="spellStart"/>
             <w:r>
               <w:rPr>
                 <w:rFonts w:ascii="Times New Roman" w:eastAsia="DFKai-SB" w:hAnsi="Times New Roman" w:cs="Times New Roman"/>
@@ -18380,7 +18067,6 @@
               </w:rPr>
               <w:t>fatigue_event_count</w:t>
             </w:r>
-            <w:proofErr w:type="spellEnd"/>
           </w:p>
         </w:tc>
         <w:tc>
@@ -18476,7 +18162,6 @@
                 <w:sz w:val="28"/>
               </w:rPr>
             </w:pPr>
-            <w:proofErr w:type="spellStart"/>
             <w:r>
               <w:rPr>
                 <w:rFonts w:ascii="Times New Roman" w:eastAsia="DFKai-SB" w:hAnsi="Times New Roman" w:cs="Times New Roman"/>
@@ -18487,7 +18172,6 @@
               <w:lastRenderedPageBreak/>
               <w:t>suggestions_made</w:t>
             </w:r>
-            <w:proofErr w:type="spellEnd"/>
           </w:p>
         </w:tc>
         <w:tc>
@@ -18592,7 +18276,6 @@
                 <w:sz w:val="28"/>
               </w:rPr>
             </w:pPr>
-            <w:proofErr w:type="spellStart"/>
             <w:r>
               <w:rPr>
                 <w:rFonts w:ascii="Times New Roman" w:eastAsia="DFKai-SB" w:hAnsi="Times New Roman" w:cs="Times New Roman"/>
@@ -18602,7 +18285,6 @@
               </w:rPr>
               <w:t>feedback_received</w:t>
             </w:r>
-            <w:proofErr w:type="spellEnd"/>
           </w:p>
         </w:tc>
         <w:tc>
@@ -18698,7 +18380,6 @@
                 <w:sz w:val="28"/>
               </w:rPr>
             </w:pPr>
-            <w:proofErr w:type="spellStart"/>
             <w:r>
               <w:rPr>
                 <w:rFonts w:ascii="Times New Roman" w:eastAsia="DFKai-SB" w:hAnsi="Times New Roman" w:cs="Times New Roman"/>
@@ -18708,7 +18389,6 @@
               </w:rPr>
               <w:t>report_json</w:t>
             </w:r>
-            <w:proofErr w:type="spellEnd"/>
           </w:p>
         </w:tc>
         <w:tc>
@@ -18822,7 +18502,6 @@
                 <w:sz w:val="28"/>
               </w:rPr>
             </w:pPr>
-            <w:proofErr w:type="spellStart"/>
             <w:r>
               <w:rPr>
                 <w:rFonts w:ascii="Times New Roman" w:eastAsia="DFKai-SB" w:hAnsi="Times New Roman" w:cs="Times New Roman"/>
@@ -18832,7 +18511,6 @@
               </w:rPr>
               <w:t>created_at</w:t>
             </w:r>
-            <w:proofErr w:type="spellEnd"/>
           </w:p>
         </w:tc>
         <w:tc>
@@ -18971,7 +18649,6 @@
               </w:rPr>
               <w:t xml:space="preserve"> </w:t>
             </w:r>
-            <w:proofErr w:type="spellStart"/>
             <w:r>
               <w:rPr>
                 <w:rFonts w:ascii="Times New Roman" w:eastAsia="DFKai-SB" w:hAnsi="Times New Roman" w:cs="Times New Roman"/>
@@ -18982,7 +18659,6 @@
               </w:rPr>
               <w:t>cd_event_logs</w:t>
             </w:r>
-            <w:proofErr w:type="spellEnd"/>
             <w:r>
               <w:rPr>
                 <w:rFonts w:ascii="Times New Roman" w:eastAsia="DFKai-SB" w:hAnsi="Times New Roman" w:cs="Times New Roman" w:hint="eastAsia"/>
@@ -19171,7 +18847,6 @@
                 <w:sz w:val="28"/>
               </w:rPr>
             </w:pPr>
-            <w:proofErr w:type="spellStart"/>
             <w:r>
               <w:rPr>
                 <w:rFonts w:ascii="Times New Roman" w:eastAsia="DFKai-SB" w:hAnsi="Times New Roman"/>
@@ -19179,7 +18854,6 @@
               </w:rPr>
               <w:t>report_id</w:t>
             </w:r>
-            <w:proofErr w:type="spellEnd"/>
           </w:p>
         </w:tc>
         <w:tc>
@@ -19278,7 +18952,6 @@
                 <w:sz w:val="28"/>
               </w:rPr>
             </w:pPr>
-            <w:proofErr w:type="spellStart"/>
             <w:r>
               <w:rPr>
                 <w:rFonts w:ascii="Times New Roman" w:eastAsia="DFKai-SB" w:hAnsi="Times New Roman"/>
@@ -19286,7 +18959,6 @@
               </w:rPr>
               <w:t>staff_id</w:t>
             </w:r>
-            <w:proofErr w:type="spellEnd"/>
           </w:p>
         </w:tc>
         <w:tc>
@@ -19399,7 +19071,6 @@
                 <w:sz w:val="28"/>
               </w:rPr>
             </w:pPr>
-            <w:proofErr w:type="spellStart"/>
             <w:r>
               <w:rPr>
                 <w:rFonts w:ascii="Times New Roman" w:eastAsia="DFKai-SB" w:hAnsi="Times New Roman"/>
@@ -19407,7 +19078,6 @@
               </w:rPr>
               <w:t>report_start</w:t>
             </w:r>
-            <w:proofErr w:type="spellEnd"/>
           </w:p>
         </w:tc>
         <w:tc>
@@ -19499,7 +19169,6 @@
                 <w:sz w:val="28"/>
               </w:rPr>
             </w:pPr>
-            <w:proofErr w:type="spellStart"/>
             <w:r>
               <w:rPr>
                 <w:rFonts w:ascii="Times New Roman" w:eastAsia="DFKai-SB" w:hAnsi="Times New Roman"/>
@@ -19507,7 +19176,6 @@
               </w:rPr>
               <w:t>report_end</w:t>
             </w:r>
-            <w:proofErr w:type="spellEnd"/>
           </w:p>
         </w:tc>
         <w:tc>
@@ -19599,7 +19267,6 @@
                 <w:sz w:val="28"/>
               </w:rPr>
             </w:pPr>
-            <w:proofErr w:type="spellStart"/>
             <w:r>
               <w:rPr>
                 <w:rFonts w:ascii="Times New Roman" w:eastAsia="DFKai-SB" w:hAnsi="Times New Roman"/>
@@ -19607,7 +19274,6 @@
               </w:rPr>
               <w:t>total_score</w:t>
             </w:r>
-            <w:proofErr w:type="spellEnd"/>
           </w:p>
         </w:tc>
         <w:tc>
@@ -19699,7 +19365,6 @@
                 <w:sz w:val="28"/>
               </w:rPr>
             </w:pPr>
-            <w:proofErr w:type="spellStart"/>
             <w:r>
               <w:rPr>
                 <w:rFonts w:ascii="Times New Roman" w:eastAsia="DFKai-SB" w:hAnsi="Times New Roman"/>
@@ -19707,7 +19372,6 @@
               </w:rPr>
               <w:t>penalty_count</w:t>
             </w:r>
-            <w:proofErr w:type="spellEnd"/>
           </w:p>
         </w:tc>
         <w:tc>
@@ -19799,7 +19463,6 @@
                 <w:sz w:val="28"/>
               </w:rPr>
             </w:pPr>
-            <w:proofErr w:type="spellStart"/>
             <w:r>
               <w:rPr>
                 <w:rFonts w:ascii="Times New Roman" w:eastAsia="DFKai-SB" w:hAnsi="Times New Roman"/>
@@ -19807,7 +19470,6 @@
               </w:rPr>
               <w:t>fatigue_event_count</w:t>
             </w:r>
-            <w:proofErr w:type="spellEnd"/>
           </w:p>
         </w:tc>
         <w:tc>
@@ -19899,7 +19561,6 @@
                 <w:sz w:val="28"/>
               </w:rPr>
             </w:pPr>
-            <w:proofErr w:type="spellStart"/>
             <w:r>
               <w:rPr>
                 <w:rFonts w:ascii="Times New Roman" w:eastAsia="DFKai-SB" w:hAnsi="Times New Roman"/>
@@ -19907,7 +19568,6 @@
               </w:rPr>
               <w:t>suggestions_made</w:t>
             </w:r>
-            <w:proofErr w:type="spellEnd"/>
           </w:p>
         </w:tc>
         <w:tc>
@@ -19999,7 +19659,6 @@
                 <w:sz w:val="28"/>
               </w:rPr>
             </w:pPr>
-            <w:proofErr w:type="spellStart"/>
             <w:r>
               <w:rPr>
                 <w:rFonts w:ascii="Times New Roman" w:eastAsia="DFKai-SB" w:hAnsi="Times New Roman"/>
@@ -20007,7 +19666,6 @@
               </w:rPr>
               <w:t>feedback_received</w:t>
             </w:r>
-            <w:proofErr w:type="spellEnd"/>
           </w:p>
         </w:tc>
         <w:tc>
@@ -20099,7 +19757,6 @@
                 <w:sz w:val="28"/>
               </w:rPr>
             </w:pPr>
-            <w:proofErr w:type="spellStart"/>
             <w:r>
               <w:rPr>
                 <w:rFonts w:ascii="Times New Roman" w:eastAsia="DFKai-SB" w:hAnsi="Times New Roman"/>
@@ -20107,7 +19764,6 @@
               </w:rPr>
               <w:t>included_scores</w:t>
             </w:r>
-            <w:proofErr w:type="spellEnd"/>
           </w:p>
         </w:tc>
         <w:tc>
@@ -20213,7 +19869,6 @@
                 <w:sz w:val="28"/>
               </w:rPr>
             </w:pPr>
-            <w:proofErr w:type="spellStart"/>
             <w:r>
               <w:rPr>
                 <w:rFonts w:ascii="Times New Roman" w:eastAsia="DFKai-SB" w:hAnsi="Times New Roman"/>
@@ -20221,7 +19876,6 @@
               </w:rPr>
               <w:t>included_violations</w:t>
             </w:r>
-            <w:proofErr w:type="spellEnd"/>
           </w:p>
         </w:tc>
         <w:tc>
@@ -20327,7 +19981,6 @@
                 <w:sz w:val="28"/>
               </w:rPr>
             </w:pPr>
-            <w:proofErr w:type="spellStart"/>
             <w:r>
               <w:rPr>
                 <w:rFonts w:ascii="Times New Roman" w:eastAsia="DFKai-SB" w:hAnsi="Times New Roman"/>
@@ -20335,7 +19988,6 @@
               </w:rPr>
               <w:t>report_json</w:t>
             </w:r>
-            <w:proofErr w:type="spellEnd"/>
           </w:p>
         </w:tc>
         <w:tc>
@@ -20645,7 +20297,6 @@
                 <w:sz w:val="28"/>
               </w:rPr>
             </w:pPr>
-            <w:proofErr w:type="spellStart"/>
             <w:r>
               <w:rPr>
                 <w:rFonts w:ascii="Times New Roman" w:eastAsia="DFKai-SB" w:hAnsi="Times New Roman"/>
@@ -20653,7 +20304,6 @@
               </w:rPr>
               <w:t>viewed_at</w:t>
             </w:r>
-            <w:proofErr w:type="spellEnd"/>
           </w:p>
         </w:tc>
         <w:tc>
@@ -20843,7 +20493,6 @@
                 <w:sz w:val="28"/>
               </w:rPr>
             </w:pPr>
-            <w:proofErr w:type="spellStart"/>
             <w:r>
               <w:rPr>
                 <w:rFonts w:ascii="Times New Roman" w:eastAsia="DFKai-SB" w:hAnsi="Times New Roman"/>
@@ -20851,7 +20500,6 @@
               </w:rPr>
               <w:t>created_at</w:t>
             </w:r>
-            <w:proofErr w:type="spellEnd"/>
           </w:p>
         </w:tc>
         <w:tc>
@@ -20962,7 +20610,7 @@
             <w:pPr>
               <w:jc w:val="center"/>
               <w:rPr>
-                <w:rFonts w:ascii="Times New Roman" w:eastAsia="DFKai-SB" w:hAnsi="Times New Roman" w:cs="PMingLiU" w:hint="eastAsia"/>
+                <w:rFonts w:ascii="Times New Roman" w:eastAsia="DFKai-SB" w:hAnsi="Times New Roman" w:cs="PMingLiU"/>
                 <w:sz w:val="28"/>
               </w:rPr>
             </w:pPr>
@@ -20980,7 +20628,6 @@
               </w:rPr>
               <w:t xml:space="preserve"> </w:t>
             </w:r>
-            <w:proofErr w:type="spellStart"/>
             <w:r>
               <w:rPr>
                 <w:rFonts w:ascii="Times New Roman" w:eastAsia="DFKai-SB" w:hAnsi="Times New Roman"/>
@@ -20988,7 +20635,6 @@
               </w:rPr>
               <w:t>cd_detected_objects</w:t>
             </w:r>
-            <w:proofErr w:type="spellEnd"/>
             <w:r>
               <w:rPr>
                 <w:rFonts w:ascii="Times New Roman" w:eastAsia="DFKai-SB" w:hAnsi="Times New Roman" w:hint="eastAsia"/>
@@ -21142,7 +20788,7 @@
         </w:tc>
         <w:tc>
           <w:tcPr>
-            <w:tcW w:w="503" w:type="pct"/>
+            <w:tcW w:w="502" w:type="pct"/>
             <w:vAlign w:val="center"/>
           </w:tcPr>
           <w:p>
@@ -21177,7 +20823,6 @@
                 <w:sz w:val="28"/>
               </w:rPr>
             </w:pPr>
-            <w:proofErr w:type="spellStart"/>
             <w:r>
               <w:rPr>
                 <w:rFonts w:ascii="Times New Roman" w:eastAsia="DFKai-SB" w:hAnsi="Times New Roman" w:cs="Times New Roman"/>
@@ -21187,7 +20832,6 @@
               </w:rPr>
               <w:t>object_id</w:t>
             </w:r>
-            <w:proofErr w:type="spellEnd"/>
           </w:p>
         </w:tc>
         <w:tc>
@@ -21264,7 +20908,7 @@
         </w:tc>
         <w:tc>
           <w:tcPr>
-            <w:tcW w:w="503" w:type="pct"/>
+            <w:tcW w:w="502" w:type="pct"/>
             <w:vAlign w:val="center"/>
           </w:tcPr>
           <w:p>
@@ -21301,7 +20945,6 @@
                 <w:sz w:val="28"/>
               </w:rPr>
             </w:pPr>
-            <w:proofErr w:type="spellStart"/>
             <w:r>
               <w:rPr>
                 <w:rFonts w:ascii="Times New Roman" w:eastAsia="DFKai-SB" w:hAnsi="Times New Roman" w:cs="Times New Roman"/>
@@ -21311,7 +20954,6 @@
               </w:rPr>
               <w:t>event_time</w:t>
             </w:r>
-            <w:proofErr w:type="spellEnd"/>
           </w:p>
         </w:tc>
         <w:tc>
@@ -21379,7 +21021,7 @@
         </w:tc>
         <w:tc>
           <w:tcPr>
-            <w:tcW w:w="503" w:type="pct"/>
+            <w:tcW w:w="502" w:type="pct"/>
             <w:vAlign w:val="center"/>
           </w:tcPr>
           <w:p>
@@ -21407,7 +21049,6 @@
                 <w:sz w:val="28"/>
               </w:rPr>
             </w:pPr>
-            <w:proofErr w:type="spellStart"/>
             <w:r>
               <w:rPr>
                 <w:rFonts w:ascii="Times New Roman" w:eastAsia="DFKai-SB" w:hAnsi="Times New Roman" w:cs="Times New Roman"/>
@@ -21417,7 +21058,6 @@
               </w:rPr>
               <w:t>device_serial</w:t>
             </w:r>
-            <w:proofErr w:type="spellEnd"/>
           </w:p>
         </w:tc>
         <w:tc>
@@ -21494,7 +21134,7 @@
         </w:tc>
         <w:tc>
           <w:tcPr>
-            <w:tcW w:w="503" w:type="pct"/>
+            <w:tcW w:w="502" w:type="pct"/>
             <w:vAlign w:val="center"/>
           </w:tcPr>
           <w:p>
@@ -21522,7 +21162,6 @@
                 <w:sz w:val="28"/>
               </w:rPr>
             </w:pPr>
-            <w:proofErr w:type="spellStart"/>
             <w:r>
               <w:rPr>
                 <w:rFonts w:ascii="Times New Roman" w:eastAsia="DFKai-SB" w:hAnsi="Times New Roman" w:cs="Times New Roman"/>
@@ -21532,7 +21171,6 @@
               </w:rPr>
               <w:t>camera_position</w:t>
             </w:r>
-            <w:proofErr w:type="spellEnd"/>
           </w:p>
         </w:tc>
         <w:tc>
@@ -21609,7 +21247,7 @@
         </w:tc>
         <w:tc>
           <w:tcPr>
-            <w:tcW w:w="503" w:type="pct"/>
+            <w:tcW w:w="502" w:type="pct"/>
             <w:vAlign w:val="center"/>
           </w:tcPr>
           <w:p>
@@ -21637,7 +21275,6 @@
                 <w:sz w:val="28"/>
               </w:rPr>
             </w:pPr>
-            <w:proofErr w:type="spellStart"/>
             <w:r>
               <w:rPr>
                 <w:rFonts w:ascii="Times New Roman" w:eastAsia="DFKai-SB" w:hAnsi="Times New Roman" w:cs="Times New Roman"/>
@@ -21647,7 +21284,6 @@
               </w:rPr>
               <w:t>class_name</w:t>
             </w:r>
-            <w:proofErr w:type="spellEnd"/>
           </w:p>
         </w:tc>
         <w:tc>
@@ -21724,7 +21360,7 @@
         </w:tc>
         <w:tc>
           <w:tcPr>
-            <w:tcW w:w="503" w:type="pct"/>
+            <w:tcW w:w="502" w:type="pct"/>
             <w:vAlign w:val="center"/>
           </w:tcPr>
           <w:p>
@@ -21828,7 +21464,7 @@
         </w:tc>
         <w:tc>
           <w:tcPr>
-            <w:tcW w:w="503" w:type="pct"/>
+            <w:tcW w:w="502" w:type="pct"/>
             <w:vAlign w:val="center"/>
           </w:tcPr>
           <w:p>
@@ -21863,7 +21499,16 @@
                 <w:sz w:val="28"/>
                 <w14:ligatures w14:val="none"/>
               </w:rPr>
-              <w:t>x, y, w, h</w:t>
+              <w:t>bbox_</w:t>
+            </w:r>
+            <w:r>
+              <w:rPr>
+                <w:rFonts w:ascii="Times New Roman" w:eastAsia="DFKai-SB" w:hAnsi="Times New Roman" w:cs="Times New Roman"/>
+                <w:kern w:val="0"/>
+                <w:sz w:val="28"/>
+                <w14:ligatures w14:val="none"/>
+              </w:rPr>
+              <w:t>x</w:t>
             </w:r>
           </w:p>
         </w:tc>
@@ -21876,18 +21521,30 @@
             <w:pPr>
               <w:jc w:val="center"/>
               <w:rPr>
-                <w:rFonts w:ascii="Times New Roman" w:eastAsia="DFKai-SB" w:hAnsi="Times New Roman"/>
-                <w:sz w:val="28"/>
-              </w:rPr>
-            </w:pPr>
-            <w:r>
-              <w:rPr>
-                <w:rFonts w:ascii="Times New Roman" w:eastAsia="DFKai-SB" w:hAnsi="Times New Roman" w:cs="PMingLiU"/>
-                <w:kern w:val="0"/>
-                <w:sz w:val="28"/>
-                <w14:ligatures w14:val="none"/>
-              </w:rPr>
-              <w:t>座標與尺寸</w:t>
+                <w:rFonts w:ascii="Times New Roman" w:eastAsia="DFKai-SB" w:hAnsi="Times New Roman" w:hint="eastAsia"/>
+                <w:sz w:val="28"/>
+              </w:rPr>
+            </w:pPr>
+            <w:r>
+              <w:rPr>
+                <w:rFonts w:ascii="Times New Roman" w:eastAsia="DFKai-SB" w:hAnsi="Times New Roman" w:hint="eastAsia"/>
+                <w:sz w:val="28"/>
+              </w:rPr>
+              <w:t>物件框的</w:t>
+            </w:r>
+            <w:r>
+              <w:rPr>
+                <w:rFonts w:ascii="Times New Roman" w:eastAsia="DFKai-SB" w:hAnsi="Times New Roman" w:hint="eastAsia"/>
+                <w:sz w:val="28"/>
+              </w:rPr>
+              <w:t>X</w:t>
+            </w:r>
+            <w:r>
+              <w:rPr>
+                <w:rFonts w:ascii="Times New Roman" w:eastAsia="DFKai-SB" w:hAnsi="Times New Roman" w:hint="eastAsia"/>
+                <w:sz w:val="28"/>
+              </w:rPr>
+              <w:t>座標</w:t>
             </w:r>
           </w:p>
         </w:tc>
@@ -21932,7 +21589,7 @@
         </w:tc>
         <w:tc>
           <w:tcPr>
-            <w:tcW w:w="503" w:type="pct"/>
+            <w:tcW w:w="502" w:type="pct"/>
             <w:vAlign w:val="center"/>
           </w:tcPr>
           <w:p>
@@ -21956,21 +21613,21 @@
             <w:pPr>
               <w:jc w:val="center"/>
               <w:rPr>
-                <w:rFonts w:ascii="Times New Roman" w:eastAsia="DFKai-SB" w:hAnsi="Times New Roman"/>
-                <w:sz w:val="28"/>
-              </w:rPr>
-            </w:pPr>
-            <w:proofErr w:type="spellStart"/>
-            <w:r>
-              <w:rPr>
-                <w:rFonts w:ascii="Times New Roman" w:eastAsia="DFKai-SB" w:hAnsi="Times New Roman" w:cs="Times New Roman"/>
-                <w:kern w:val="0"/>
-                <w:sz w:val="28"/>
-                <w14:ligatures w14:val="none"/>
-              </w:rPr>
-              <w:t>track_id</w:t>
-            </w:r>
-            <w:proofErr w:type="spellEnd"/>
+                <w:rFonts w:ascii="Times New Roman" w:eastAsia="DFKai-SB" w:hAnsi="Times New Roman" w:cs="Times New Roman"/>
+                <w:kern w:val="0"/>
+                <w:sz w:val="28"/>
+                <w14:ligatures w14:val="none"/>
+              </w:rPr>
+            </w:pPr>
+            <w:r>
+              <w:rPr>
+                <w:rFonts w:ascii="Times New Roman" w:eastAsia="DFKai-SB" w:hAnsi="Times New Roman" w:cs="Times New Roman"/>
+                <w:kern w:val="0"/>
+                <w:sz w:val="28"/>
+                <w14:ligatures w14:val="none"/>
+              </w:rPr>
+              <w:t>bbox_y</w:t>
+            </w:r>
           </w:p>
         </w:tc>
         <w:tc>
@@ -21982,36 +21639,32 @@
             <w:pPr>
               <w:jc w:val="center"/>
               <w:rPr>
-                <w:rFonts w:ascii="Times New Roman" w:eastAsia="DFKai-SB" w:hAnsi="Times New Roman"/>
-                <w:sz w:val="28"/>
-              </w:rPr>
-            </w:pPr>
-            <w:r>
-              <w:rPr>
                 <w:rFonts w:ascii="Times New Roman" w:eastAsia="DFKai-SB" w:hAnsi="Times New Roman" w:cs="PMingLiU"/>
                 <w:kern w:val="0"/>
                 <w:sz w:val="28"/>
                 <w14:ligatures w14:val="none"/>
               </w:rPr>
-              <w:t>追蹤</w:t>
-            </w:r>
-            <w:r>
-              <w:rPr>
-                <w:rFonts w:ascii="Times New Roman" w:eastAsia="DFKai-SB" w:hAnsi="Times New Roman" w:cs="Times New Roman"/>
-                <w:kern w:val="0"/>
-                <w:sz w:val="28"/>
-                <w14:ligatures w14:val="none"/>
-              </w:rPr>
-              <w:t>ID</w:t>
-            </w:r>
-            <w:r>
-              <w:rPr>
-                <w:rFonts w:ascii="Times New Roman" w:eastAsia="DFKai-SB" w:hAnsi="Times New Roman" w:cs="PMingLiU"/>
-                <w:kern w:val="0"/>
-                <w:sz w:val="28"/>
-                <w14:ligatures w14:val="none"/>
-              </w:rPr>
-              <w:t>（可選）</w:t>
+            </w:pPr>
+            <w:r>
+              <w:rPr>
+                <w:rFonts w:ascii="Times New Roman" w:eastAsia="DFKai-SB" w:hAnsi="Times New Roman" w:hint="eastAsia"/>
+                <w:sz w:val="28"/>
+              </w:rPr>
+              <w:t>物件框的</w:t>
+            </w:r>
+            <w:r>
+              <w:rPr>
+                <w:rFonts w:ascii="Times New Roman" w:eastAsia="DFKai-SB" w:hAnsi="Times New Roman" w:hint="eastAsia"/>
+                <w:sz w:val="28"/>
+              </w:rPr>
+              <w:t>Y</w:t>
+            </w:r>
+            <w:r>
+              <w:rPr>
+                <w:rFonts w:ascii="Times New Roman" w:eastAsia="DFKai-SB" w:hAnsi="Times New Roman" w:hint="eastAsia"/>
+                <w:sz w:val="28"/>
+              </w:rPr>
+              <w:t>座標</w:t>
             </w:r>
           </w:p>
         </w:tc>
@@ -22024,18 +21677,20 @@
             <w:pPr>
               <w:jc w:val="center"/>
               <w:rPr>
-                <w:rFonts w:ascii="Times New Roman" w:eastAsia="DFKai-SB" w:hAnsi="Times New Roman"/>
-                <w:sz w:val="28"/>
-              </w:rPr>
-            </w:pPr>
-            <w:r>
-              <w:rPr>
-                <w:rFonts w:ascii="Times New Roman" w:eastAsia="DFKai-SB" w:hAnsi="Times New Roman" w:cs="Times New Roman"/>
-                <w:kern w:val="0"/>
-                <w:sz w:val="28"/>
-                <w14:ligatures w14:val="none"/>
-              </w:rPr>
-              <w:t>INT</w:t>
+                <w:rFonts w:ascii="Times New Roman" w:eastAsia="DFKai-SB" w:hAnsi="Times New Roman" w:cs="Times New Roman"/>
+                <w:kern w:val="0"/>
+                <w:sz w:val="28"/>
+                <w14:ligatures w14:val="none"/>
+              </w:rPr>
+            </w:pPr>
+            <w:r>
+              <w:rPr>
+                <w:rFonts w:ascii="Times New Roman" w:eastAsia="DFKai-SB" w:hAnsi="Times New Roman" w:cs="Times New Roman"/>
+                <w:kern w:val="0"/>
+                <w:sz w:val="28"/>
+                <w14:ligatures w14:val="none"/>
+              </w:rPr>
+              <w:t>FLOAT</w:t>
             </w:r>
           </w:p>
         </w:tc>
@@ -22056,7 +21711,7 @@
         </w:tc>
         <w:tc>
           <w:tcPr>
-            <w:tcW w:w="503" w:type="pct"/>
+            <w:tcW w:w="502" w:type="pct"/>
             <w:vAlign w:val="center"/>
           </w:tcPr>
           <w:p>
@@ -22080,11 +21735,240 @@
             <w:pPr>
               <w:jc w:val="center"/>
               <w:rPr>
-                <w:rFonts w:ascii="Times New Roman" w:eastAsia="DFKai-SB" w:hAnsi="Times New Roman"/>
-                <w:sz w:val="28"/>
-              </w:rPr>
-            </w:pPr>
-            <w:proofErr w:type="spellStart"/>
+                <w:rFonts w:ascii="Times New Roman" w:eastAsia="DFKai-SB" w:hAnsi="Times New Roman" w:cs="Times New Roman"/>
+                <w:kern w:val="0"/>
+                <w:sz w:val="28"/>
+                <w14:ligatures w14:val="none"/>
+              </w:rPr>
+            </w:pPr>
+            <w:r>
+              <w:rPr>
+                <w:rFonts w:ascii="Times New Roman" w:eastAsia="DFKai-SB" w:hAnsi="Times New Roman" w:cs="Times New Roman"/>
+                <w:kern w:val="0"/>
+                <w:sz w:val="28"/>
+                <w14:ligatures w14:val="none"/>
+              </w:rPr>
+              <w:t>bbox_w</w:t>
+            </w:r>
+          </w:p>
+        </w:tc>
+        <w:tc>
+          <w:tcPr>
+            <w:tcW w:w="1466" w:type="pct"/>
+            <w:vAlign w:val="center"/>
+          </w:tcPr>
+          <w:p>
+            <w:pPr>
+              <w:jc w:val="center"/>
+              <w:rPr>
+                <w:rFonts w:ascii="Times New Roman" w:eastAsia="DFKai-SB" w:hAnsi="Times New Roman" w:cs="PMingLiU"/>
+                <w:kern w:val="0"/>
+                <w:sz w:val="28"/>
+                <w14:ligatures w14:val="none"/>
+              </w:rPr>
+            </w:pPr>
+            <w:r>
+              <w:rPr>
+                <w:rFonts w:ascii="Times New Roman" w:eastAsia="DFKai-SB" w:hAnsi="Times New Roman" w:hint="eastAsia"/>
+                <w:sz w:val="28"/>
+              </w:rPr>
+              <w:t>物件框的</w:t>
+            </w:r>
+            <w:r>
+              <w:rPr>
+                <w:rFonts w:ascii="Times New Roman" w:eastAsia="DFKai-SB" w:hAnsi="Times New Roman" w:hint="eastAsia"/>
+                <w:sz w:val="28"/>
+              </w:rPr>
+              <w:t>寬度</w:t>
+            </w:r>
+          </w:p>
+        </w:tc>
+        <w:tc>
+          <w:tcPr>
+            <w:tcW w:w="1189" w:type="pct"/>
+            <w:vAlign w:val="center"/>
+          </w:tcPr>
+          <w:p>
+            <w:pPr>
+              <w:jc w:val="center"/>
+              <w:rPr>
+                <w:rFonts w:ascii="Times New Roman" w:eastAsia="DFKai-SB" w:hAnsi="Times New Roman" w:cs="Times New Roman"/>
+                <w:kern w:val="0"/>
+                <w:sz w:val="28"/>
+                <w14:ligatures w14:val="none"/>
+              </w:rPr>
+            </w:pPr>
+            <w:r>
+              <w:rPr>
+                <w:rFonts w:ascii="Times New Roman" w:eastAsia="DFKai-SB" w:hAnsi="Times New Roman" w:cs="Times New Roman"/>
+                <w:kern w:val="0"/>
+                <w:sz w:val="28"/>
+                <w14:ligatures w14:val="none"/>
+              </w:rPr>
+              <w:t>FLOAT</w:t>
+            </w:r>
+          </w:p>
+        </w:tc>
+        <w:tc>
+          <w:tcPr>
+            <w:tcW w:w="503" w:type="pct"/>
+            <w:vAlign w:val="center"/>
+          </w:tcPr>
+          <w:p>
+            <w:pPr>
+              <w:jc w:val="center"/>
+              <w:rPr>
+                <w:rFonts w:ascii="Times New Roman" w:eastAsia="DFKai-SB" w:hAnsi="Times New Roman"/>
+                <w:sz w:val="28"/>
+              </w:rPr>
+            </w:pPr>
+          </w:p>
+        </w:tc>
+        <w:tc>
+          <w:tcPr>
+            <w:tcW w:w="502" w:type="pct"/>
+            <w:vAlign w:val="center"/>
+          </w:tcPr>
+          <w:p>
+            <w:pPr>
+              <w:jc w:val="center"/>
+              <w:rPr>
+                <w:rFonts w:ascii="Times New Roman" w:eastAsia="DFKai-SB" w:hAnsi="Times New Roman"/>
+                <w:sz w:val="28"/>
+              </w:rPr>
+            </w:pPr>
+          </w:p>
+        </w:tc>
+      </w:tr>
+      <w:tr>
+        <w:tc>
+          <w:tcPr>
+            <w:tcW w:w="1340" w:type="pct"/>
+            <w:vAlign w:val="center"/>
+          </w:tcPr>
+          <w:p>
+            <w:pPr>
+              <w:jc w:val="center"/>
+              <w:rPr>
+                <w:rFonts w:ascii="Times New Roman" w:eastAsia="DFKai-SB" w:hAnsi="Times New Roman" w:cs="Times New Roman"/>
+                <w:kern w:val="0"/>
+                <w:sz w:val="28"/>
+                <w14:ligatures w14:val="none"/>
+              </w:rPr>
+            </w:pPr>
+            <w:r>
+              <w:rPr>
+                <w:rFonts w:ascii="Times New Roman" w:eastAsia="DFKai-SB" w:hAnsi="Times New Roman" w:cs="Times New Roman"/>
+                <w:kern w:val="0"/>
+                <w:sz w:val="28"/>
+                <w14:ligatures w14:val="none"/>
+              </w:rPr>
+              <w:t>bbox_h</w:t>
+            </w:r>
+          </w:p>
+        </w:tc>
+        <w:tc>
+          <w:tcPr>
+            <w:tcW w:w="1466" w:type="pct"/>
+            <w:vAlign w:val="center"/>
+          </w:tcPr>
+          <w:p>
+            <w:pPr>
+              <w:jc w:val="center"/>
+              <w:rPr>
+                <w:rFonts w:ascii="Times New Roman" w:eastAsia="DFKai-SB" w:hAnsi="Times New Roman" w:cs="PMingLiU"/>
+                <w:kern w:val="0"/>
+                <w:sz w:val="28"/>
+                <w14:ligatures w14:val="none"/>
+              </w:rPr>
+            </w:pPr>
+            <w:r>
+              <w:rPr>
+                <w:rFonts w:ascii="Times New Roman" w:eastAsia="DFKai-SB" w:hAnsi="Times New Roman" w:hint="eastAsia"/>
+                <w:sz w:val="28"/>
+              </w:rPr>
+              <w:t>物件框的</w:t>
+            </w:r>
+            <w:r>
+              <w:rPr>
+                <w:rFonts w:ascii="Times New Roman" w:eastAsia="DFKai-SB" w:hAnsi="Times New Roman" w:hint="eastAsia"/>
+                <w:sz w:val="28"/>
+              </w:rPr>
+              <w:t>高度</w:t>
+            </w:r>
+          </w:p>
+        </w:tc>
+        <w:tc>
+          <w:tcPr>
+            <w:tcW w:w="1189" w:type="pct"/>
+            <w:vAlign w:val="center"/>
+          </w:tcPr>
+          <w:p>
+            <w:pPr>
+              <w:jc w:val="center"/>
+              <w:rPr>
+                <w:rFonts w:ascii="Times New Roman" w:eastAsia="DFKai-SB" w:hAnsi="Times New Roman" w:cs="Times New Roman"/>
+                <w:kern w:val="0"/>
+                <w:sz w:val="28"/>
+                <w14:ligatures w14:val="none"/>
+              </w:rPr>
+            </w:pPr>
+            <w:r>
+              <w:rPr>
+                <w:rFonts w:ascii="Times New Roman" w:eastAsia="DFKai-SB" w:hAnsi="Times New Roman" w:cs="Times New Roman"/>
+                <w:kern w:val="0"/>
+                <w:sz w:val="28"/>
+                <w14:ligatures w14:val="none"/>
+              </w:rPr>
+              <w:t>FLOAT</w:t>
+            </w:r>
+          </w:p>
+        </w:tc>
+        <w:tc>
+          <w:tcPr>
+            <w:tcW w:w="503" w:type="pct"/>
+            <w:vAlign w:val="center"/>
+          </w:tcPr>
+          <w:p>
+            <w:pPr>
+              <w:jc w:val="center"/>
+              <w:rPr>
+                <w:rFonts w:ascii="Times New Roman" w:eastAsia="DFKai-SB" w:hAnsi="Times New Roman"/>
+                <w:sz w:val="28"/>
+              </w:rPr>
+            </w:pPr>
+          </w:p>
+        </w:tc>
+        <w:tc>
+          <w:tcPr>
+            <w:tcW w:w="502" w:type="pct"/>
+            <w:vAlign w:val="center"/>
+          </w:tcPr>
+          <w:p>
+            <w:pPr>
+              <w:jc w:val="center"/>
+              <w:rPr>
+                <w:rFonts w:ascii="Times New Roman" w:eastAsia="DFKai-SB" w:hAnsi="Times New Roman"/>
+                <w:sz w:val="28"/>
+              </w:rPr>
+            </w:pPr>
+          </w:p>
+        </w:tc>
+      </w:tr>
+      <w:tr>
+        <w:tc>
+          <w:tcPr>
+            <w:tcW w:w="1340" w:type="pct"/>
+            <w:vAlign w:val="center"/>
+          </w:tcPr>
+          <w:p>
+            <w:pPr>
+              <w:jc w:val="center"/>
+              <w:rPr>
+                <w:rFonts w:ascii="Times New Roman" w:eastAsia="DFKai-SB" w:hAnsi="Times New Roman"/>
+                <w:sz w:val="28"/>
+              </w:rPr>
+            </w:pPr>
             <w:r>
               <w:rPr>
                 <w:rFonts w:ascii="Times New Roman" w:eastAsia="DFKai-SB" w:hAnsi="Times New Roman" w:cs="Times New Roman"/>
@@ -22094,7 +21978,6 @@
               </w:rPr>
               <w:t>event_ref</w:t>
             </w:r>
-            <w:proofErr w:type="spellEnd"/>
           </w:p>
         </w:tc>
         <w:tc>
@@ -22180,7 +22063,7 @@
         </w:tc>
         <w:tc>
           <w:tcPr>
-            <w:tcW w:w="503" w:type="pct"/>
+            <w:tcW w:w="502" w:type="pct"/>
             <w:vAlign w:val="center"/>
           </w:tcPr>
           <w:p>
@@ -22251,7 +22134,6 @@
               </w:rPr>
               <w:t xml:space="preserve"> </w:t>
             </w:r>
-            <w:proofErr w:type="spellStart"/>
             <w:r>
               <w:rPr>
                 <w:rFonts w:ascii="Times New Roman" w:eastAsia="DFKai-SB" w:hAnsi="Times New Roman" w:cs="Times New Roman"/>
@@ -22262,7 +22144,6 @@
               </w:rPr>
               <w:t>cd_sync_queue</w:t>
             </w:r>
-            <w:proofErr w:type="spellEnd"/>
             <w:r>
               <w:rPr>
                 <w:rFonts w:ascii="Times New Roman" w:eastAsia="DFKai-SB" w:hAnsi="Times New Roman" w:cs="Times New Roman" w:hint="eastAsia"/>
@@ -22330,7 +22211,6 @@
                 <w:rFonts w:ascii="Times New Roman" w:eastAsia="DFKai-SB" w:hAnsi="Times New Roman"/>
                 <w:sz w:val="28"/>
               </w:rPr>
-              <w:lastRenderedPageBreak/>
               <w:t>欄位名</w:t>
             </w:r>
             <w:r>
@@ -22445,7 +22325,6 @@
                 <w:sz w:val="28"/>
               </w:rPr>
             </w:pPr>
-            <w:proofErr w:type="spellStart"/>
             <w:r>
               <w:rPr>
                 <w:rFonts w:ascii="Times New Roman" w:eastAsia="DFKai-SB" w:hAnsi="Times New Roman"/>
@@ -22453,7 +22332,6 @@
               </w:rPr>
               <w:t>sync_id</w:t>
             </w:r>
-            <w:proofErr w:type="spellEnd"/>
           </w:p>
         </w:tc>
         <w:tc>
@@ -22559,7 +22437,6 @@
                 <w:sz w:val="28"/>
               </w:rPr>
             </w:pPr>
-            <w:proofErr w:type="spellStart"/>
             <w:r>
               <w:rPr>
                 <w:rFonts w:ascii="Times New Roman" w:eastAsia="DFKai-SB" w:hAnsi="Times New Roman"/>
@@ -22567,7 +22444,6 @@
               </w:rPr>
               <w:t>file_path</w:t>
             </w:r>
-            <w:proofErr w:type="spellEnd"/>
           </w:p>
         </w:tc>
         <w:tc>
@@ -22666,7 +22542,6 @@
                 <w:sz w:val="28"/>
               </w:rPr>
             </w:pPr>
-            <w:proofErr w:type="spellStart"/>
             <w:r>
               <w:rPr>
                 <w:rFonts w:ascii="Times New Roman" w:eastAsia="DFKai-SB" w:hAnsi="Times New Roman"/>
@@ -22674,7 +22549,6 @@
               </w:rPr>
               <w:t>data_type</w:t>
             </w:r>
-            <w:proofErr w:type="spellEnd"/>
           </w:p>
         </w:tc>
         <w:tc>
@@ -22773,7 +22647,6 @@
                 <w:sz w:val="28"/>
               </w:rPr>
             </w:pPr>
-            <w:proofErr w:type="spellStart"/>
             <w:r>
               <w:rPr>
                 <w:rFonts w:ascii="Times New Roman" w:eastAsia="DFKai-SB" w:hAnsi="Times New Roman"/>
@@ -22781,7 +22654,6 @@
               </w:rPr>
               <w:t>created_time</w:t>
             </w:r>
-            <w:proofErr w:type="spellEnd"/>
           </w:p>
         </w:tc>
         <w:tc>
@@ -22978,7 +22850,6 @@
                 <w:sz w:val="28"/>
               </w:rPr>
             </w:pPr>
-            <w:proofErr w:type="spellStart"/>
             <w:r>
               <w:rPr>
                 <w:rFonts w:ascii="Times New Roman" w:eastAsia="DFKai-SB" w:hAnsi="Times New Roman"/>
@@ -22986,7 +22857,6 @@
               </w:rPr>
               <w:t>synced_time</w:t>
             </w:r>
-            <w:proofErr w:type="spellEnd"/>
           </w:p>
         </w:tc>
         <w:tc>
@@ -23078,7 +22948,6 @@
                 <w:sz w:val="28"/>
               </w:rPr>
             </w:pPr>
-            <w:proofErr w:type="spellStart"/>
             <w:r>
               <w:rPr>
                 <w:rFonts w:ascii="Times New Roman" w:eastAsia="DFKai-SB" w:hAnsi="Times New Roman"/>
@@ -23086,7 +22955,6 @@
               </w:rPr>
               <w:t>device_serial</w:t>
             </w:r>
-            <w:proofErr w:type="spellEnd"/>
           </w:p>
         </w:tc>
         <w:tc>
@@ -23185,7 +23053,6 @@
                 <w:sz w:val="28"/>
               </w:rPr>
             </w:pPr>
-            <w:proofErr w:type="spellStart"/>
             <w:r>
               <w:rPr>
                 <w:rFonts w:ascii="Times New Roman" w:eastAsia="DFKai-SB" w:hAnsi="Times New Roman"/>
@@ -23193,7 +23060,6 @@
               </w:rPr>
               <w:t>retry_count</w:t>
             </w:r>
-            <w:proofErr w:type="spellEnd"/>
           </w:p>
         </w:tc>
         <w:tc>
@@ -23285,7 +23151,6 @@
                 <w:sz w:val="28"/>
               </w:rPr>
             </w:pPr>
-            <w:proofErr w:type="spellStart"/>
             <w:r>
               <w:rPr>
                 <w:rFonts w:ascii="Times New Roman" w:eastAsia="DFKai-SB" w:hAnsi="Times New Roman"/>
@@ -23293,7 +23158,6 @@
               </w:rPr>
               <w:t>error_message</w:t>
             </w:r>
-            <w:proofErr w:type="spellEnd"/>
           </w:p>
         </w:tc>
         <w:tc>
@@ -23385,7 +23249,6 @@
                 <w:sz w:val="28"/>
               </w:rPr>
             </w:pPr>
-            <w:proofErr w:type="spellStart"/>
             <w:r>
               <w:rPr>
                 <w:rFonts w:ascii="Times New Roman" w:eastAsia="DFKai-SB" w:hAnsi="Times New Roman"/>
@@ -23393,7 +23256,6 @@
               </w:rPr>
               <w:t>target_table</w:t>
             </w:r>
-            <w:proofErr w:type="spellEnd"/>
           </w:p>
         </w:tc>
         <w:tc>
@@ -23492,7 +23354,6 @@
                 <w:sz w:val="28"/>
               </w:rPr>
             </w:pPr>
-            <w:proofErr w:type="spellStart"/>
             <w:r>
               <w:rPr>
                 <w:rFonts w:ascii="Times New Roman" w:eastAsia="DFKai-SB" w:hAnsi="Times New Roman"/>
@@ -23500,7 +23361,6 @@
               </w:rPr>
               <w:t>ref_id</w:t>
             </w:r>
-            <w:proofErr w:type="spellEnd"/>
           </w:p>
         </w:tc>
         <w:tc>
@@ -23668,7 +23528,6 @@
               </w:rPr>
               <w:t xml:space="preserve"> </w:t>
             </w:r>
-            <w:proofErr w:type="spellStart"/>
             <w:r>
               <w:rPr>
                 <w:rFonts w:ascii="Times New Roman" w:eastAsia="DFKai-SB" w:hAnsi="Times New Roman"/>
@@ -23676,7 +23535,6 @@
               </w:rPr>
               <w:t>cd_token_records</w:t>
             </w:r>
-            <w:proofErr w:type="spellEnd"/>
             <w:r>
               <w:rPr>
                 <w:rFonts w:ascii="Times New Roman" w:eastAsia="DFKai-SB" w:hAnsi="Times New Roman" w:hint="eastAsia"/>
@@ -23867,7 +23725,6 @@
                 <w:sz w:val="28"/>
               </w:rPr>
             </w:pPr>
-            <w:proofErr w:type="spellStart"/>
             <w:r>
               <w:rPr>
                 <w:rFonts w:ascii="Times New Roman" w:eastAsia="DFKai-SB" w:hAnsi="Times New Roman"/>
@@ -23875,7 +23732,6 @@
               </w:rPr>
               <w:t>token_id</w:t>
             </w:r>
-            <w:proofErr w:type="spellEnd"/>
           </w:p>
         </w:tc>
         <w:tc>
@@ -23989,17 +23845,16 @@
                 <w:sz w:val="28"/>
               </w:rPr>
             </w:pPr>
-            <w:proofErr w:type="spellStart"/>
-            <w:r>
-              <w:rPr>
-                <w:rFonts w:ascii="Times New Roman" w:eastAsia="DFKai-SB" w:hAnsi="Times New Roman" w:cs="Times New Roman"/>
-                <w:kern w:val="0"/>
-                <w:sz w:val="28"/>
-                <w14:ligatures w14:val="none"/>
-              </w:rPr>
+            <w:r>
+              <w:rPr>
+                <w:rFonts w:ascii="Times New Roman" w:eastAsia="DFKai-SB" w:hAnsi="Times New Roman" w:cs="Times New Roman"/>
+                <w:kern w:val="0"/>
+                <w:sz w:val="28"/>
+                <w14:ligatures w14:val="none"/>
+              </w:rPr>
+              <w:lastRenderedPageBreak/>
               <w:t>staff_id</w:t>
             </w:r>
-            <w:proofErr w:type="spellEnd"/>
           </w:p>
         </w:tc>
         <w:tc>
@@ -24095,7 +23950,6 @@
                 <w:sz w:val="28"/>
               </w:rPr>
             </w:pPr>
-            <w:proofErr w:type="spellStart"/>
             <w:r>
               <w:rPr>
                 <w:rFonts w:ascii="Times New Roman" w:eastAsia="DFKai-SB" w:hAnsi="Times New Roman" w:cs="Times New Roman"/>
@@ -24105,7 +23959,6 @@
               </w:rPr>
               <w:t>device_serial</w:t>
             </w:r>
-            <w:proofErr w:type="spellEnd"/>
           </w:p>
         </w:tc>
         <w:tc>
@@ -24203,18 +24056,15 @@
                 <w14:ligatures w14:val="none"/>
               </w:rPr>
             </w:pPr>
-            <w:proofErr w:type="spellStart"/>
-            <w:r>
-              <w:rPr>
-                <w:rFonts w:ascii="Times New Roman" w:eastAsia="DFKai-SB" w:hAnsi="Times New Roman" w:cs="Times New Roman"/>
-                <w:kern w:val="0"/>
-                <w:sz w:val="28"/>
-                <w14:ligatures w14:val="none"/>
-              </w:rPr>
-              <w:lastRenderedPageBreak/>
+            <w:r>
+              <w:rPr>
+                <w:rFonts w:ascii="Times New Roman" w:eastAsia="DFKai-SB" w:hAnsi="Times New Roman" w:cs="Times New Roman"/>
+                <w:kern w:val="0"/>
+                <w:sz w:val="28"/>
+                <w14:ligatures w14:val="none"/>
+              </w:rPr>
               <w:t>scan_time</w:t>
             </w:r>
-            <w:proofErr w:type="spellEnd"/>
           </w:p>
         </w:tc>
         <w:tc>
@@ -24316,7 +24166,6 @@
                 <w14:ligatures w14:val="none"/>
               </w:rPr>
             </w:pPr>
-            <w:proofErr w:type="spellStart"/>
             <w:r>
               <w:rPr>
                 <w:rFonts w:ascii="Times New Roman" w:eastAsia="DFKai-SB" w:hAnsi="Times New Roman" w:cs="Times New Roman"/>
@@ -24326,7 +24175,6 @@
               </w:rPr>
               <w:t>token_type</w:t>
             </w:r>
-            <w:proofErr w:type="spellEnd"/>
           </w:p>
         </w:tc>
         <w:tc>
@@ -24544,7 +24392,6 @@
                 <w:sz w:val="28"/>
               </w:rPr>
             </w:pPr>
-            <w:proofErr w:type="spellStart"/>
             <w:r>
               <w:rPr>
                 <w:rFonts w:ascii="Times New Roman" w:eastAsia="DFKai-SB" w:hAnsi="Times New Roman" w:cs="Times New Roman"/>
@@ -24554,7 +24401,6 @@
               </w:rPr>
               <w:t>result_message</w:t>
             </w:r>
-            <w:proofErr w:type="spellEnd"/>
           </w:p>
         </w:tc>
         <w:tc>
@@ -24566,15 +24412,15 @@
             <w:pPr>
               <w:jc w:val="center"/>
               <w:rPr>
+                <w:rFonts w:ascii="Times New Roman" w:eastAsia="DFKai-SB" w:hAnsi="Times New Roman"/>
+                <w:sz w:val="28"/>
+              </w:rPr>
+            </w:pPr>
+            <w:r>
+              <w:rPr>
                 <w:rFonts w:ascii="Times New Roman" w:eastAsia="DFKai-SB" w:hAnsi="Times New Roman" w:hint="eastAsia"/>
                 <w:sz w:val="28"/>
               </w:rPr>
-            </w:pPr>
-            <w:r>
-              <w:rPr>
-                <w:rFonts w:ascii="Times New Roman" w:eastAsia="DFKai-SB" w:hAnsi="Times New Roman" w:hint="eastAsia"/>
-                <w:sz w:val="28"/>
-              </w:rPr>
               <w:t>回應訊息</w:t>
             </w:r>
           </w:p>
@@ -24588,7 +24434,7 @@
             <w:pPr>
               <w:jc w:val="center"/>
               <w:rPr>
-                <w:rFonts w:ascii="Times New Roman" w:eastAsia="DFKai-SB" w:hAnsi="Times New Roman" w:hint="eastAsia"/>
+                <w:rFonts w:ascii="Times New Roman" w:eastAsia="DFKai-SB" w:hAnsi="Times New Roman"/>
                 <w:sz w:val="28"/>
               </w:rPr>
             </w:pPr>
@@ -24699,7 +24545,6 @@
               </w:rPr>
               <w:t xml:space="preserve"> </w:t>
             </w:r>
-            <w:proofErr w:type="spellStart"/>
             <w:r>
               <w:rPr>
                 <w:rFonts w:ascii="Times New Roman" w:eastAsia="DFKai-SB" w:hAnsi="Times New Roman"/>
@@ -24707,20 +24552,12 @@
               </w:rPr>
               <w:t>cd_device_status</w:t>
             </w:r>
-            <w:proofErr w:type="spellEnd"/>
             <w:r>
               <w:rPr>
                 <w:rFonts w:ascii="Times New Roman" w:eastAsia="DFKai-SB" w:hAnsi="Times New Roman" w:hint="eastAsia"/>
                 <w:sz w:val="28"/>
               </w:rPr>
-              <w:t xml:space="preserve"> </w:t>
-            </w:r>
-            <w:r>
-              <w:rPr>
-                <w:rFonts w:ascii="Times New Roman" w:eastAsia="DFKai-SB" w:hAnsi="Times New Roman" w:hint="eastAsia"/>
-                <w:sz w:val="28"/>
-              </w:rPr>
-              <w:t>(</w:t>
+              <w:t xml:space="preserve"> (</w:t>
             </w:r>
             <w:r>
               <w:rPr>
@@ -24905,7 +24742,6 @@
                 <w:sz w:val="28"/>
               </w:rPr>
             </w:pPr>
-            <w:proofErr w:type="spellStart"/>
             <w:r>
               <w:rPr>
                 <w:rFonts w:ascii="Times New Roman" w:eastAsia="DFKai-SB" w:hAnsi="Times New Roman" w:cs="Times New Roman"/>
@@ -24915,7 +24751,6 @@
               </w:rPr>
               <w:t>device_serial</w:t>
             </w:r>
-            <w:proofErr w:type="spellEnd"/>
           </w:p>
         </w:tc>
         <w:tc>
@@ -25029,7 +24864,6 @@
                 <w:sz w:val="28"/>
               </w:rPr>
             </w:pPr>
-            <w:proofErr w:type="spellStart"/>
             <w:r>
               <w:rPr>
                 <w:rFonts w:ascii="Times New Roman" w:eastAsia="DFKai-SB" w:hAnsi="Times New Roman" w:cs="Times New Roman"/>
@@ -25039,7 +24873,6 @@
               </w:rPr>
               <w:t>boot_time</w:t>
             </w:r>
-            <w:proofErr w:type="spellEnd"/>
           </w:p>
         </w:tc>
         <w:tc>
@@ -25135,7 +24968,6 @@
                 <w:sz w:val="28"/>
               </w:rPr>
             </w:pPr>
-            <w:proofErr w:type="spellStart"/>
             <w:r>
               <w:rPr>
                 <w:rFonts w:ascii="Times New Roman" w:eastAsia="DFKai-SB" w:hAnsi="Times New Roman" w:cs="Times New Roman"/>
@@ -25145,7 +24977,6 @@
               </w:rPr>
               <w:t>last_error</w:t>
             </w:r>
-            <w:proofErr w:type="spellEnd"/>
           </w:p>
         </w:tc>
         <w:tc>
@@ -25241,7 +25072,6 @@
                 <w:sz w:val="28"/>
               </w:rPr>
             </w:pPr>
-            <w:proofErr w:type="spellStart"/>
             <w:r>
               <w:rPr>
                 <w:rFonts w:ascii="Times New Roman" w:eastAsia="DFKai-SB" w:hAnsi="Times New Roman" w:cs="Times New Roman"/>
@@ -25251,7 +25081,6 @@
               </w:rPr>
               <w:t>last_sync</w:t>
             </w:r>
-            <w:proofErr w:type="spellEnd"/>
           </w:p>
         </w:tc>
         <w:tc>
@@ -25347,7 +25176,6 @@
                 <w:sz w:val="28"/>
               </w:rPr>
             </w:pPr>
-            <w:proofErr w:type="spellStart"/>
             <w:r>
               <w:rPr>
                 <w:rFonts w:ascii="Times New Roman" w:eastAsia="DFKai-SB" w:hAnsi="Times New Roman" w:cs="Times New Roman"/>
@@ -25357,7 +25185,6 @@
               </w:rPr>
               <w:t>model_name</w:t>
             </w:r>
-            <w:proofErr w:type="spellEnd"/>
           </w:p>
         </w:tc>
         <w:tc>
@@ -25462,7 +25289,6 @@
                 <w:sz w:val="28"/>
               </w:rPr>
             </w:pPr>
-            <w:proofErr w:type="spellStart"/>
             <w:r>
               <w:rPr>
                 <w:rFonts w:ascii="Times New Roman" w:eastAsia="DFKai-SB" w:hAnsi="Times New Roman" w:cs="Times New Roman"/>
@@ -25472,7 +25298,6 @@
               </w:rPr>
               <w:t>os_version</w:t>
             </w:r>
-            <w:proofErr w:type="spellEnd"/>
           </w:p>
         </w:tc>
         <w:tc>
@@ -25625,6 +25450,56 @@
 <w16cid:commentsIds xmlns:wpc="http://schemas.microsoft.com/office/word/2010/wordprocessingCanvas" xmlns:cx="http://schemas.microsoft.com/office/drawing/2014/chartex" xmlns:cx1="http://schemas.microsoft.com/office/drawing/2015/9/8/chartex" xmlns:cx2="http://schemas.microsoft.com/office/drawing/2015/10/21/chartex" xmlns:cx3="http://schemas.microsoft.com/office/drawing/2016/5/9/chartex" xmlns:cx4="http://schemas.microsoft.com/office/drawing/2016/5/10/chartex" xmlns:cx5="http://schemas.microsoft.com/office/drawing/2016/5/11/chartex" xmlns:cx6="http://schemas.microsoft.com/office/drawing/2016/5/12/chartex" xmlns:cx7="http://schemas.microsoft.com/office/drawing/2016/5/13/chartex" xmlns:cx8="http://schemas.microsoft.com/office/drawing/2016/5/14/chartex" xmlns:mc="http://schemas.openxmlformats.org/markup-compatibility/2006" xmlns:aink="http://schemas.microsoft.com/office/drawing/2016/ink" xmlns:am3d="http://schemas.microsoft.com/office/drawing/2017/model3d" xmlns:o="urn:schemas-microsoft-com:office:office" xmlns:r="http://schemas.openxmlformats.org/officeDocument/2006/relationships" xmlns:m="http://schemas.openxmlformats.org/officeDocument/2006/math" xmlns:v="urn:schemas-microsoft-com:vml" xmlns:wp14="http://schemas.microsoft.com/office/word/2010/wordprocessingDrawing" xmlns:wp="http://schemas.openxmlformats.org/drawingml/2006/wordprocessingDrawing" xmlns:w10="urn:schemas-microsoft-com:office:word" xmlns:w="http://schemas.openxmlformats.org/wordprocessingml/2006/main" xmlns:w14="http://schemas.microsoft.com/office/word/2010/wordml" xmlns:w15="http://schemas.microsoft.com/office/word/2012/wordml" xmlns:w16cex="http://schemas.microsoft.com/office/word/2018/wordml/cex" xmlns:w16cid="http://schemas.microsoft.com/office/word/2016/wordml/cid" xmlns:w16="http://schemas.microsoft.com/office/word/2018/wordml" xmlns:w16sdtdh="http://schemas.microsoft.com/office/word/2020/wordml/sdtdatahash" xmlns:w16se="http://schemas.microsoft.com/office/word/2015/wordml/symex" xmlns:wpg="http://schemas.microsoft.com/office/word/2010/wordprocessingGroup" xmlns:wpi="http://schemas.microsoft.com/office/word/2010/wordprocessingInk" xmlns:wne="http://schemas.microsoft.com/office/word/2006/wordml" xmlns:wps="http://schemas.microsoft.com/office/word/2010/wordprocessingShape" mc:Ignorable="w14 w15 w16se w16cid w16 w16cex w16sdtdh wp14">
   <w16cid:commentId w16cid:paraId="4FDA0A97" w16cid:durableId="2BE0E68C"/>
 </w16cid:commentsIds>
+</file>
+
+<file path=word/endnotes.xml><?xml version="1.0" encoding="utf-8"?>
+<w:endnotes xmlns:wpc="http://schemas.microsoft.com/office/word/2010/wordprocessingCanvas" xmlns:cx="http://schemas.microsoft.com/office/drawing/2014/chartex" xmlns:cx1="http://schemas.microsoft.com/office/drawing/2015/9/8/chartex" xmlns:cx2="http://schemas.microsoft.com/office/drawing/2015/10/21/chartex" xmlns:cx3="http://schemas.microsoft.com/office/drawing/2016/5/9/chartex" xmlns:cx4="http://schemas.microsoft.com/office/drawing/2016/5/10/chartex" xmlns:cx5="http://schemas.microsoft.com/office/drawing/2016/5/11/chartex" xmlns:cx6="http://schemas.microsoft.com/office/drawing/2016/5/12/chartex" xmlns:cx7="http://schemas.microsoft.com/office/drawing/2016/5/13/chartex" xmlns:cx8="http://schemas.microsoft.com/office/drawing/2016/5/14/chartex" xmlns:mc="http://schemas.openxmlformats.org/markup-compatibility/2006" xmlns:aink="http://schemas.microsoft.com/office/drawing/2016/ink" xmlns:am3d="http://schemas.microsoft.com/office/drawing/2017/model3d" xmlns:o="urn:schemas-microsoft-com:office:office" xmlns:r="http://schemas.openxmlformats.org/officeDocument/2006/relationships" xmlns:m="http://schemas.openxmlformats.org/officeDocument/2006/math" xmlns:v="urn:schemas-microsoft-com:vml" xmlns:wp14="http://schemas.microsoft.com/office/word/2010/wordprocessingDrawing" xmlns:wp="http://schemas.openxmlformats.org/drawingml/2006/wordprocessingDrawing" xmlns:w10="urn:schemas-microsoft-com:office:word" xmlns:w="http://schemas.openxmlformats.org/wordprocessingml/2006/main" xmlns:w14="http://schemas.microsoft.com/office/word/2010/wordml" xmlns:w15="http://schemas.microsoft.com/office/word/2012/wordml" xmlns:w16cex="http://schemas.microsoft.com/office/word/2018/wordml/cex" xmlns:w16cid="http://schemas.microsoft.com/office/word/2016/wordml/cid" xmlns:w16="http://schemas.microsoft.com/office/word/2018/wordml" xmlns:w16sdtdh="http://schemas.microsoft.com/office/word/2020/wordml/sdtdatahash" xmlns:w16se="http://schemas.microsoft.com/office/word/2015/wordml/symex" xmlns:wpg="http://schemas.microsoft.com/office/word/2010/wordprocessingGroup" xmlns:wpi="http://schemas.microsoft.com/office/word/2010/wordprocessingInk" xmlns:wne="http://schemas.microsoft.com/office/word/2006/wordml" xmlns:wps="http://schemas.microsoft.com/office/word/2010/wordprocessingShape" mc:Ignorable="w14 w15 w16se w16cid w16 w16cex w16sdtdh wp14">
+  <w:endnote w:type="separator" w:id="-1">
+    <w:p>
+      <w:pPr>
+        <w:spacing w:after="0" w:line="240" w:lineRule="auto"/>
+      </w:pPr>
+      <w:r>
+        <w:separator/>
+      </w:r>
+    </w:p>
+  </w:endnote>
+  <w:endnote w:type="continuationSeparator" w:id="0">
+    <w:p>
+      <w:pPr>
+        <w:spacing w:after="0" w:line="240" w:lineRule="auto"/>
+      </w:pPr>
+      <w:r>
+        <w:continuationSeparator/>
+      </w:r>
+    </w:p>
+  </w:endnote>
+</w:endnotes>
+</file>
+
+<file path=word/footnotes.xml><?xml version="1.0" encoding="utf-8"?>
+<w:footnotes xmlns:wpc="http://schemas.microsoft.com/office/word/2010/wordprocessingCanvas" xmlns:cx="http://schemas.microsoft.com/office/drawing/2014/chartex" xmlns:cx1="http://schemas.microsoft.com/office/drawing/2015/9/8/chartex" xmlns:cx2="http://schemas.microsoft.com/office/drawing/2015/10/21/chartex" xmlns:cx3="http://schemas.microsoft.com/office/drawing/2016/5/9/chartex" xmlns:cx4="http://schemas.microsoft.com/office/drawing/2016/5/10/chartex" xmlns:cx5="http://schemas.microsoft.com/office/drawing/2016/5/11/chartex" xmlns:cx6="http://schemas.microsoft.com/office/drawing/2016/5/12/chartex" xmlns:cx7="http://schemas.microsoft.com/office/drawing/2016/5/13/chartex" xmlns:cx8="http://schemas.microsoft.com/office/drawing/2016/5/14/chartex" xmlns:mc="http://schemas.openxmlformats.org/markup-compatibility/2006" xmlns:aink="http://schemas.microsoft.com/office/drawing/2016/ink" xmlns:am3d="http://schemas.microsoft.com/office/drawing/2017/model3d" xmlns:o="urn:schemas-microsoft-com:office:office" xmlns:r="http://schemas.openxmlformats.org/officeDocument/2006/relationships" xmlns:m="http://schemas.openxmlformats.org/officeDocument/2006/math" xmlns:v="urn:schemas-microsoft-com:vml" xmlns:wp14="http://schemas.microsoft.com/office/word/2010/wordprocessingDrawing" xmlns:wp="http://schemas.openxmlformats.org/drawingml/2006/wordprocessingDrawing" xmlns:w10="urn:schemas-microsoft-com:office:word" xmlns:w="http://schemas.openxmlformats.org/wordprocessingml/2006/main" xmlns:w14="http://schemas.microsoft.com/office/word/2010/wordml" xmlns:w15="http://schemas.microsoft.com/office/word/2012/wordml" xmlns:w16cex="http://schemas.microsoft.com/office/word/2018/wordml/cex" xmlns:w16cid="http://schemas.microsoft.com/office/word/2016/wordml/cid" xmlns:w16="http://schemas.microsoft.com/office/word/2018/wordml" xmlns:w16sdtdh="http://schemas.microsoft.com/office/word/2020/wordml/sdtdatahash" xmlns:w16se="http://schemas.microsoft.com/office/word/2015/wordml/symex" xmlns:wpg="http://schemas.microsoft.com/office/word/2010/wordprocessingGroup" xmlns:wpi="http://schemas.microsoft.com/office/word/2010/wordprocessingInk" xmlns:wne="http://schemas.microsoft.com/office/word/2006/wordml" xmlns:wps="http://schemas.microsoft.com/office/word/2010/wordprocessingShape" mc:Ignorable="w14 w15 w16se w16cid w16 w16cex w16sdtdh wp14">
+  <w:footnote w:type="separator" w:id="-1">
+    <w:p>
+      <w:pPr>
+        <w:spacing w:after="0" w:line="240" w:lineRule="auto"/>
+      </w:pPr>
+      <w:r>
+        <w:separator/>
+      </w:r>
+    </w:p>
+  </w:footnote>
+  <w:footnote w:type="continuationSeparator" w:id="0">
+    <w:p>
+      <w:pPr>
+        <w:spacing w:after="0" w:line="240" w:lineRule="auto"/>
+      </w:pPr>
+      <w:r>
+        <w:continuationSeparator/>
+      </w:r>
+    </w:p>
+  </w:footnote>
+</w:footnotes>
 </file>
 
 <file path=word/people.xml><?xml version="1.0" encoding="utf-8"?>
@@ -26640,6 +26515,50 @@
       <w:szCs w:val="20"/>
     </w:rPr>
   </w:style>
+  <w:style w:type="paragraph" w:styleId="af4">
+    <w:name w:val="header"/>
+    <w:basedOn w:val="a"/>
+    <w:link w:val="af5"/>
+    <w:uiPriority w:val="99"/>
+    <w:unhideWhenUsed/>
+    <w:rsid w:val="007071B4"/>
+    <w:pPr>
+      <w:tabs>
+        <w:tab w:val="center" w:pos="4680"/>
+        <w:tab w:val="right" w:pos="9360"/>
+      </w:tabs>
+      <w:spacing w:after="0" w:line="240" w:lineRule="auto"/>
+    </w:pPr>
+  </w:style>
+  <w:style w:type="character" w:customStyle="1" w:styleId="af5">
+    <w:name w:val="頁首 字元"/>
+    <w:basedOn w:val="a0"/>
+    <w:link w:val="af4"/>
+    <w:uiPriority w:val="99"/>
+    <w:rsid w:val="007071B4"/>
+  </w:style>
+  <w:style w:type="paragraph" w:styleId="af6">
+    <w:name w:val="footer"/>
+    <w:basedOn w:val="a"/>
+    <w:link w:val="af7"/>
+    <w:uiPriority w:val="99"/>
+    <w:unhideWhenUsed/>
+    <w:rsid w:val="007071B4"/>
+    <w:pPr>
+      <w:tabs>
+        <w:tab w:val="center" w:pos="4680"/>
+        <w:tab w:val="right" w:pos="9360"/>
+      </w:tabs>
+      <w:spacing w:after="0" w:line="240" w:lineRule="auto"/>
+    </w:pPr>
+  </w:style>
+  <w:style w:type="character" w:customStyle="1" w:styleId="af7">
+    <w:name w:val="頁尾 字元"/>
+    <w:basedOn w:val="a0"/>
+    <w:link w:val="af6"/>
+    <w:uiPriority w:val="99"/>
+    <w:rsid w:val="007071B4"/>
+  </w:style>
 </w:styles>
 </file>
 

--- a/DB_Disign/表格及其MetaDatav1.docx
+++ b/DB_Disign/表格及其MetaDatav1.docx
@@ -35,7 +35,23 @@
                 <w:rFonts w:ascii="Times New Roman" w:eastAsia="DFKai-SB" w:hAnsi="Times New Roman" w:hint="eastAsia"/>
                 <w:sz w:val="28"/>
               </w:rPr>
-              <w:t>T01 s_devices (</w:t>
+              <w:t xml:space="preserve">T01 </w:t>
+            </w:r>
+            <w:proofErr w:type="spellStart"/>
+            <w:r>
+              <w:rPr>
+                <w:rFonts w:ascii="Times New Roman" w:eastAsia="DFKai-SB" w:hAnsi="Times New Roman" w:hint="eastAsia"/>
+                <w:sz w:val="28"/>
+              </w:rPr>
+              <w:t>s_devices</w:t>
+            </w:r>
+            <w:proofErr w:type="spellEnd"/>
+            <w:r>
+              <w:rPr>
+                <w:rFonts w:ascii="Times New Roman" w:eastAsia="DFKai-SB" w:hAnsi="Times New Roman" w:hint="eastAsia"/>
+                <w:sz w:val="28"/>
+              </w:rPr>
+              <w:t xml:space="preserve"> (</w:t>
             </w:r>
             <w:r>
               <w:rPr>
@@ -194,6 +210,7 @@
                 <w:sz w:val="28"/>
               </w:rPr>
             </w:pPr>
+            <w:proofErr w:type="spellStart"/>
             <w:r>
               <w:rPr>
                 <w:rFonts w:ascii="Times New Roman" w:eastAsia="DFKai-SB" w:hAnsi="Times New Roman" w:cs="Times New Roman"/>
@@ -204,6 +221,7 @@
               </w:rPr>
               <w:t>device_serial</w:t>
             </w:r>
+            <w:proofErr w:type="spellEnd"/>
           </w:p>
         </w:tc>
         <w:tc>
@@ -302,6 +320,9 @@
         </w:tc>
       </w:tr>
       <w:tr>
+        <w:trPr>
+          <w:trHeight w:val="914"/>
+        </w:trPr>
         <w:tc>
           <w:tcPr>
             <w:tcW w:w="1473" w:type="pct"/>
@@ -317,6 +338,7 @@
                 <w14:ligatures w14:val="none"/>
               </w:rPr>
             </w:pPr>
+            <w:proofErr w:type="spellStart"/>
             <w:r>
               <w:rPr>
                 <w:rFonts w:ascii="Times New Roman" w:eastAsia="DFKai-SB" w:hAnsi="Times New Roman" w:cs="Times New Roman"/>
@@ -327,6 +349,7 @@
               </w:rPr>
               <w:t>firmware_version</w:t>
             </w:r>
+            <w:proofErr w:type="spellEnd"/>
           </w:p>
         </w:tc>
         <w:tc>
@@ -431,6 +454,7 @@
                 <w14:ligatures w14:val="none"/>
               </w:rPr>
             </w:pPr>
+            <w:proofErr w:type="spellStart"/>
             <w:r>
               <w:rPr>
                 <w:rFonts w:ascii="Times New Roman" w:eastAsia="DFKai-SB" w:hAnsi="Times New Roman" w:cs="Times New Roman"/>
@@ -441,6 +465,7 @@
               </w:rPr>
               <w:t>driver_position</w:t>
             </w:r>
+            <w:proofErr w:type="spellEnd"/>
           </w:p>
         </w:tc>
         <w:tc>
@@ -543,6 +568,7 @@
                 <w:sz w:val="28"/>
               </w:rPr>
             </w:pPr>
+            <w:proofErr w:type="spellStart"/>
             <w:r>
               <w:rPr>
                 <w:rFonts w:ascii="Times New Roman" w:eastAsia="DFKai-SB" w:hAnsi="Times New Roman" w:cs="Times New Roman"/>
@@ -553,6 +579,7 @@
               </w:rPr>
               <w:t>vehicle_type</w:t>
             </w:r>
+            <w:proofErr w:type="spellEnd"/>
           </w:p>
         </w:tc>
         <w:tc>
@@ -658,6 +685,7 @@
                 <w14:ligatures w14:val="none"/>
               </w:rPr>
             </w:pPr>
+            <w:proofErr w:type="spellStart"/>
             <w:r>
               <w:rPr>
                 <w:rFonts w:ascii="Times New Roman" w:eastAsia="DFKai-SB" w:hAnsi="Times New Roman" w:cs="Times New Roman"/>
@@ -668,6 +696,7 @@
               </w:rPr>
               <w:t>car_number</w:t>
             </w:r>
+            <w:proofErr w:type="spellEnd"/>
           </w:p>
         </w:tc>
         <w:tc>
@@ -772,87 +801,76 @@
             <w:pPr>
               <w:jc w:val="center"/>
               <w:rPr>
-                <w:rFonts w:ascii="Times New Roman" w:eastAsia="DFKai-SB" w:hAnsi="Times New Roman"/>
-                <w:sz w:val="28"/>
-              </w:rPr>
-            </w:pPr>
-            <w:r>
-              <w:rPr>
                 <w:rFonts w:ascii="Times New Roman" w:eastAsia="DFKai-SB" w:hAnsi="Times New Roman" w:cs="Times New Roman"/>
                 <w:kern w:val="0"/>
                 <w:sz w:val="28"/>
                 <w:szCs w:val="20"/>
                 <w14:ligatures w14:val="none"/>
               </w:rPr>
-              <w:t>car_</w:t>
-            </w:r>
+            </w:pPr>
+            <w:proofErr w:type="spellStart"/>
+            <w:r>
+              <w:rPr>
+                <w:rFonts w:ascii="Times New Roman" w:eastAsia="DFKai-SB" w:hAnsi="Times New Roman" w:cs="Times New Roman"/>
+                <w:kern w:val="0"/>
+                <w:sz w:val="28"/>
+                <w:szCs w:val="20"/>
+                <w14:ligatures w14:val="none"/>
+              </w:rPr>
+              <w:t>car_bearing</w:t>
+            </w:r>
+            <w:proofErr w:type="spellEnd"/>
+          </w:p>
+        </w:tc>
+        <w:tc>
+          <w:tcPr>
+            <w:tcW w:w="1266" w:type="pct"/>
+            <w:vAlign w:val="center"/>
+          </w:tcPr>
+          <w:p>
+            <w:pPr>
+              <w:jc w:val="center"/>
+              <w:rPr>
+                <w:rFonts w:ascii="Times New Roman" w:eastAsia="DFKai-SB" w:hAnsi="Times New Roman" w:cs="PMingLiU" w:hint="eastAsia"/>
+                <w:kern w:val="0"/>
+                <w:sz w:val="28"/>
+                <w14:ligatures w14:val="none"/>
+              </w:rPr>
+            </w:pPr>
+            <w:r>
+              <w:rPr>
+                <w:rFonts w:ascii="Times New Roman" w:eastAsia="DFKai-SB" w:hAnsi="Times New Roman" w:cs="PMingLiU" w:hint="eastAsia"/>
+                <w:kern w:val="0"/>
+                <w:sz w:val="28"/>
+                <w14:ligatures w14:val="none"/>
+              </w:rPr>
+              <w:t>車輛軸承長度</w:t>
+            </w:r>
+          </w:p>
+        </w:tc>
+        <w:tc>
+          <w:tcPr>
+            <w:tcW w:w="1224" w:type="pct"/>
+            <w:vAlign w:val="center"/>
+          </w:tcPr>
+          <w:p>
+            <w:pPr>
+              <w:jc w:val="center"/>
+              <w:rPr>
+                <w:rFonts w:ascii="Times New Roman" w:eastAsia="DFKai-SB" w:hAnsi="Times New Roman" w:cs="Times New Roman"/>
+                <w:kern w:val="0"/>
+                <w:sz w:val="28"/>
+                <w14:ligatures w14:val="none"/>
+              </w:rPr>
+            </w:pPr>
             <w:r>
               <w:rPr>
                 <w:rFonts w:ascii="Times New Roman" w:eastAsia="DFKai-SB" w:hAnsi="Times New Roman" w:cs="Times New Roman" w:hint="eastAsia"/>
                 <w:kern w:val="0"/>
                 <w:sz w:val="28"/>
-                <w:szCs w:val="20"/>
-                <w14:ligatures w14:val="none"/>
-              </w:rPr>
-              <w:t>b</w:t>
-            </w:r>
-            <w:r>
-              <w:rPr>
-                <w:rFonts w:ascii="Times New Roman" w:eastAsia="DFKai-SB" w:hAnsi="Times New Roman" w:cs="Times New Roman"/>
-                <w:kern w:val="0"/>
-                <w:sz w:val="28"/>
-                <w:szCs w:val="20"/>
-                <w14:ligatures w14:val="none"/>
-              </w:rPr>
-              <w:t>rand</w:t>
-            </w:r>
-          </w:p>
-        </w:tc>
-        <w:tc>
-          <w:tcPr>
-            <w:tcW w:w="1266" w:type="pct"/>
-            <w:vAlign w:val="center"/>
-          </w:tcPr>
-          <w:p>
-            <w:pPr>
-              <w:jc w:val="center"/>
-              <w:rPr>
-                <w:rFonts w:ascii="Times New Roman" w:eastAsia="DFKai-SB" w:hAnsi="Times New Roman"/>
-                <w:sz w:val="28"/>
-              </w:rPr>
-            </w:pPr>
-            <w:r>
-              <w:rPr>
-                <w:rFonts w:ascii="Times New Roman" w:eastAsia="DFKai-SB" w:hAnsi="Times New Roman" w:cs="PMingLiU"/>
-                <w:kern w:val="0"/>
-                <w:sz w:val="28"/>
-                <w14:ligatures w14:val="none"/>
-              </w:rPr>
-              <w:t>車輛品牌</w:t>
-            </w:r>
-          </w:p>
-        </w:tc>
-        <w:tc>
-          <w:tcPr>
-            <w:tcW w:w="1224" w:type="pct"/>
-            <w:vAlign w:val="center"/>
-          </w:tcPr>
-          <w:p>
-            <w:pPr>
-              <w:jc w:val="center"/>
-              <w:rPr>
-                <w:rFonts w:ascii="Times New Roman" w:eastAsia="DFKai-SB" w:hAnsi="Times New Roman"/>
-                <w:sz w:val="28"/>
-              </w:rPr>
-            </w:pPr>
-            <w:r>
-              <w:rPr>
-                <w:rFonts w:ascii="Times New Roman" w:eastAsia="DFKai-SB" w:hAnsi="Times New Roman" w:cs="Times New Roman"/>
-                <w:kern w:val="0"/>
-                <w:sz w:val="28"/>
-                <w14:ligatures w14:val="none"/>
-              </w:rPr>
-              <w:t>VARCHAR</w:t>
+                <w14:ligatures w14:val="none"/>
+              </w:rPr>
+              <w:t>FLOAT</w:t>
             </w:r>
           </w:p>
         </w:tc>
@@ -865,17 +883,12 @@
             <w:pPr>
               <w:jc w:val="center"/>
               <w:rPr>
-                <w:rFonts w:ascii="Times New Roman" w:eastAsia="DFKai-SB" w:hAnsi="Times New Roman"/>
-                <w:sz w:val="28"/>
-              </w:rPr>
-            </w:pPr>
-            <w:r>
-              <w:rPr>
-                <w:rFonts w:ascii="Times New Roman" w:eastAsia="DFKai-SB" w:hAnsi="Times New Roman" w:hint="eastAsia"/>
-                <w:sz w:val="28"/>
-              </w:rPr>
-              <w:t>50</w:t>
-            </w:r>
+                <w:rFonts w:ascii="Times New Roman" w:eastAsia="DFKai-SB" w:hAnsi="Times New Roman" w:cs="Times New Roman"/>
+                <w:kern w:val="0"/>
+                <w:sz w:val="28"/>
+                <w14:ligatures w14:val="none"/>
+              </w:rPr>
+            </w:pPr>
           </w:p>
         </w:tc>
         <w:tc>
@@ -908,6 +921,7 @@
                 <w:sz w:val="28"/>
               </w:rPr>
             </w:pPr>
+            <w:proofErr w:type="spellStart"/>
             <w:r>
               <w:rPr>
                 <w:rFonts w:ascii="Times New Roman" w:eastAsia="DFKai-SB" w:hAnsi="Times New Roman" w:cs="Times New Roman"/>
@@ -916,8 +930,143 @@
                 <w:szCs w:val="20"/>
                 <w14:ligatures w14:val="none"/>
               </w:rPr>
+              <w:t>car_</w:t>
+            </w:r>
+            <w:r>
+              <w:rPr>
+                <w:rFonts w:ascii="Times New Roman" w:eastAsia="DFKai-SB" w:hAnsi="Times New Roman" w:cs="Times New Roman" w:hint="eastAsia"/>
+                <w:kern w:val="0"/>
+                <w:sz w:val="28"/>
+                <w:szCs w:val="20"/>
+                <w14:ligatures w14:val="none"/>
+              </w:rPr>
+              <w:t>b</w:t>
+            </w:r>
+            <w:r>
+              <w:rPr>
+                <w:rFonts w:ascii="Times New Roman" w:eastAsia="DFKai-SB" w:hAnsi="Times New Roman" w:cs="Times New Roman"/>
+                <w:kern w:val="0"/>
+                <w:sz w:val="28"/>
+                <w:szCs w:val="20"/>
+                <w14:ligatures w14:val="none"/>
+              </w:rPr>
+              <w:t>rand</w:t>
+            </w:r>
+            <w:proofErr w:type="spellEnd"/>
+          </w:p>
+        </w:tc>
+        <w:tc>
+          <w:tcPr>
+            <w:tcW w:w="1266" w:type="pct"/>
+            <w:vAlign w:val="center"/>
+          </w:tcPr>
+          <w:p>
+            <w:pPr>
+              <w:jc w:val="center"/>
+              <w:rPr>
+                <w:rFonts w:ascii="Times New Roman" w:eastAsia="DFKai-SB" w:hAnsi="Times New Roman"/>
+                <w:sz w:val="28"/>
+              </w:rPr>
+            </w:pPr>
+            <w:r>
+              <w:rPr>
+                <w:rFonts w:ascii="Times New Roman" w:eastAsia="DFKai-SB" w:hAnsi="Times New Roman" w:cs="PMingLiU"/>
+                <w:kern w:val="0"/>
+                <w:sz w:val="28"/>
+                <w14:ligatures w14:val="none"/>
+              </w:rPr>
+              <w:t>車輛品牌</w:t>
+            </w:r>
+          </w:p>
+        </w:tc>
+        <w:tc>
+          <w:tcPr>
+            <w:tcW w:w="1224" w:type="pct"/>
+            <w:vAlign w:val="center"/>
+          </w:tcPr>
+          <w:p>
+            <w:pPr>
+              <w:jc w:val="center"/>
+              <w:rPr>
+                <w:rFonts w:ascii="Times New Roman" w:eastAsia="DFKai-SB" w:hAnsi="Times New Roman"/>
+                <w:sz w:val="28"/>
+              </w:rPr>
+            </w:pPr>
+            <w:r>
+              <w:rPr>
+                <w:rFonts w:ascii="Times New Roman" w:eastAsia="DFKai-SB" w:hAnsi="Times New Roman" w:cs="Times New Roman"/>
+                <w:kern w:val="0"/>
+                <w:sz w:val="28"/>
+                <w14:ligatures w14:val="none"/>
+              </w:rPr>
+              <w:t>VARCHAR</w:t>
+            </w:r>
+          </w:p>
+        </w:tc>
+        <w:tc>
+          <w:tcPr>
+            <w:tcW w:w="518" w:type="pct"/>
+            <w:vAlign w:val="center"/>
+          </w:tcPr>
+          <w:p>
+            <w:pPr>
+              <w:jc w:val="center"/>
+              <w:rPr>
+                <w:rFonts w:ascii="Times New Roman" w:eastAsia="DFKai-SB" w:hAnsi="Times New Roman"/>
+                <w:sz w:val="28"/>
+              </w:rPr>
+            </w:pPr>
+            <w:r>
+              <w:rPr>
+                <w:rFonts w:ascii="Times New Roman" w:eastAsia="DFKai-SB" w:hAnsi="Times New Roman" w:hint="eastAsia"/>
+                <w:sz w:val="28"/>
+              </w:rPr>
+              <w:t>50</w:t>
+            </w:r>
+          </w:p>
+        </w:tc>
+        <w:tc>
+          <w:tcPr>
+            <w:tcW w:w="518" w:type="pct"/>
+            <w:vAlign w:val="center"/>
+          </w:tcPr>
+          <w:p>
+            <w:pPr>
+              <w:jc w:val="center"/>
+              <w:rPr>
+                <w:rFonts w:ascii="Times New Roman" w:eastAsia="DFKai-SB" w:hAnsi="Times New Roman"/>
+                <w:sz w:val="28"/>
+              </w:rPr>
+            </w:pPr>
+          </w:p>
+        </w:tc>
+      </w:tr>
+      <w:tr>
+        <w:tc>
+          <w:tcPr>
+            <w:tcW w:w="1473" w:type="pct"/>
+            <w:vAlign w:val="center"/>
+          </w:tcPr>
+          <w:p>
+            <w:pPr>
+              <w:jc w:val="center"/>
+              <w:rPr>
+                <w:rFonts w:ascii="Times New Roman" w:eastAsia="DFKai-SB" w:hAnsi="Times New Roman"/>
+                <w:sz w:val="28"/>
+              </w:rPr>
+            </w:pPr>
+            <w:proofErr w:type="spellStart"/>
+            <w:r>
+              <w:rPr>
+                <w:rFonts w:ascii="Times New Roman" w:eastAsia="DFKai-SB" w:hAnsi="Times New Roman" w:cs="Times New Roman"/>
+                <w:kern w:val="0"/>
+                <w:sz w:val="28"/>
+                <w:szCs w:val="20"/>
+                <w14:ligatures w14:val="none"/>
+              </w:rPr>
               <w:t>last_online</w:t>
             </w:r>
+            <w:proofErr w:type="spellEnd"/>
           </w:p>
         </w:tc>
         <w:tc>
@@ -1068,6 +1217,7 @@
               </w:rPr>
               <w:t xml:space="preserve"> </w:t>
             </w:r>
+            <w:proofErr w:type="spellStart"/>
             <w:r>
               <w:rPr>
                 <w:rFonts w:ascii="Times New Roman" w:eastAsia="DFKai-SB" w:hAnsi="Times New Roman" w:cs="Times New Roman"/>
@@ -1088,6 +1238,7 @@
               </w:rPr>
               <w:t>staff</w:t>
             </w:r>
+            <w:proofErr w:type="spellEnd"/>
             <w:r>
               <w:rPr>
                 <w:rFonts w:ascii="Times New Roman" w:eastAsia="DFKai-SB" w:hAnsi="Times New Roman" w:cs="Times New Roman" w:hint="eastAsia"/>
@@ -1285,6 +1436,7 @@
                 <w:sz w:val="28"/>
               </w:rPr>
             </w:pPr>
+            <w:proofErr w:type="spellStart"/>
             <w:r>
               <w:rPr>
                 <w:rFonts w:ascii="Times New Roman" w:eastAsia="DFKai-SB" w:hAnsi="Times New Roman" w:cs="Times New Roman"/>
@@ -1294,6 +1446,7 @@
               </w:rPr>
               <w:t>staff_id</w:t>
             </w:r>
+            <w:proofErr w:type="spellEnd"/>
           </w:p>
         </w:tc>
         <w:tc>
@@ -1533,6 +1686,7 @@
                 <w:sz w:val="28"/>
               </w:rPr>
             </w:pPr>
+            <w:proofErr w:type="spellStart"/>
             <w:r>
               <w:rPr>
                 <w:rFonts w:ascii="Times New Roman" w:eastAsia="DFKai-SB" w:hAnsi="Times New Roman" w:cs="Times New Roman"/>
@@ -1542,6 +1696,7 @@
               </w:rPr>
               <w:t>license_no</w:t>
             </w:r>
+            <w:proofErr w:type="spellEnd"/>
           </w:p>
         </w:tc>
         <w:tc>
@@ -2043,7 +2198,6 @@
                 <w:rFonts w:ascii="Times New Roman" w:eastAsia="DFKai-SB" w:hAnsi="Times New Roman"/>
                 <w:sz w:val="28"/>
               </w:rPr>
-              <w:lastRenderedPageBreak/>
               <w:t>T</w:t>
             </w:r>
             <w:r>
@@ -2072,6 +2226,7 @@
               </w:rPr>
               <w:t xml:space="preserve"> </w:t>
             </w:r>
+            <w:proofErr w:type="spellStart"/>
             <w:r>
               <w:rPr>
                 <w:rFonts w:ascii="Times New Roman" w:eastAsia="DFKai-SB" w:hAnsi="Times New Roman" w:cs="Times New Roman"/>
@@ -2082,6 +2237,7 @@
               </w:rPr>
               <w:t>s_token</w:t>
             </w:r>
+            <w:proofErr w:type="spellEnd"/>
             <w:r>
               <w:rPr>
                 <w:rFonts w:ascii="Times New Roman" w:eastAsia="DFKai-SB" w:hAnsi="Times New Roman" w:cs="Times New Roman" w:hint="eastAsia"/>
@@ -2127,12 +2283,21 @@
               </w:rPr>
               <w:t>驗證用</w:t>
             </w:r>
-            <w:r>
-              <w:rPr>
-                <w:rFonts w:ascii="Times New Roman" w:eastAsia="DFKai-SB" w:hAnsi="Times New Roman"/>
-                <w:sz w:val="28"/>
-              </w:rPr>
-              <w:t>QRCode Token</w:t>
+            <w:proofErr w:type="spellStart"/>
+            <w:r>
+              <w:rPr>
+                <w:rFonts w:ascii="Times New Roman" w:eastAsia="DFKai-SB" w:hAnsi="Times New Roman"/>
+                <w:sz w:val="28"/>
+              </w:rPr>
+              <w:t>QRCode</w:t>
+            </w:r>
+            <w:proofErr w:type="spellEnd"/>
+            <w:r>
+              <w:rPr>
+                <w:rFonts w:ascii="Times New Roman" w:eastAsia="DFKai-SB" w:hAnsi="Times New Roman"/>
+                <w:sz w:val="28"/>
+              </w:rPr>
+              <w:t xml:space="preserve"> Token</w:t>
             </w:r>
             <w:r>
               <w:rPr>
@@ -2281,6 +2446,7 @@
                 <w:sz w:val="28"/>
               </w:rPr>
             </w:pPr>
+            <w:proofErr w:type="spellStart"/>
             <w:r>
               <w:rPr>
                 <w:rFonts w:ascii="Times New Roman" w:eastAsia="DFKai-SB" w:hAnsi="Times New Roman" w:cs="Times New Roman"/>
@@ -2290,6 +2456,7 @@
               </w:rPr>
               <w:t>token_id</w:t>
             </w:r>
+            <w:proofErr w:type="spellEnd"/>
           </w:p>
         </w:tc>
         <w:tc>
@@ -2417,6 +2584,7 @@
                 <w:sz w:val="28"/>
               </w:rPr>
             </w:pPr>
+            <w:proofErr w:type="spellStart"/>
             <w:r>
               <w:rPr>
                 <w:rFonts w:ascii="Times New Roman" w:eastAsia="DFKai-SB" w:hAnsi="Times New Roman" w:cs="Times New Roman"/>
@@ -2426,6 +2594,7 @@
               </w:rPr>
               <w:t>device_serial</w:t>
             </w:r>
+            <w:proofErr w:type="spellEnd"/>
           </w:p>
         </w:tc>
         <w:tc>
@@ -2542,6 +2711,7 @@
                 <w:sz w:val="28"/>
               </w:rPr>
             </w:pPr>
+            <w:proofErr w:type="spellStart"/>
             <w:r>
               <w:rPr>
                 <w:rFonts w:ascii="Times New Roman" w:eastAsia="DFKai-SB" w:hAnsi="Times New Roman" w:cs="Times New Roman"/>
@@ -2551,6 +2721,7 @@
               </w:rPr>
               <w:t>staff_id</w:t>
             </w:r>
+            <w:proofErr w:type="spellEnd"/>
           </w:p>
         </w:tc>
         <w:tc>
@@ -2792,6 +2963,7 @@
                 <w:sz w:val="28"/>
               </w:rPr>
             </w:pPr>
+            <w:proofErr w:type="spellStart"/>
             <w:r>
               <w:rPr>
                 <w:rFonts w:ascii="Times New Roman" w:eastAsia="DFKai-SB" w:hAnsi="Times New Roman" w:cs="Times New Roman"/>
@@ -2801,6 +2973,7 @@
               </w:rPr>
               <w:t>expire_time</w:t>
             </w:r>
+            <w:proofErr w:type="spellEnd"/>
           </w:p>
         </w:tc>
         <w:tc>
@@ -2960,6 +3133,7 @@
               </w:rPr>
               <w:t xml:space="preserve"> </w:t>
             </w:r>
+            <w:proofErr w:type="spellStart"/>
             <w:r>
               <w:rPr>
                 <w:rFonts w:ascii="Times New Roman" w:eastAsia="DFKai-SB" w:hAnsi="Times New Roman" w:cs="Times New Roman"/>
@@ -2970,6 +3144,7 @@
               </w:rPr>
               <w:t>s_event_logs</w:t>
             </w:r>
+            <w:proofErr w:type="spellEnd"/>
             <w:r>
               <w:rPr>
                 <w:rFonts w:ascii="Times New Roman" w:eastAsia="DFKai-SB" w:hAnsi="Times New Roman" w:cs="Times New Roman" w:hint="eastAsia"/>
@@ -3167,6 +3342,7 @@
                 <w:sz w:val="28"/>
               </w:rPr>
             </w:pPr>
+            <w:proofErr w:type="spellStart"/>
             <w:r>
               <w:rPr>
                 <w:rFonts w:ascii="Times New Roman" w:eastAsia="DFKai-SB" w:hAnsi="Times New Roman"/>
@@ -3174,6 +3350,7 @@
               </w:rPr>
               <w:t>event_id</w:t>
             </w:r>
+            <w:proofErr w:type="spellEnd"/>
           </w:p>
         </w:tc>
         <w:tc>
@@ -3275,6 +3452,7 @@
                 <w:sz w:val="28"/>
               </w:rPr>
             </w:pPr>
+            <w:proofErr w:type="spellStart"/>
             <w:r>
               <w:rPr>
                 <w:rFonts w:ascii="Times New Roman" w:eastAsia="DFKai-SB" w:hAnsi="Times New Roman" w:cs="Times New Roman"/>
@@ -3284,6 +3462,7 @@
               </w:rPr>
               <w:t>device_serial</w:t>
             </w:r>
+            <w:proofErr w:type="spellEnd"/>
           </w:p>
         </w:tc>
         <w:tc>
@@ -3391,6 +3570,7 @@
                 <w:sz w:val="28"/>
               </w:rPr>
             </w:pPr>
+            <w:proofErr w:type="spellStart"/>
             <w:r>
               <w:rPr>
                 <w:rFonts w:ascii="Times New Roman" w:eastAsia="DFKai-SB" w:hAnsi="Times New Roman" w:cs="Times New Roman"/>
@@ -3400,6 +3580,7 @@
               </w:rPr>
               <w:t>event_time</w:t>
             </w:r>
+            <w:proofErr w:type="spellEnd"/>
           </w:p>
         </w:tc>
         <w:tc>
@@ -3498,6 +3679,7 @@
                 <w:sz w:val="28"/>
               </w:rPr>
             </w:pPr>
+            <w:proofErr w:type="spellStart"/>
             <w:r>
               <w:rPr>
                 <w:rFonts w:ascii="Times New Roman" w:eastAsia="DFKai-SB" w:hAnsi="Times New Roman" w:cs="Times New Roman"/>
@@ -3507,6 +3689,7 @@
               </w:rPr>
               <w:t>camera_position</w:t>
             </w:r>
+            <w:proofErr w:type="spellEnd"/>
           </w:p>
         </w:tc>
         <w:tc>
@@ -3614,6 +3797,7 @@
                 <w:sz w:val="28"/>
               </w:rPr>
             </w:pPr>
+            <w:proofErr w:type="spellStart"/>
             <w:r>
               <w:rPr>
                 <w:rFonts w:ascii="Times New Roman" w:eastAsia="DFKai-SB" w:hAnsi="Times New Roman" w:cs="Times New Roman"/>
@@ -3623,6 +3807,7 @@
               </w:rPr>
               <w:t>detected_objects</w:t>
             </w:r>
+            <w:proofErr w:type="spellEnd"/>
           </w:p>
         </w:tc>
         <w:tc>
@@ -3721,6 +3906,7 @@
                 <w:sz w:val="28"/>
               </w:rPr>
             </w:pPr>
+            <w:proofErr w:type="spellStart"/>
             <w:r>
               <w:rPr>
                 <w:rFonts w:ascii="Times New Roman" w:eastAsia="DFKai-SB" w:hAnsi="Times New Roman" w:cs="Times New Roman"/>
@@ -3730,6 +3916,7 @@
               </w:rPr>
               <w:t>alert_level</w:t>
             </w:r>
+            <w:proofErr w:type="spellEnd"/>
           </w:p>
         </w:tc>
         <w:tc>
@@ -3828,6 +4015,7 @@
                 <w:sz w:val="28"/>
               </w:rPr>
             </w:pPr>
+            <w:proofErr w:type="spellStart"/>
             <w:r>
               <w:rPr>
                 <w:rFonts w:ascii="Times New Roman" w:eastAsia="DFKai-SB" w:hAnsi="Times New Roman" w:cs="Times New Roman"/>
@@ -3837,6 +4025,7 @@
               </w:rPr>
               <w:t>image_path</w:t>
             </w:r>
+            <w:proofErr w:type="spellEnd"/>
           </w:p>
         </w:tc>
         <w:tc>
@@ -3852,6 +4041,7 @@
                 <w:sz w:val="28"/>
               </w:rPr>
             </w:pPr>
+            <w:proofErr w:type="gramStart"/>
             <w:r>
               <w:rPr>
                 <w:rFonts w:ascii="Times New Roman" w:eastAsia="DFKai-SB" w:hAnsi="Times New Roman" w:cs="PMingLiU"/>
@@ -3861,6 +4051,7 @@
               </w:rPr>
               <w:t>截圖路徑</w:t>
             </w:r>
+            <w:proofErr w:type="gramEnd"/>
           </w:p>
         </w:tc>
         <w:tc>
@@ -3944,15 +4135,18 @@
                 <w:sz w:val="28"/>
               </w:rPr>
             </w:pPr>
-            <w:r>
-              <w:rPr>
-                <w:rFonts w:ascii="Times New Roman" w:eastAsia="DFKai-SB" w:hAnsi="Times New Roman" w:cs="Times New Roman"/>
-                <w:kern w:val="0"/>
-                <w:sz w:val="28"/>
-                <w14:ligatures w14:val="none"/>
-              </w:rPr>
+            <w:proofErr w:type="spellStart"/>
+            <w:r>
+              <w:rPr>
+                <w:rFonts w:ascii="Times New Roman" w:eastAsia="DFKai-SB" w:hAnsi="Times New Roman" w:cs="Times New Roman"/>
+                <w:kern w:val="0"/>
+                <w:sz w:val="28"/>
+                <w14:ligatures w14:val="none"/>
+              </w:rPr>
+              <w:lastRenderedPageBreak/>
               <w:t>video_path</w:t>
             </w:r>
+            <w:proofErr w:type="spellEnd"/>
           </w:p>
         </w:tc>
         <w:tc>
@@ -4067,7 +4261,6 @@
                 <w:sz w:val="28"/>
                 <w14:ligatures w14:val="none"/>
               </w:rPr>
-              <w:lastRenderedPageBreak/>
               <w:t>uploaded</w:t>
             </w:r>
           </w:p>
@@ -4212,6 +4405,7 @@
               </w:rPr>
               <w:t xml:space="preserve"> </w:t>
             </w:r>
+            <w:proofErr w:type="spellStart"/>
             <w:r>
               <w:rPr>
                 <w:rFonts w:ascii="Times New Roman" w:eastAsia="DFKai-SB" w:hAnsi="Times New Roman" w:cs="Times New Roman"/>
@@ -4222,6 +4416,7 @@
               </w:rPr>
               <w:t>s_raw_camera_images</w:t>
             </w:r>
+            <w:proofErr w:type="spellEnd"/>
             <w:r>
               <w:rPr>
                 <w:rFonts w:ascii="Times New Roman" w:eastAsia="DFKai-SB" w:hAnsi="Times New Roman" w:cs="Times New Roman" w:hint="eastAsia"/>
@@ -4429,6 +4624,7 @@
                 <w:sz w:val="28"/>
               </w:rPr>
             </w:pPr>
+            <w:proofErr w:type="spellStart"/>
             <w:r>
               <w:rPr>
                 <w:rFonts w:ascii="Times New Roman" w:eastAsia="DFKai-SB" w:hAnsi="Times New Roman"/>
@@ -4436,6 +4632,7 @@
               </w:rPr>
               <w:t>image_id</w:t>
             </w:r>
+            <w:proofErr w:type="spellEnd"/>
           </w:p>
         </w:tc>
         <w:tc>
@@ -4548,6 +4745,7 @@
                 <w:sz w:val="28"/>
               </w:rPr>
             </w:pPr>
+            <w:proofErr w:type="spellStart"/>
             <w:r>
               <w:rPr>
                 <w:rFonts w:ascii="Times New Roman" w:eastAsia="DFKai-SB" w:hAnsi="Times New Roman"/>
@@ -4555,6 +4753,7 @@
               </w:rPr>
               <w:t>device_serial</w:t>
             </w:r>
+            <w:proofErr w:type="spellEnd"/>
           </w:p>
         </w:tc>
         <w:tc>
@@ -4653,6 +4852,7 @@
                 <w:sz w:val="28"/>
               </w:rPr>
             </w:pPr>
+            <w:proofErr w:type="spellStart"/>
             <w:r>
               <w:rPr>
                 <w:rFonts w:ascii="Times New Roman" w:eastAsia="DFKai-SB" w:hAnsi="Times New Roman"/>
@@ -4660,6 +4860,7 @@
               </w:rPr>
               <w:t>event_time</w:t>
             </w:r>
+            <w:proofErr w:type="spellEnd"/>
           </w:p>
         </w:tc>
         <w:tc>
@@ -4751,6 +4952,7 @@
                 <w:sz w:val="28"/>
               </w:rPr>
             </w:pPr>
+            <w:proofErr w:type="spellStart"/>
             <w:r>
               <w:rPr>
                 <w:rFonts w:ascii="Times New Roman" w:eastAsia="DFKai-SB" w:hAnsi="Times New Roman"/>
@@ -4758,6 +4960,7 @@
               </w:rPr>
               <w:t>camera_position</w:t>
             </w:r>
+            <w:proofErr w:type="spellEnd"/>
           </w:p>
         </w:tc>
         <w:tc>
@@ -4856,6 +5059,7 @@
                 <w:sz w:val="28"/>
               </w:rPr>
             </w:pPr>
+            <w:proofErr w:type="spellStart"/>
             <w:r>
               <w:rPr>
                 <w:rFonts w:ascii="Times New Roman" w:eastAsia="DFKai-SB" w:hAnsi="Times New Roman"/>
@@ -4863,6 +5067,7 @@
               </w:rPr>
               <w:t>image_type</w:t>
             </w:r>
+            <w:proofErr w:type="spellEnd"/>
           </w:p>
         </w:tc>
         <w:tc>
@@ -4961,6 +5166,7 @@
                 <w:sz w:val="28"/>
               </w:rPr>
             </w:pPr>
+            <w:proofErr w:type="spellStart"/>
             <w:r>
               <w:rPr>
                 <w:rFonts w:ascii="Times New Roman" w:eastAsia="DFKai-SB" w:hAnsi="Times New Roman"/>
@@ -4968,6 +5174,7 @@
               </w:rPr>
               <w:t>image_path</w:t>
             </w:r>
+            <w:proofErr w:type="spellEnd"/>
           </w:p>
         </w:tc>
         <w:tc>
@@ -5066,6 +5273,7 @@
                 <w:sz w:val="28"/>
               </w:rPr>
             </w:pPr>
+            <w:proofErr w:type="spellStart"/>
             <w:r>
               <w:rPr>
                 <w:rFonts w:ascii="Times New Roman" w:eastAsia="DFKai-SB" w:hAnsi="Times New Roman"/>
@@ -5073,6 +5281,7 @@
               </w:rPr>
               <w:t>video_path</w:t>
             </w:r>
+            <w:proofErr w:type="spellEnd"/>
           </w:p>
         </w:tc>
         <w:tc>
@@ -5420,8 +5629,20 @@
                 <w:szCs w:val="27"/>
                 <w14:ligatures w14:val="none"/>
               </w:rPr>
-              <w:t xml:space="preserve"> s_fatigue_events</w:t>
-            </w:r>
+              <w:t xml:space="preserve"> </w:t>
+            </w:r>
+            <w:proofErr w:type="spellStart"/>
+            <w:r>
+              <w:rPr>
+                <w:rFonts w:ascii="Times New Roman" w:eastAsia="DFKai-SB" w:hAnsi="Times New Roman" w:cs="Times New Roman"/>
+                <w:kern w:val="0"/>
+                <w:sz w:val="28"/>
+                <w:szCs w:val="27"/>
+                <w14:ligatures w14:val="none"/>
+              </w:rPr>
+              <w:t>s_fatigue_events</w:t>
+            </w:r>
+            <w:proofErr w:type="spellEnd"/>
             <w:r>
               <w:rPr>
                 <w:rFonts w:ascii="Times New Roman" w:eastAsia="DFKai-SB" w:hAnsi="Times New Roman" w:cs="Times New Roman" w:hint="eastAsia"/>
@@ -5618,6 +5839,7 @@
                 <w:sz w:val="28"/>
               </w:rPr>
             </w:pPr>
+            <w:proofErr w:type="spellStart"/>
             <w:r>
               <w:rPr>
                 <w:rFonts w:ascii="Times New Roman" w:eastAsia="DFKai-SB" w:hAnsi="Times New Roman"/>
@@ -5625,6 +5847,7 @@
               </w:rPr>
               <w:t>fatigue_id</w:t>
             </w:r>
+            <w:proofErr w:type="spellEnd"/>
           </w:p>
         </w:tc>
         <w:tc>
@@ -5730,6 +5953,7 @@
                 <w:sz w:val="28"/>
               </w:rPr>
             </w:pPr>
+            <w:proofErr w:type="spellStart"/>
             <w:r>
               <w:rPr>
                 <w:rFonts w:ascii="Times New Roman" w:eastAsia="DFKai-SB" w:hAnsi="Times New Roman"/>
@@ -5737,6 +5961,7 @@
               </w:rPr>
               <w:t>staff_id</w:t>
             </w:r>
+            <w:proofErr w:type="spellEnd"/>
           </w:p>
         </w:tc>
         <w:tc>
@@ -5849,13 +6074,16 @@
                 <w:sz w:val="28"/>
               </w:rPr>
             </w:pPr>
-            <w:r>
-              <w:rPr>
-                <w:rFonts w:ascii="Times New Roman" w:eastAsia="DFKai-SB" w:hAnsi="Times New Roman"/>
-                <w:sz w:val="28"/>
-              </w:rPr>
+            <w:proofErr w:type="spellStart"/>
+            <w:r>
+              <w:rPr>
+                <w:rFonts w:ascii="Times New Roman" w:eastAsia="DFKai-SB" w:hAnsi="Times New Roman"/>
+                <w:sz w:val="28"/>
+              </w:rPr>
+              <w:lastRenderedPageBreak/>
               <w:t>device_serial</w:t>
             </w:r>
+            <w:proofErr w:type="spellEnd"/>
           </w:p>
         </w:tc>
         <w:tc>
@@ -5954,14 +6182,15 @@
                 <w:sz w:val="28"/>
               </w:rPr>
             </w:pPr>
-            <w:r>
-              <w:rPr>
-                <w:rFonts w:ascii="Times New Roman" w:eastAsia="DFKai-SB" w:hAnsi="Times New Roman"/>
-                <w:sz w:val="28"/>
-              </w:rPr>
-              <w:lastRenderedPageBreak/>
+            <w:proofErr w:type="spellStart"/>
+            <w:r>
+              <w:rPr>
+                <w:rFonts w:ascii="Times New Roman" w:eastAsia="DFKai-SB" w:hAnsi="Times New Roman"/>
+                <w:sz w:val="28"/>
+              </w:rPr>
               <w:t>event_time</w:t>
             </w:r>
+            <w:proofErr w:type="spellEnd"/>
           </w:p>
         </w:tc>
         <w:tc>
@@ -6158,6 +6387,7 @@
                 <w:sz w:val="28"/>
               </w:rPr>
             </w:pPr>
+            <w:proofErr w:type="spellStart"/>
             <w:r>
               <w:rPr>
                 <w:rFonts w:ascii="Times New Roman" w:eastAsia="DFKai-SB" w:hAnsi="Times New Roman"/>
@@ -6165,6 +6395,7 @@
               </w:rPr>
               <w:t>fatigue_level</w:t>
             </w:r>
+            <w:proofErr w:type="spellEnd"/>
           </w:p>
         </w:tc>
         <w:tc>
@@ -6354,6 +6585,7 @@
                 <w:sz w:val="28"/>
               </w:rPr>
             </w:pPr>
+            <w:proofErr w:type="spellStart"/>
             <w:r>
               <w:rPr>
                 <w:rFonts w:ascii="Times New Roman" w:eastAsia="DFKai-SB" w:hAnsi="Times New Roman"/>
@@ -6361,6 +6593,7 @@
               </w:rPr>
               <w:t>image_path</w:t>
             </w:r>
+            <w:proofErr w:type="spellEnd"/>
           </w:p>
         </w:tc>
         <w:tc>
@@ -6376,6 +6609,7 @@
                 <w:sz w:val="28"/>
               </w:rPr>
             </w:pPr>
+            <w:proofErr w:type="gramStart"/>
             <w:r>
               <w:rPr>
                 <w:rFonts w:ascii="Times New Roman" w:eastAsia="DFKai-SB" w:hAnsi="Times New Roman" w:cs="PMingLiU" w:hint="eastAsia"/>
@@ -6383,6 +6617,7 @@
               </w:rPr>
               <w:t>截圖路徑</w:t>
             </w:r>
+            <w:proofErr w:type="gramEnd"/>
           </w:p>
         </w:tc>
         <w:tc>
@@ -6459,6 +6694,7 @@
                 <w:sz w:val="28"/>
               </w:rPr>
             </w:pPr>
+            <w:proofErr w:type="spellStart"/>
             <w:r>
               <w:rPr>
                 <w:rFonts w:ascii="Times New Roman" w:eastAsia="DFKai-SB" w:hAnsi="Times New Roman"/>
@@ -6466,6 +6702,7 @@
               </w:rPr>
               <w:t>video_path</w:t>
             </w:r>
+            <w:proofErr w:type="spellEnd"/>
           </w:p>
         </w:tc>
         <w:tc>
@@ -6817,6 +7054,7 @@
               </w:rPr>
               <w:t xml:space="preserve"> </w:t>
             </w:r>
+            <w:proofErr w:type="spellStart"/>
             <w:r>
               <w:rPr>
                 <w:rFonts w:ascii="Times New Roman" w:eastAsia="DFKai-SB" w:hAnsi="Times New Roman" w:cs="Times New Roman"/>
@@ -6827,6 +7065,7 @@
               </w:rPr>
               <w:t>s_violation_events</w:t>
             </w:r>
+            <w:proofErr w:type="spellEnd"/>
             <w:r>
               <w:rPr>
                 <w:rFonts w:ascii="Times New Roman" w:eastAsia="DFKai-SB" w:hAnsi="Times New Roman" w:cs="Times New Roman" w:hint="eastAsia"/>
@@ -7035,6 +7274,7 @@
                 <w14:ligatures w14:val="none"/>
               </w:rPr>
             </w:pPr>
+            <w:proofErr w:type="spellStart"/>
             <w:r>
               <w:rPr>
                 <w:rFonts w:ascii="Times New Roman" w:eastAsia="DFKai-SB" w:hAnsi="Times New Roman" w:cs="Times New Roman"/>
@@ -7044,6 +7284,7 @@
               </w:rPr>
               <w:t>violation_id</w:t>
             </w:r>
+            <w:proofErr w:type="spellEnd"/>
           </w:p>
         </w:tc>
         <w:tc>
@@ -7172,6 +7413,7 @@
                 <w14:ligatures w14:val="none"/>
               </w:rPr>
             </w:pPr>
+            <w:proofErr w:type="spellStart"/>
             <w:r>
               <w:rPr>
                 <w:rFonts w:ascii="Times New Roman" w:eastAsia="DFKai-SB" w:hAnsi="Times New Roman" w:cs="Times New Roman"/>
@@ -7181,6 +7423,7 @@
               </w:rPr>
               <w:t>staff_id</w:t>
             </w:r>
+            <w:proofErr w:type="spellEnd"/>
           </w:p>
         </w:tc>
         <w:tc>
@@ -7318,6 +7561,7 @@
                 <w14:ligatures w14:val="none"/>
               </w:rPr>
             </w:pPr>
+            <w:proofErr w:type="spellStart"/>
             <w:r>
               <w:rPr>
                 <w:rFonts w:ascii="Times New Roman" w:eastAsia="DFKai-SB" w:hAnsi="Times New Roman" w:cs="Times New Roman"/>
@@ -7327,6 +7571,7 @@
               </w:rPr>
               <w:t>device_serial</w:t>
             </w:r>
+            <w:proofErr w:type="spellEnd"/>
           </w:p>
         </w:tc>
         <w:tc>
@@ -7446,6 +7691,7 @@
                 <w14:ligatures w14:val="none"/>
               </w:rPr>
             </w:pPr>
+            <w:proofErr w:type="spellStart"/>
             <w:r>
               <w:rPr>
                 <w:rFonts w:ascii="Times New Roman" w:eastAsia="DFKai-SB" w:hAnsi="Times New Roman" w:cs="Times New Roman"/>
@@ -7455,6 +7701,7 @@
               </w:rPr>
               <w:t>event_time</w:t>
             </w:r>
+            <w:proofErr w:type="spellEnd"/>
           </w:p>
         </w:tc>
         <w:tc>
@@ -7566,6 +7813,7 @@
                 <w14:ligatures w14:val="none"/>
               </w:rPr>
             </w:pPr>
+            <w:proofErr w:type="spellStart"/>
             <w:r>
               <w:rPr>
                 <w:rFonts w:ascii="Times New Roman" w:eastAsia="DFKai-SB" w:hAnsi="Times New Roman" w:cs="Times New Roman"/>
@@ -7575,6 +7823,7 @@
               </w:rPr>
               <w:t>violation_type</w:t>
             </w:r>
+            <w:proofErr w:type="spellEnd"/>
           </w:p>
         </w:tc>
         <w:tc>
@@ -7694,6 +7943,7 @@
                 <w14:ligatures w14:val="none"/>
               </w:rPr>
             </w:pPr>
+            <w:proofErr w:type="spellStart"/>
             <w:r>
               <w:rPr>
                 <w:rFonts w:ascii="Times New Roman" w:eastAsia="DFKai-SB" w:hAnsi="Times New Roman" w:cs="Times New Roman"/>
@@ -7703,6 +7953,7 @@
               </w:rPr>
               <w:t>violation_level</w:t>
             </w:r>
+            <w:proofErr w:type="spellEnd"/>
           </w:p>
         </w:tc>
         <w:tc>
@@ -7814,6 +8065,7 @@
                 <w14:ligatures w14:val="none"/>
               </w:rPr>
             </w:pPr>
+            <w:proofErr w:type="spellStart"/>
             <w:r>
               <w:rPr>
                 <w:rFonts w:ascii="Times New Roman" w:eastAsia="DFKai-SB" w:hAnsi="Times New Roman" w:cs="Times New Roman"/>
@@ -7823,6 +8075,7 @@
               </w:rPr>
               <w:t>camera_position</w:t>
             </w:r>
+            <w:proofErr w:type="spellEnd"/>
           </w:p>
         </w:tc>
         <w:tc>
@@ -7942,15 +8195,18 @@
                 <w14:ligatures w14:val="none"/>
               </w:rPr>
             </w:pPr>
-            <w:r>
-              <w:rPr>
-                <w:rFonts w:ascii="Times New Roman" w:eastAsia="DFKai-SB" w:hAnsi="Times New Roman" w:cs="Times New Roman"/>
-                <w:kern w:val="0"/>
-                <w:sz w:val="28"/>
-                <w14:ligatures w14:val="none"/>
-              </w:rPr>
+            <w:proofErr w:type="spellStart"/>
+            <w:r>
+              <w:rPr>
+                <w:rFonts w:ascii="Times New Roman" w:eastAsia="DFKai-SB" w:hAnsi="Times New Roman" w:cs="Times New Roman"/>
+                <w:kern w:val="0"/>
+                <w:sz w:val="28"/>
+                <w14:ligatures w14:val="none"/>
+              </w:rPr>
+              <w:lastRenderedPageBreak/>
               <w:t>image_path</w:t>
             </w:r>
+            <w:proofErr w:type="spellEnd"/>
           </w:p>
         </w:tc>
         <w:tc>
@@ -7969,6 +8225,7 @@
                 <w14:ligatures w14:val="none"/>
               </w:rPr>
             </w:pPr>
+            <w:proofErr w:type="gramStart"/>
             <w:r>
               <w:rPr>
                 <w:rFonts w:ascii="Times New Roman" w:eastAsia="DFKai-SB" w:hAnsi="Times New Roman" w:cs="PMingLiU"/>
@@ -7978,6 +8235,7 @@
               </w:rPr>
               <w:t>截圖路徑</w:t>
             </w:r>
+            <w:proofErr w:type="gramEnd"/>
           </w:p>
         </w:tc>
         <w:tc>
@@ -8070,16 +8328,17 @@
                 <w14:ligatures w14:val="none"/>
               </w:rPr>
             </w:pPr>
-            <w:r>
-              <w:rPr>
-                <w:rFonts w:ascii="Times New Roman" w:eastAsia="DFKai-SB" w:hAnsi="Times New Roman" w:cs="Times New Roman"/>
-                <w:kern w:val="0"/>
-                <w:sz w:val="28"/>
-                <w14:ligatures w14:val="none"/>
-              </w:rPr>
-              <w:lastRenderedPageBreak/>
+            <w:proofErr w:type="spellStart"/>
+            <w:r>
+              <w:rPr>
+                <w:rFonts w:ascii="Times New Roman" w:eastAsia="DFKai-SB" w:hAnsi="Times New Roman" w:cs="Times New Roman"/>
+                <w:kern w:val="0"/>
+                <w:sz w:val="28"/>
+                <w14:ligatures w14:val="none"/>
+              </w:rPr>
               <w:t>video_path</w:t>
             </w:r>
+            <w:proofErr w:type="spellEnd"/>
           </w:p>
         </w:tc>
         <w:tc>
@@ -8328,6 +8587,7 @@
                 <w14:ligatures w14:val="none"/>
               </w:rPr>
             </w:pPr>
+            <w:proofErr w:type="spellStart"/>
             <w:r>
               <w:rPr>
                 <w:rFonts w:ascii="Times New Roman" w:eastAsia="DFKai-SB" w:hAnsi="Times New Roman" w:cs="Times New Roman"/>
@@ -8337,6 +8597,7 @@
               </w:rPr>
               <w:t>location_coord</w:t>
             </w:r>
+            <w:proofErr w:type="spellEnd"/>
           </w:p>
         </w:tc>
         <w:tc>
@@ -8500,6 +8761,7 @@
               </w:rPr>
               <w:t xml:space="preserve"> </w:t>
             </w:r>
+            <w:proofErr w:type="spellStart"/>
             <w:r>
               <w:rPr>
                 <w:rFonts w:ascii="Times New Roman" w:eastAsia="DFKai-SB" w:hAnsi="Times New Roman" w:cs="Times New Roman"/>
@@ -8510,6 +8772,7 @@
               </w:rPr>
               <w:t>s_violation_event_details</w:t>
             </w:r>
+            <w:proofErr w:type="spellEnd"/>
             <w:r>
               <w:rPr>
                 <w:rFonts w:ascii="Times New Roman" w:eastAsia="DFKai-SB" w:hAnsi="Times New Roman" w:cs="Times New Roman" w:hint="eastAsia"/>
@@ -8721,6 +8984,7 @@
                 <w:sz w:val="28"/>
               </w:rPr>
             </w:pPr>
+            <w:proofErr w:type="spellStart"/>
             <w:r>
               <w:rPr>
                 <w:rFonts w:ascii="Times New Roman" w:eastAsia="DFKai-SB" w:hAnsi="Times New Roman" w:cs="Times New Roman"/>
@@ -8730,6 +8994,7 @@
               </w:rPr>
               <w:t>detail_id</w:t>
             </w:r>
+            <w:proofErr w:type="spellEnd"/>
           </w:p>
         </w:tc>
         <w:tc>
@@ -8834,6 +9099,7 @@
                 <w:sz w:val="28"/>
               </w:rPr>
             </w:pPr>
+            <w:proofErr w:type="spellStart"/>
             <w:r>
               <w:rPr>
                 <w:rFonts w:ascii="Times New Roman" w:eastAsia="DFKai-SB" w:hAnsi="Times New Roman" w:cs="Times New Roman"/>
@@ -8843,6 +9109,7 @@
               </w:rPr>
               <w:t>violation_id</w:t>
             </w:r>
+            <w:proofErr w:type="spellEnd"/>
           </w:p>
         </w:tc>
         <w:tc>
@@ -8947,6 +9214,7 @@
                 <w:sz w:val="28"/>
               </w:rPr>
             </w:pPr>
+            <w:proofErr w:type="spellStart"/>
             <w:r>
               <w:rPr>
                 <w:rFonts w:ascii="Times New Roman" w:eastAsia="DFKai-SB" w:hAnsi="Times New Roman" w:cs="Times New Roman"/>
@@ -8956,6 +9224,7 @@
               </w:rPr>
               <w:t>penalty_code</w:t>
             </w:r>
+            <w:proofErr w:type="spellEnd"/>
           </w:p>
         </w:tc>
         <w:tc>
@@ -9173,6 +9442,7 @@
                 <w:sz w:val="28"/>
               </w:rPr>
             </w:pPr>
+            <w:proofErr w:type="spellStart"/>
             <w:r>
               <w:rPr>
                 <w:rFonts w:ascii="Times New Roman" w:eastAsia="DFKai-SB" w:hAnsi="Times New Roman" w:cs="Times New Roman"/>
@@ -9182,6 +9452,7 @@
               </w:rPr>
               <w:t>point_deducted</w:t>
             </w:r>
+            <w:proofErr w:type="spellEnd"/>
           </w:p>
         </w:tc>
         <w:tc>
@@ -9277,6 +9548,7 @@
                 <w:sz w:val="28"/>
               </w:rPr>
             </w:pPr>
+            <w:proofErr w:type="spellStart"/>
             <w:r>
               <w:rPr>
                 <w:rFonts w:ascii="Times New Roman" w:eastAsia="DFKai-SB" w:hAnsi="Times New Roman" w:cs="Times New Roman"/>
@@ -9286,6 +9558,7 @@
               </w:rPr>
               <w:t>suggestion_text</w:t>
             </w:r>
+            <w:proofErr w:type="spellEnd"/>
           </w:p>
         </w:tc>
         <w:tc>
@@ -9494,6 +9767,7 @@
                 <w:sz w:val="28"/>
               </w:rPr>
             </w:pPr>
+            <w:proofErr w:type="spellStart"/>
             <w:r>
               <w:rPr>
                 <w:rFonts w:ascii="Times New Roman" w:eastAsia="DFKai-SB" w:hAnsi="Times New Roman" w:cs="Times New Roman"/>
@@ -9503,6 +9777,7 @@
               </w:rPr>
               <w:t>evidence_ref</w:t>
             </w:r>
+            <w:proofErr w:type="spellEnd"/>
           </w:p>
         </w:tc>
         <w:tc>
@@ -9652,6 +9927,7 @@
               </w:rPr>
               <w:t xml:space="preserve"> </w:t>
             </w:r>
+            <w:proofErr w:type="spellStart"/>
             <w:r>
               <w:rPr>
                 <w:rFonts w:ascii="Timesnewromen" w:eastAsia="DFKai-SB" w:hAnsi="Timesnewromen" w:cs="Times New Roman"/>
@@ -9662,6 +9938,7 @@
               </w:rPr>
               <w:t>s_driving_scores</w:t>
             </w:r>
+            <w:proofErr w:type="spellEnd"/>
             <w:r>
               <w:rPr>
                 <w:rFonts w:ascii="Timesnewromen" w:eastAsia="DFKai-SB" w:hAnsi="Timesnewromen" w:cs="Times New Roman" w:hint="eastAsia"/>
@@ -9872,6 +10149,7 @@
                 <w:sz w:val="28"/>
               </w:rPr>
             </w:pPr>
+            <w:proofErr w:type="spellStart"/>
             <w:r>
               <w:rPr>
                 <w:rFonts w:ascii="Timesnewromen" w:eastAsia="DFKai-SB" w:hAnsi="Timesnewromen" w:cs="Times New Roman"/>
@@ -9881,6 +10159,7 @@
               </w:rPr>
               <w:t>score_id</w:t>
             </w:r>
+            <w:proofErr w:type="spellEnd"/>
           </w:p>
         </w:tc>
         <w:tc>
@@ -9985,6 +10264,7 @@
                 <w:sz w:val="28"/>
               </w:rPr>
             </w:pPr>
+            <w:proofErr w:type="spellStart"/>
             <w:r>
               <w:rPr>
                 <w:rFonts w:ascii="Timesnewromen" w:eastAsia="DFKai-SB" w:hAnsi="Timesnewromen" w:cs="Times New Roman"/>
@@ -9992,8 +10272,10 @@
                 <w:sz w:val="28"/>
                 <w14:ligatures w14:val="none"/>
               </w:rPr>
+              <w:lastRenderedPageBreak/>
               <w:t>staff_id</w:t>
             </w:r>
+            <w:proofErr w:type="spellEnd"/>
           </w:p>
         </w:tc>
         <w:tc>
@@ -10116,6 +10398,7 @@
                 <w:sz w:val="28"/>
               </w:rPr>
             </w:pPr>
+            <w:proofErr w:type="spellStart"/>
             <w:r>
               <w:rPr>
                 <w:rFonts w:ascii="Timesnewromen" w:eastAsia="DFKai-SB" w:hAnsi="Timesnewromen" w:cs="Times New Roman"/>
@@ -10123,9 +10406,9 @@
                 <w:sz w:val="28"/>
                 <w14:ligatures w14:val="none"/>
               </w:rPr>
-              <w:lastRenderedPageBreak/>
               <w:t>device_serial</w:t>
             </w:r>
+            <w:proofErr w:type="spellEnd"/>
           </w:p>
         </w:tc>
         <w:tc>
@@ -10230,6 +10513,7 @@
                 <w:sz w:val="28"/>
               </w:rPr>
             </w:pPr>
+            <w:proofErr w:type="spellStart"/>
             <w:r>
               <w:rPr>
                 <w:rFonts w:ascii="Timesnewromen" w:eastAsia="DFKai-SB" w:hAnsi="Timesnewromen" w:cs="Times New Roman"/>
@@ -10239,6 +10523,7 @@
               </w:rPr>
               <w:t>score_time</w:t>
             </w:r>
+            <w:proofErr w:type="spellEnd"/>
           </w:p>
         </w:tc>
         <w:tc>
@@ -10334,6 +10619,7 @@
                 <w:sz w:val="28"/>
               </w:rPr>
             </w:pPr>
+            <w:proofErr w:type="spellStart"/>
             <w:r>
               <w:rPr>
                 <w:rFonts w:ascii="Timesnewromen" w:eastAsia="DFKai-SB" w:hAnsi="Timesnewromen" w:cs="Times New Roman"/>
@@ -10343,6 +10629,7 @@
               </w:rPr>
               <w:t>total_score</w:t>
             </w:r>
+            <w:proofErr w:type="spellEnd"/>
           </w:p>
         </w:tc>
         <w:tc>
@@ -10438,6 +10725,7 @@
                 <w:sz w:val="28"/>
               </w:rPr>
             </w:pPr>
+            <w:proofErr w:type="spellStart"/>
             <w:r>
               <w:rPr>
                 <w:rFonts w:ascii="Timesnewromen" w:eastAsia="DFKai-SB" w:hAnsi="Timesnewromen" w:cs="Times New Roman"/>
@@ -10447,6 +10735,7 @@
               </w:rPr>
               <w:t>fatigue_score</w:t>
             </w:r>
+            <w:proofErr w:type="spellEnd"/>
           </w:p>
         </w:tc>
         <w:tc>
@@ -10542,6 +10831,7 @@
                 <w:sz w:val="28"/>
               </w:rPr>
             </w:pPr>
+            <w:proofErr w:type="spellStart"/>
             <w:r>
               <w:rPr>
                 <w:rFonts w:ascii="Timesnewromen" w:eastAsia="DFKai-SB" w:hAnsi="Timesnewromen" w:cs="Times New Roman"/>
@@ -10551,6 +10841,7 @@
               </w:rPr>
               <w:t>violation_score</w:t>
             </w:r>
+            <w:proofErr w:type="spellEnd"/>
           </w:p>
         </w:tc>
         <w:tc>
@@ -10646,6 +10937,7 @@
                 <w:sz w:val="28"/>
               </w:rPr>
             </w:pPr>
+            <w:proofErr w:type="spellStart"/>
             <w:r>
               <w:rPr>
                 <w:rFonts w:ascii="Timesnewromen" w:eastAsia="DFKai-SB" w:hAnsi="Timesnewromen" w:cs="Times New Roman"/>
@@ -10655,6 +10947,7 @@
               </w:rPr>
               <w:t>focus_score</w:t>
             </w:r>
+            <w:proofErr w:type="spellEnd"/>
           </w:p>
         </w:tc>
         <w:tc>
@@ -10750,6 +11043,7 @@
                 <w:sz w:val="28"/>
               </w:rPr>
             </w:pPr>
+            <w:proofErr w:type="spellStart"/>
             <w:r>
               <w:rPr>
                 <w:rFonts w:ascii="Timesnewromen" w:eastAsia="DFKai-SB" w:hAnsi="Timesnewromen" w:cs="Times New Roman"/>
@@ -10759,6 +11053,7 @@
               </w:rPr>
               <w:t>tag_summary</w:t>
             </w:r>
+            <w:proofErr w:type="spellEnd"/>
           </w:p>
         </w:tc>
         <w:tc>
@@ -10863,6 +11158,7 @@
                 <w:sz w:val="28"/>
               </w:rPr>
             </w:pPr>
+            <w:proofErr w:type="spellStart"/>
             <w:r>
               <w:rPr>
                 <w:rFonts w:ascii="Timesnewromen" w:eastAsia="DFKai-SB" w:hAnsi="Timesnewromen" w:cs="Times New Roman"/>
@@ -10872,6 +11168,7 @@
               </w:rPr>
               <w:t>from_events</w:t>
             </w:r>
+            <w:proofErr w:type="spellEnd"/>
           </w:p>
         </w:tc>
         <w:tc>
@@ -11236,6 +11533,7 @@
               </w:rPr>
               <w:t xml:space="preserve"> </w:t>
             </w:r>
+            <w:proofErr w:type="spellStart"/>
             <w:r>
               <w:rPr>
                 <w:rFonts w:ascii="Timesnewromen" w:eastAsia="DFKai-SB" w:hAnsi="Timesnewromen" w:cs="Times New Roman"/>
@@ -11246,6 +11544,7 @@
               </w:rPr>
               <w:t>s_penalty_details</w:t>
             </w:r>
+            <w:proofErr w:type="spellEnd"/>
             <w:r>
               <w:rPr>
                 <w:rFonts w:ascii="Timesnewromen" w:eastAsia="DFKai-SB" w:hAnsi="Timesnewromen" w:cs="Times New Roman" w:hint="eastAsia"/>
@@ -11446,6 +11745,7 @@
                 <w:sz w:val="28"/>
               </w:rPr>
             </w:pPr>
+            <w:proofErr w:type="spellStart"/>
             <w:r>
               <w:rPr>
                 <w:rFonts w:ascii="Timesnewromen" w:eastAsia="DFKai-SB" w:hAnsi="Timesnewromen" w:cs="Times New Roman"/>
@@ -11455,6 +11755,7 @@
               </w:rPr>
               <w:t>detail_id</w:t>
             </w:r>
+            <w:proofErr w:type="spellEnd"/>
           </w:p>
         </w:tc>
         <w:tc>
@@ -11559,6 +11860,7 @@
                 <w:sz w:val="28"/>
               </w:rPr>
             </w:pPr>
+            <w:proofErr w:type="spellStart"/>
             <w:r>
               <w:rPr>
                 <w:rFonts w:ascii="Timesnewromen" w:eastAsia="DFKai-SB" w:hAnsi="Timesnewromen" w:cs="Times New Roman"/>
@@ -11568,6 +11870,7 @@
               </w:rPr>
               <w:t>score_id</w:t>
             </w:r>
+            <w:proofErr w:type="spellEnd"/>
           </w:p>
         </w:tc>
         <w:tc>
@@ -11672,6 +11975,7 @@
                 <w:sz w:val="28"/>
               </w:rPr>
             </w:pPr>
+            <w:proofErr w:type="spellStart"/>
             <w:r>
               <w:rPr>
                 <w:rFonts w:ascii="Timesnewromen" w:eastAsia="DFKai-SB" w:hAnsi="Timesnewromen" w:cs="Times New Roman"/>
@@ -11681,6 +11985,7 @@
               </w:rPr>
               <w:t>penalty_code</w:t>
             </w:r>
+            <w:proofErr w:type="spellEnd"/>
           </w:p>
         </w:tc>
         <w:tc>
@@ -11794,6 +12099,7 @@
                 <w:sz w:val="28"/>
               </w:rPr>
             </w:pPr>
+            <w:proofErr w:type="spellStart"/>
             <w:r>
               <w:rPr>
                 <w:rFonts w:ascii="Timesnewromen" w:eastAsia="DFKai-SB" w:hAnsi="Timesnewromen" w:cs="Times New Roman"/>
@@ -11803,6 +12109,7 @@
               </w:rPr>
               <w:t>deduct_point</w:t>
             </w:r>
+            <w:proofErr w:type="spellEnd"/>
           </w:p>
         </w:tc>
         <w:tc>
@@ -12002,6 +12309,7 @@
                 <w:sz w:val="28"/>
               </w:rPr>
             </w:pPr>
+            <w:proofErr w:type="spellStart"/>
             <w:r>
               <w:rPr>
                 <w:rFonts w:ascii="Timesnewromen" w:eastAsia="DFKai-SB" w:hAnsi="Timesnewromen" w:cs="Times New Roman"/>
@@ -12009,8 +12317,10 @@
                 <w:sz w:val="28"/>
                 <w14:ligatures w14:val="none"/>
               </w:rPr>
+              <w:lastRenderedPageBreak/>
               <w:t>event_time</w:t>
             </w:r>
+            <w:proofErr w:type="spellEnd"/>
           </w:p>
         </w:tc>
         <w:tc>
@@ -12106,6 +12416,7 @@
                 <w:sz w:val="28"/>
               </w:rPr>
             </w:pPr>
+            <w:proofErr w:type="spellStart"/>
             <w:r>
               <w:rPr>
                 <w:rFonts w:ascii="Timesnewromen" w:eastAsia="DFKai-SB" w:hAnsi="Timesnewromen" w:cs="Times New Roman"/>
@@ -12113,9 +12424,9 @@
                 <w:sz w:val="28"/>
                 <w14:ligatures w14:val="none"/>
               </w:rPr>
-              <w:lastRenderedPageBreak/>
               <w:t>violation_detail_id</w:t>
             </w:r>
+            <w:proofErr w:type="spellEnd"/>
           </w:p>
         </w:tc>
         <w:tc>
@@ -12220,6 +12531,7 @@
                 <w:sz w:val="28"/>
               </w:rPr>
             </w:pPr>
+            <w:proofErr w:type="spellStart"/>
             <w:r>
               <w:rPr>
                 <w:rFonts w:ascii="Timesnewromen" w:eastAsia="DFKai-SB" w:hAnsi="Timesnewromen" w:cs="Times New Roman"/>
@@ -12229,6 +12541,7 @@
               </w:rPr>
               <w:t>source_type</w:t>
             </w:r>
+            <w:proofErr w:type="spellEnd"/>
           </w:p>
         </w:tc>
         <w:tc>
@@ -12333,6 +12646,7 @@
                 <w:sz w:val="28"/>
               </w:rPr>
             </w:pPr>
+            <w:proofErr w:type="spellStart"/>
             <w:r>
               <w:rPr>
                 <w:rFonts w:ascii="Timesnewromen" w:eastAsia="DFKai-SB" w:hAnsi="Timesnewromen" w:cs="Times New Roman"/>
@@ -12342,6 +12656,7 @@
               </w:rPr>
               <w:t>evidence_ref</w:t>
             </w:r>
+            <w:proofErr w:type="spellEnd"/>
           </w:p>
         </w:tc>
         <w:tc>
@@ -12364,8 +12679,19 @@
                 <w:sz w:val="28"/>
                 <w14:ligatures w14:val="none"/>
               </w:rPr>
-              <w:t>證據圖影標註</w:t>
-            </w:r>
+              <w:t>證據圖影標</w:t>
+            </w:r>
+            <w:proofErr w:type="gramStart"/>
+            <w:r>
+              <w:rPr>
+                <w:rFonts w:ascii="Timesnewromen" w:eastAsia="DFKai-SB" w:hAnsi="Timesnewromen" w:cs="PMingLiU"/>
+                <w:kern w:val="0"/>
+                <w:sz w:val="28"/>
+                <w14:ligatures w14:val="none"/>
+              </w:rPr>
+              <w:t>註</w:t>
+            </w:r>
+            <w:proofErr w:type="gramEnd"/>
           </w:p>
         </w:tc>
         <w:tc>
@@ -12701,6 +13027,7 @@
               </w:rPr>
               <w:t xml:space="preserve"> </w:t>
             </w:r>
+            <w:proofErr w:type="spellStart"/>
             <w:r>
               <w:rPr>
                 <w:rFonts w:ascii="Timesnewromen" w:eastAsia="DFKai-SB" w:hAnsi="Timesnewromen" w:cs="Times New Roman"/>
@@ -12711,6 +13038,7 @@
               </w:rPr>
               <w:t>s_penalty_criteria</w:t>
             </w:r>
+            <w:proofErr w:type="spellEnd"/>
             <w:r>
               <w:rPr>
                 <w:rFonts w:ascii="Timesnewromen" w:eastAsia="DFKai-SB" w:hAnsi="Timesnewromen" w:cs="Times New Roman" w:hint="eastAsia"/>
@@ -12911,6 +13239,7 @@
                 <w:sz w:val="28"/>
               </w:rPr>
             </w:pPr>
+            <w:proofErr w:type="spellStart"/>
             <w:r>
               <w:rPr>
                 <w:rFonts w:ascii="Timesnewromen" w:eastAsia="DFKai-SB" w:hAnsi="Timesnewromen" w:cs="Times New Roman"/>
@@ -12920,6 +13249,7 @@
               </w:rPr>
               <w:t>penalty_code</w:t>
             </w:r>
+            <w:proofErr w:type="spellEnd"/>
           </w:p>
         </w:tc>
         <w:tc>
@@ -13250,6 +13580,7 @@
                 <w:sz w:val="28"/>
               </w:rPr>
             </w:pPr>
+            <w:proofErr w:type="spellStart"/>
             <w:r>
               <w:rPr>
                 <w:rFonts w:ascii="Timesnewromen" w:eastAsia="DFKai-SB" w:hAnsi="Timesnewromen" w:cs="Times New Roman"/>
@@ -13259,6 +13590,7 @@
               </w:rPr>
               <w:t>default_deduct</w:t>
             </w:r>
+            <w:proofErr w:type="spellEnd"/>
           </w:p>
         </w:tc>
         <w:tc>
@@ -13354,6 +13686,7 @@
                 <w:sz w:val="28"/>
               </w:rPr>
             </w:pPr>
+            <w:proofErr w:type="spellStart"/>
             <w:r>
               <w:rPr>
                 <w:rFonts w:ascii="Timesnewromen" w:eastAsia="DFKai-SB" w:hAnsi="Timesnewromen" w:cs="Times New Roman"/>
@@ -13363,6 +13696,7 @@
               </w:rPr>
               <w:t>trigger_type</w:t>
             </w:r>
+            <w:proofErr w:type="spellEnd"/>
           </w:p>
         </w:tc>
         <w:tc>
@@ -13571,6 +13905,7 @@
                 <w:sz w:val="28"/>
               </w:rPr>
             </w:pPr>
+            <w:proofErr w:type="spellStart"/>
             <w:r>
               <w:rPr>
                 <w:rFonts w:ascii="Timesnewromen" w:eastAsia="DFKai-SB" w:hAnsi="Timesnewromen" w:cs="Times New Roman"/>
@@ -13580,6 +13915,7 @@
               </w:rPr>
               <w:t>ai_support</w:t>
             </w:r>
+            <w:proofErr w:type="spellEnd"/>
           </w:p>
         </w:tc>
         <w:tc>
@@ -13693,6 +14029,7 @@
                 <w:sz w:val="28"/>
               </w:rPr>
             </w:pPr>
+            <w:proofErr w:type="spellStart"/>
             <w:r>
               <w:rPr>
                 <w:rFonts w:ascii="Timesnewromen" w:eastAsia="DFKai-SB" w:hAnsi="Timesnewromen" w:cs="Times New Roman"/>
@@ -13702,6 +14039,7 @@
               </w:rPr>
               <w:t>expected_action</w:t>
             </w:r>
+            <w:proofErr w:type="spellEnd"/>
           </w:p>
         </w:tc>
         <w:tc>
@@ -13797,6 +14135,7 @@
                 <w:sz w:val="28"/>
               </w:rPr>
             </w:pPr>
+            <w:proofErr w:type="spellStart"/>
             <w:r>
               <w:rPr>
                 <w:rFonts w:ascii="Timesnewromen" w:eastAsia="DFKai-SB" w:hAnsi="Timesnewromen" w:cs="Times New Roman"/>
@@ -13806,6 +14145,7 @@
               </w:rPr>
               <w:t>reference_article</w:t>
             </w:r>
+            <w:proofErr w:type="spellEnd"/>
           </w:p>
         </w:tc>
         <w:tc>
@@ -13828,8 +14168,19 @@
                 <w:sz w:val="28"/>
                 <w14:ligatures w14:val="none"/>
               </w:rPr>
-              <w:t>法規依據條號</w:t>
-            </w:r>
+              <w:t>法規</w:t>
+            </w:r>
+            <w:proofErr w:type="gramStart"/>
+            <w:r>
+              <w:rPr>
+                <w:rFonts w:ascii="Timesnewromen" w:eastAsia="DFKai-SB" w:hAnsi="Timesnewromen" w:cs="PMingLiU"/>
+                <w:kern w:val="0"/>
+                <w:sz w:val="28"/>
+                <w14:ligatures w14:val="none"/>
+              </w:rPr>
+              <w:t>依據條號</w:t>
+            </w:r>
+            <w:proofErr w:type="gramEnd"/>
           </w:p>
         </w:tc>
         <w:tc>
@@ -14053,7 +14404,6 @@
                 <w:rFonts w:ascii="Timesnewromen" w:eastAsia="DFKai-SB" w:hAnsi="Timesnewromen" w:hint="eastAsia"/>
                 <w:sz w:val="28"/>
               </w:rPr>
-              <w:lastRenderedPageBreak/>
               <w:t>T12</w:t>
             </w:r>
             <w:r>
@@ -14063,6 +14413,7 @@
               </w:rPr>
               <w:t xml:space="preserve"> </w:t>
             </w:r>
+            <w:proofErr w:type="spellStart"/>
             <w:r>
               <w:rPr>
                 <w:rFonts w:ascii="Timesnewromen" w:eastAsia="DFKai-SB" w:hAnsi="Timesnewromen" w:cs="Times New Roman"/>
@@ -14071,8 +14422,20 @@
                 <w:szCs w:val="27"/>
                 <w14:ligatures w14:val="none"/>
               </w:rPr>
-              <w:t>s_ai_suggestions</w:t>
-            </w:r>
+              <w:t>s_ai_</w:t>
+            </w:r>
+            <w:proofErr w:type="gramStart"/>
+            <w:r>
+              <w:rPr>
+                <w:rFonts w:ascii="Timesnewromen" w:eastAsia="DFKai-SB" w:hAnsi="Timesnewromen" w:cs="Times New Roman"/>
+                <w:kern w:val="0"/>
+                <w:sz w:val="28"/>
+                <w:szCs w:val="27"/>
+                <w14:ligatures w14:val="none"/>
+              </w:rPr>
+              <w:t>suggestions</w:t>
+            </w:r>
+            <w:proofErr w:type="spellEnd"/>
             <w:r>
               <w:rPr>
                 <w:rFonts w:ascii="Timesnewromen" w:eastAsia="DFKai-SB" w:hAnsi="Timesnewromen" w:cs="Times New Roman" w:hint="eastAsia"/>
@@ -14085,6 +14448,7 @@
               </w:rPr>
               <w:t>(</w:t>
             </w:r>
+            <w:proofErr w:type="gramEnd"/>
             <w:r>
               <w:rPr>
                 <w:rFonts w:ascii="Timesnewromen" w:eastAsia="DFKai-SB" w:hAnsi="Timesnewromen" w:hint="eastAsia"/>
@@ -14286,6 +14650,7 @@
                 <w:sz w:val="28"/>
               </w:rPr>
             </w:pPr>
+            <w:proofErr w:type="spellStart"/>
             <w:r>
               <w:rPr>
                 <w:rFonts w:ascii="Timesnewromen" w:eastAsia="DFKai-SB" w:hAnsi="Timesnewromen" w:cs="Times New Roman"/>
@@ -14295,6 +14660,7 @@
               </w:rPr>
               <w:t>suggestion_id</w:t>
             </w:r>
+            <w:proofErr w:type="spellEnd"/>
           </w:p>
         </w:tc>
         <w:tc>
@@ -14402,6 +14768,7 @@
                 <w:sz w:val="28"/>
               </w:rPr>
             </w:pPr>
+            <w:proofErr w:type="spellStart"/>
             <w:r>
               <w:rPr>
                 <w:rFonts w:ascii="Timesnewromen" w:eastAsia="DFKai-SB" w:hAnsi="Timesnewromen" w:cs="Times New Roman"/>
@@ -14411,6 +14778,7 @@
               </w:rPr>
               <w:t>staff_id</w:t>
             </w:r>
+            <w:proofErr w:type="spellEnd"/>
           </w:p>
         </w:tc>
         <w:tc>
@@ -14536,6 +14904,7 @@
                 <w:sz w:val="28"/>
               </w:rPr>
             </w:pPr>
+            <w:proofErr w:type="spellStart"/>
             <w:r>
               <w:rPr>
                 <w:rFonts w:ascii="Timesnewromen" w:eastAsia="DFKai-SB" w:hAnsi="Timesnewromen" w:cs="Times New Roman"/>
@@ -14545,6 +14914,7 @@
               </w:rPr>
               <w:t>device_serial</w:t>
             </w:r>
+            <w:proofErr w:type="spellEnd"/>
           </w:p>
         </w:tc>
         <w:tc>
@@ -14652,6 +15022,7 @@
                 <w:sz w:val="28"/>
               </w:rPr>
             </w:pPr>
+            <w:proofErr w:type="spellStart"/>
             <w:r>
               <w:rPr>
                 <w:rFonts w:ascii="Timesnewromen" w:eastAsia="DFKai-SB" w:hAnsi="Timesnewromen" w:cs="Times New Roman"/>
@@ -14661,6 +15032,7 @@
               </w:rPr>
               <w:t>event_time</w:t>
             </w:r>
+            <w:proofErr w:type="spellEnd"/>
           </w:p>
         </w:tc>
         <w:tc>
@@ -14759,6 +15131,7 @@
                 <w:sz w:val="28"/>
               </w:rPr>
             </w:pPr>
+            <w:proofErr w:type="spellStart"/>
             <w:r>
               <w:rPr>
                 <w:rFonts w:ascii="Timesnewromen" w:eastAsia="DFKai-SB" w:hAnsi="Timesnewromen" w:cs="Times New Roman"/>
@@ -14768,6 +15141,7 @@
               </w:rPr>
               <w:t>suggestion_type</w:t>
             </w:r>
+            <w:proofErr w:type="spellEnd"/>
           </w:p>
         </w:tc>
         <w:tc>
@@ -14875,6 +15249,7 @@
                 <w:sz w:val="28"/>
               </w:rPr>
             </w:pPr>
+            <w:proofErr w:type="spellStart"/>
             <w:r>
               <w:rPr>
                 <w:rFonts w:ascii="Timesnewromen" w:eastAsia="DFKai-SB" w:hAnsi="Timesnewromen" w:cs="Times New Roman"/>
@@ -14884,6 +15259,7 @@
               </w:rPr>
               <w:t>suggestion_text</w:t>
             </w:r>
+            <w:proofErr w:type="spellEnd"/>
           </w:p>
         </w:tc>
         <w:tc>
@@ -14982,6 +15358,7 @@
                 <w:sz w:val="28"/>
               </w:rPr>
             </w:pPr>
+            <w:proofErr w:type="spellStart"/>
             <w:r>
               <w:rPr>
                 <w:rFonts w:ascii="Timesnewromen" w:eastAsia="DFKai-SB" w:hAnsi="Timesnewromen" w:cs="Times New Roman"/>
@@ -14991,6 +15368,7 @@
               </w:rPr>
               <w:t>penalty_code</w:t>
             </w:r>
+            <w:proofErr w:type="spellEnd"/>
           </w:p>
         </w:tc>
         <w:tc>
@@ -15107,6 +15485,7 @@
                 <w:sz w:val="28"/>
               </w:rPr>
             </w:pPr>
+            <w:proofErr w:type="spellStart"/>
             <w:r>
               <w:rPr>
                 <w:rFonts w:ascii="Timesnewromen" w:eastAsia="DFKai-SB" w:hAnsi="Timesnewromen" w:cs="Times New Roman"/>
@@ -15116,6 +15495,7 @@
               </w:rPr>
               <w:t>violation_id</w:t>
             </w:r>
+            <w:proofErr w:type="spellEnd"/>
           </w:p>
         </w:tc>
         <w:tc>
@@ -15223,6 +15603,7 @@
                 <w:sz w:val="28"/>
               </w:rPr>
             </w:pPr>
+            <w:proofErr w:type="spellStart"/>
             <w:r>
               <w:rPr>
                 <w:rFonts w:ascii="Timesnewromen" w:eastAsia="DFKai-SB" w:hAnsi="Timesnewromen" w:cs="Times New Roman"/>
@@ -15232,6 +15613,7 @@
               </w:rPr>
               <w:t>image_path</w:t>
             </w:r>
+            <w:proofErr w:type="spellEnd"/>
           </w:p>
         </w:tc>
         <w:tc>
@@ -15247,6 +15629,7 @@
                 <w:sz w:val="28"/>
               </w:rPr>
             </w:pPr>
+            <w:proofErr w:type="gramStart"/>
             <w:r>
               <w:rPr>
                 <w:rFonts w:ascii="Timesnewromen" w:eastAsia="DFKai-SB" w:hAnsi="Timesnewromen" w:cs="PMingLiU"/>
@@ -15263,7 +15646,17 @@
                 <w:sz w:val="28"/>
                 <w14:ligatures w14:val="none"/>
               </w:rPr>
-              <w:t>檔案路徑</w:t>
+              <w:t>檔案</w:t>
+            </w:r>
+            <w:proofErr w:type="gramEnd"/>
+            <w:r>
+              <w:rPr>
+                <w:rFonts w:ascii="Timesnewromen" w:eastAsia="DFKai-SB" w:hAnsi="Timesnewromen" w:cs="PMingLiU" w:hint="eastAsia"/>
+                <w:kern w:val="0"/>
+                <w:sz w:val="28"/>
+                <w14:ligatures w14:val="none"/>
+              </w:rPr>
+              <w:t>路徑</w:t>
             </w:r>
           </w:p>
         </w:tc>
@@ -15348,6 +15741,7 @@
                 <w:sz w:val="28"/>
               </w:rPr>
             </w:pPr>
+            <w:proofErr w:type="spellStart"/>
             <w:r>
               <w:rPr>
                 <w:rFonts w:ascii="Timesnewromen" w:eastAsia="DFKai-SB" w:hAnsi="Timesnewromen" w:cs="Times New Roman"/>
@@ -15357,6 +15751,7 @@
               </w:rPr>
               <w:t>video_path</w:t>
             </w:r>
+            <w:proofErr w:type="spellEnd"/>
           </w:p>
         </w:tc>
         <w:tc>
@@ -15696,6 +16091,7 @@
                 <w:sz w:val="28"/>
               </w:rPr>
             </w:pPr>
+            <w:proofErr w:type="spellStart"/>
             <w:r>
               <w:rPr>
                 <w:rFonts w:ascii="Timesnewromen" w:eastAsia="DFKai-SB" w:hAnsi="Timesnewromen" w:cs="Times New Roman"/>
@@ -15705,6 +16101,7 @@
               </w:rPr>
               <w:t>handled_time</w:t>
             </w:r>
+            <w:proofErr w:type="spellEnd"/>
           </w:p>
         </w:tc>
         <w:tc>
@@ -15838,6 +16235,7 @@
               </w:rPr>
               <w:t xml:space="preserve"> </w:t>
             </w:r>
+            <w:proofErr w:type="spellStart"/>
             <w:r>
               <w:rPr>
                 <w:rFonts w:ascii="Times New Roman" w:eastAsia="DFKai-SB" w:hAnsi="Times New Roman" w:cs="Times New Roman"/>
@@ -15848,6 +16246,7 @@
               </w:rPr>
               <w:t>s_user_feedback</w:t>
             </w:r>
+            <w:proofErr w:type="spellEnd"/>
             <w:r>
               <w:rPr>
                 <w:rFonts w:ascii="Times New Roman" w:eastAsia="DFKai-SB" w:hAnsi="Times New Roman" w:cs="Times New Roman" w:hint="eastAsia"/>
@@ -16072,15 +16471,18 @@
                 <w:sz w:val="28"/>
               </w:rPr>
             </w:pPr>
-            <w:r>
-              <w:rPr>
-                <w:rFonts w:ascii="Times New Roman" w:eastAsia="DFKai-SB" w:hAnsi="Times New Roman" w:cs="Times New Roman"/>
-                <w:kern w:val="0"/>
-                <w:sz w:val="28"/>
-                <w14:ligatures w14:val="none"/>
-              </w:rPr>
+            <w:proofErr w:type="spellStart"/>
+            <w:r>
+              <w:rPr>
+                <w:rFonts w:ascii="Times New Roman" w:eastAsia="DFKai-SB" w:hAnsi="Times New Roman" w:cs="Times New Roman"/>
+                <w:kern w:val="0"/>
+                <w:sz w:val="28"/>
+                <w14:ligatures w14:val="none"/>
+              </w:rPr>
+              <w:lastRenderedPageBreak/>
               <w:t>feedback_id</w:t>
             </w:r>
+            <w:proofErr w:type="spellEnd"/>
           </w:p>
         </w:tc>
         <w:tc>
@@ -16175,16 +16577,17 @@
                 <w:sz w:val="28"/>
               </w:rPr>
             </w:pPr>
-            <w:r>
-              <w:rPr>
-                <w:rFonts w:ascii="Times New Roman" w:eastAsia="DFKai-SB" w:hAnsi="Times New Roman" w:cs="Times New Roman"/>
-                <w:kern w:val="0"/>
-                <w:sz w:val="28"/>
-                <w14:ligatures w14:val="none"/>
-              </w:rPr>
-              <w:lastRenderedPageBreak/>
+            <w:proofErr w:type="spellStart"/>
+            <w:r>
+              <w:rPr>
+                <w:rFonts w:ascii="Times New Roman" w:eastAsia="DFKai-SB" w:hAnsi="Times New Roman" w:cs="Times New Roman"/>
+                <w:kern w:val="0"/>
+                <w:sz w:val="28"/>
+                <w14:ligatures w14:val="none"/>
+              </w:rPr>
               <w:t>suggestion_id</w:t>
             </w:r>
+            <w:proofErr w:type="spellEnd"/>
           </w:p>
         </w:tc>
         <w:tc>
@@ -16279,6 +16682,7 @@
                 <w:sz w:val="28"/>
               </w:rPr>
             </w:pPr>
+            <w:proofErr w:type="spellStart"/>
             <w:r>
               <w:rPr>
                 <w:rFonts w:ascii="Times New Roman" w:eastAsia="DFKai-SB" w:hAnsi="Times New Roman" w:cs="Times New Roman"/>
@@ -16288,6 +16692,7 @@
               </w:rPr>
               <w:t>staff_id</w:t>
             </w:r>
+            <w:proofErr w:type="spellEnd"/>
           </w:p>
         </w:tc>
         <w:tc>
@@ -16400,6 +16805,7 @@
                 <w:sz w:val="28"/>
               </w:rPr>
             </w:pPr>
+            <w:proofErr w:type="spellStart"/>
             <w:r>
               <w:rPr>
                 <w:rFonts w:ascii="Times New Roman" w:eastAsia="DFKai-SB" w:hAnsi="Times New Roman" w:cs="Times New Roman"/>
@@ -16409,6 +16815,7 @@
               </w:rPr>
               <w:t>feedback_time</w:t>
             </w:r>
+            <w:proofErr w:type="spellEnd"/>
           </w:p>
         </w:tc>
         <w:tc>
@@ -16503,6 +16910,7 @@
                 <w:sz w:val="28"/>
               </w:rPr>
             </w:pPr>
+            <w:proofErr w:type="spellStart"/>
             <w:r>
               <w:rPr>
                 <w:rFonts w:ascii="Times New Roman" w:eastAsia="DFKai-SB" w:hAnsi="Times New Roman" w:cs="Times New Roman"/>
@@ -16512,6 +16920,7 @@
               </w:rPr>
               <w:t>feedback_type</w:t>
             </w:r>
+            <w:proofErr w:type="spellEnd"/>
           </w:p>
         </w:tc>
         <w:tc>
@@ -16718,6 +17127,7 @@
                 <w:sz w:val="28"/>
               </w:rPr>
             </w:pPr>
+            <w:proofErr w:type="spellStart"/>
             <w:r>
               <w:rPr>
                 <w:rFonts w:ascii="Times New Roman" w:eastAsia="DFKai-SB" w:hAnsi="Times New Roman" w:cs="Times New Roman"/>
@@ -16727,6 +17137,7 @@
               </w:rPr>
               <w:t>feedback_emotion</w:t>
             </w:r>
+            <w:proofErr w:type="spellEnd"/>
           </w:p>
         </w:tc>
         <w:tc>
@@ -16830,6 +17241,7 @@
                 <w:sz w:val="28"/>
               </w:rPr>
             </w:pPr>
+            <w:proofErr w:type="spellStart"/>
             <w:r>
               <w:rPr>
                 <w:rFonts w:ascii="Times New Roman" w:eastAsia="DFKai-SB" w:hAnsi="Times New Roman" w:cs="Times New Roman"/>
@@ -16839,6 +17251,7 @@
               </w:rPr>
               <w:t>image_path</w:t>
             </w:r>
+            <w:proofErr w:type="spellEnd"/>
           </w:p>
         </w:tc>
         <w:tc>
@@ -16942,6 +17355,7 @@
                 <w:sz w:val="28"/>
               </w:rPr>
             </w:pPr>
+            <w:proofErr w:type="spellStart"/>
             <w:r>
               <w:rPr>
                 <w:rFonts w:ascii="Times New Roman" w:eastAsia="DFKai-SB" w:hAnsi="Times New Roman" w:cs="Times New Roman"/>
@@ -16951,6 +17365,7 @@
               </w:rPr>
               <w:t>comment_text</w:t>
             </w:r>
+            <w:proofErr w:type="spellEnd"/>
           </w:p>
         </w:tc>
         <w:tc>
@@ -17198,6 +17613,7 @@
               </w:rPr>
               <w:t xml:space="preserve"> </w:t>
             </w:r>
+            <w:proofErr w:type="spellStart"/>
             <w:r>
               <w:rPr>
                 <w:rFonts w:ascii="Times New Roman" w:eastAsia="DFKai-SB" w:hAnsi="Times New Roman" w:cs="Times New Roman"/>
@@ -17208,6 +17624,7 @@
               </w:rPr>
               <w:t>s_event_reports</w:t>
             </w:r>
+            <w:proofErr w:type="spellEnd"/>
             <w:r>
               <w:rPr>
                 <w:rFonts w:ascii="Times New Roman" w:eastAsia="DFKai-SB" w:hAnsi="Times New Roman" w:cs="Times New Roman" w:hint="eastAsia"/>
@@ -17398,6 +17815,7 @@
                 <w:sz w:val="28"/>
               </w:rPr>
             </w:pPr>
+            <w:proofErr w:type="spellStart"/>
             <w:r>
               <w:rPr>
                 <w:rFonts w:ascii="Times New Roman" w:eastAsia="DFKai-SB" w:hAnsi="Times New Roman" w:cs="Times New Roman"/>
@@ -17407,6 +17825,7 @@
               </w:rPr>
               <w:t>report_id</w:t>
             </w:r>
+            <w:proofErr w:type="spellEnd"/>
           </w:p>
         </w:tc>
         <w:tc>
@@ -17511,6 +17930,7 @@
                 <w:sz w:val="28"/>
               </w:rPr>
             </w:pPr>
+            <w:proofErr w:type="spellStart"/>
             <w:r>
               <w:rPr>
                 <w:rFonts w:ascii="Times New Roman" w:eastAsia="DFKai-SB" w:hAnsi="Times New Roman" w:cs="Times New Roman"/>
@@ -17520,6 +17940,7 @@
               </w:rPr>
               <w:t>staff_id</w:t>
             </w:r>
+            <w:proofErr w:type="spellEnd"/>
           </w:p>
         </w:tc>
         <w:tc>
@@ -17642,6 +18063,7 @@
                 <w:sz w:val="28"/>
               </w:rPr>
             </w:pPr>
+            <w:proofErr w:type="spellStart"/>
             <w:r>
               <w:rPr>
                 <w:rFonts w:ascii="Times New Roman" w:eastAsia="DFKai-SB" w:hAnsi="Times New Roman" w:cs="Times New Roman"/>
@@ -17651,6 +18073,7 @@
               </w:rPr>
               <w:t>report_start</w:t>
             </w:r>
+            <w:proofErr w:type="spellEnd"/>
           </w:p>
         </w:tc>
         <w:tc>
@@ -17746,6 +18169,7 @@
                 <w:sz w:val="28"/>
               </w:rPr>
             </w:pPr>
+            <w:proofErr w:type="spellStart"/>
             <w:r>
               <w:rPr>
                 <w:rFonts w:ascii="Times New Roman" w:eastAsia="DFKai-SB" w:hAnsi="Times New Roman" w:cs="Times New Roman"/>
@@ -17755,6 +18179,7 @@
               </w:rPr>
               <w:t>report_end</w:t>
             </w:r>
+            <w:proofErr w:type="spellEnd"/>
           </w:p>
         </w:tc>
         <w:tc>
@@ -17850,6 +18275,7 @@
                 <w:sz w:val="28"/>
               </w:rPr>
             </w:pPr>
+            <w:proofErr w:type="spellStart"/>
             <w:r>
               <w:rPr>
                 <w:rFonts w:ascii="Times New Roman" w:eastAsia="DFKai-SB" w:hAnsi="Times New Roman" w:cs="Times New Roman"/>
@@ -17859,6 +18285,7 @@
               </w:rPr>
               <w:t>total_score</w:t>
             </w:r>
+            <w:proofErr w:type="spellEnd"/>
           </w:p>
         </w:tc>
         <w:tc>
@@ -17954,6 +18381,7 @@
                 <w:sz w:val="28"/>
               </w:rPr>
             </w:pPr>
+            <w:proofErr w:type="spellStart"/>
             <w:r>
               <w:rPr>
                 <w:rFonts w:ascii="Times New Roman" w:eastAsia="DFKai-SB" w:hAnsi="Times New Roman" w:cs="Times New Roman"/>
@@ -17963,6 +18391,7 @@
               </w:rPr>
               <w:t>penalty_count</w:t>
             </w:r>
+            <w:proofErr w:type="spellEnd"/>
           </w:p>
         </w:tc>
         <w:tc>
@@ -18058,6 +18487,7 @@
                 <w:sz w:val="28"/>
               </w:rPr>
             </w:pPr>
+            <w:proofErr w:type="spellStart"/>
             <w:r>
               <w:rPr>
                 <w:rFonts w:ascii="Times New Roman" w:eastAsia="DFKai-SB" w:hAnsi="Times New Roman" w:cs="Times New Roman"/>
@@ -18067,6 +18497,7 @@
               </w:rPr>
               <w:t>fatigue_event_count</w:t>
             </w:r>
+            <w:proofErr w:type="spellEnd"/>
           </w:p>
         </w:tc>
         <w:tc>
@@ -18162,6 +18593,7 @@
                 <w:sz w:val="28"/>
               </w:rPr>
             </w:pPr>
+            <w:proofErr w:type="spellStart"/>
             <w:r>
               <w:rPr>
                 <w:rFonts w:ascii="Times New Roman" w:eastAsia="DFKai-SB" w:hAnsi="Times New Roman" w:cs="Times New Roman"/>
@@ -18172,6 +18604,7 @@
               <w:lastRenderedPageBreak/>
               <w:t>suggestions_made</w:t>
             </w:r>
+            <w:proofErr w:type="spellEnd"/>
           </w:p>
         </w:tc>
         <w:tc>
@@ -18276,6 +18709,7 @@
                 <w:sz w:val="28"/>
               </w:rPr>
             </w:pPr>
+            <w:proofErr w:type="spellStart"/>
             <w:r>
               <w:rPr>
                 <w:rFonts w:ascii="Times New Roman" w:eastAsia="DFKai-SB" w:hAnsi="Times New Roman" w:cs="Times New Roman"/>
@@ -18285,6 +18719,7 @@
               </w:rPr>
               <w:t>feedback_received</w:t>
             </w:r>
+            <w:proofErr w:type="spellEnd"/>
           </w:p>
         </w:tc>
         <w:tc>
@@ -18380,6 +18815,7 @@
                 <w:sz w:val="28"/>
               </w:rPr>
             </w:pPr>
+            <w:proofErr w:type="spellStart"/>
             <w:r>
               <w:rPr>
                 <w:rFonts w:ascii="Times New Roman" w:eastAsia="DFKai-SB" w:hAnsi="Times New Roman" w:cs="Times New Roman"/>
@@ -18389,6 +18825,7 @@
               </w:rPr>
               <w:t>report_json</w:t>
             </w:r>
+            <w:proofErr w:type="spellEnd"/>
           </w:p>
         </w:tc>
         <w:tc>
@@ -18502,6 +18939,7 @@
                 <w:sz w:val="28"/>
               </w:rPr>
             </w:pPr>
+            <w:proofErr w:type="spellStart"/>
             <w:r>
               <w:rPr>
                 <w:rFonts w:ascii="Times New Roman" w:eastAsia="DFKai-SB" w:hAnsi="Times New Roman" w:cs="Times New Roman"/>
@@ -18511,6 +18949,7 @@
               </w:rPr>
               <w:t>created_at</w:t>
             </w:r>
+            <w:proofErr w:type="spellEnd"/>
           </w:p>
         </w:tc>
         <w:tc>
@@ -18649,6 +19088,7 @@
               </w:rPr>
               <w:t xml:space="preserve"> </w:t>
             </w:r>
+            <w:proofErr w:type="spellStart"/>
             <w:r>
               <w:rPr>
                 <w:rFonts w:ascii="Times New Roman" w:eastAsia="DFKai-SB" w:hAnsi="Times New Roman" w:cs="Times New Roman"/>
@@ -18659,6 +19099,7 @@
               </w:rPr>
               <w:t>cd_event_logs</w:t>
             </w:r>
+            <w:proofErr w:type="spellEnd"/>
             <w:r>
               <w:rPr>
                 <w:rFonts w:ascii="Times New Roman" w:eastAsia="DFKai-SB" w:hAnsi="Times New Roman" w:cs="Times New Roman" w:hint="eastAsia"/>
@@ -18847,6 +19288,7 @@
                 <w:sz w:val="28"/>
               </w:rPr>
             </w:pPr>
+            <w:proofErr w:type="spellStart"/>
             <w:r>
               <w:rPr>
                 <w:rFonts w:ascii="Times New Roman" w:eastAsia="DFKai-SB" w:hAnsi="Times New Roman"/>
@@ -18854,6 +19296,7 @@
               </w:rPr>
               <w:t>report_id</w:t>
             </w:r>
+            <w:proofErr w:type="spellEnd"/>
           </w:p>
         </w:tc>
         <w:tc>
@@ -18952,6 +19395,7 @@
                 <w:sz w:val="28"/>
               </w:rPr>
             </w:pPr>
+            <w:proofErr w:type="spellStart"/>
             <w:r>
               <w:rPr>
                 <w:rFonts w:ascii="Times New Roman" w:eastAsia="DFKai-SB" w:hAnsi="Times New Roman"/>
@@ -18959,6 +19403,7 @@
               </w:rPr>
               <w:t>staff_id</w:t>
             </w:r>
+            <w:proofErr w:type="spellEnd"/>
           </w:p>
         </w:tc>
         <w:tc>
@@ -19071,6 +19516,7 @@
                 <w:sz w:val="28"/>
               </w:rPr>
             </w:pPr>
+            <w:proofErr w:type="spellStart"/>
             <w:r>
               <w:rPr>
                 <w:rFonts w:ascii="Times New Roman" w:eastAsia="DFKai-SB" w:hAnsi="Times New Roman"/>
@@ -19078,6 +19524,7 @@
               </w:rPr>
               <w:t>report_start</w:t>
             </w:r>
+            <w:proofErr w:type="spellEnd"/>
           </w:p>
         </w:tc>
         <w:tc>
@@ -19169,6 +19616,7 @@
                 <w:sz w:val="28"/>
               </w:rPr>
             </w:pPr>
+            <w:proofErr w:type="spellStart"/>
             <w:r>
               <w:rPr>
                 <w:rFonts w:ascii="Times New Roman" w:eastAsia="DFKai-SB" w:hAnsi="Times New Roman"/>
@@ -19176,6 +19624,7 @@
               </w:rPr>
               <w:t>report_end</w:t>
             </w:r>
+            <w:proofErr w:type="spellEnd"/>
           </w:p>
         </w:tc>
         <w:tc>
@@ -19267,6 +19716,7 @@
                 <w:sz w:val="28"/>
               </w:rPr>
             </w:pPr>
+            <w:proofErr w:type="spellStart"/>
             <w:r>
               <w:rPr>
                 <w:rFonts w:ascii="Times New Roman" w:eastAsia="DFKai-SB" w:hAnsi="Times New Roman"/>
@@ -19274,6 +19724,7 @@
               </w:rPr>
               <w:t>total_score</w:t>
             </w:r>
+            <w:proofErr w:type="spellEnd"/>
           </w:p>
         </w:tc>
         <w:tc>
@@ -19365,6 +19816,7 @@
                 <w:sz w:val="28"/>
               </w:rPr>
             </w:pPr>
+            <w:proofErr w:type="spellStart"/>
             <w:r>
               <w:rPr>
                 <w:rFonts w:ascii="Times New Roman" w:eastAsia="DFKai-SB" w:hAnsi="Times New Roman"/>
@@ -19372,6 +19824,7 @@
               </w:rPr>
               <w:t>penalty_count</w:t>
             </w:r>
+            <w:proofErr w:type="spellEnd"/>
           </w:p>
         </w:tc>
         <w:tc>
@@ -19463,6 +19916,7 @@
                 <w:sz w:val="28"/>
               </w:rPr>
             </w:pPr>
+            <w:proofErr w:type="spellStart"/>
             <w:r>
               <w:rPr>
                 <w:rFonts w:ascii="Times New Roman" w:eastAsia="DFKai-SB" w:hAnsi="Times New Roman"/>
@@ -19470,6 +19924,7 @@
               </w:rPr>
               <w:t>fatigue_event_count</w:t>
             </w:r>
+            <w:proofErr w:type="spellEnd"/>
           </w:p>
         </w:tc>
         <w:tc>
@@ -19561,6 +20016,7 @@
                 <w:sz w:val="28"/>
               </w:rPr>
             </w:pPr>
+            <w:proofErr w:type="spellStart"/>
             <w:r>
               <w:rPr>
                 <w:rFonts w:ascii="Times New Roman" w:eastAsia="DFKai-SB" w:hAnsi="Times New Roman"/>
@@ -19568,6 +20024,7 @@
               </w:rPr>
               <w:t>suggestions_made</w:t>
             </w:r>
+            <w:proofErr w:type="spellEnd"/>
           </w:p>
         </w:tc>
         <w:tc>
@@ -19659,6 +20116,7 @@
                 <w:sz w:val="28"/>
               </w:rPr>
             </w:pPr>
+            <w:proofErr w:type="spellStart"/>
             <w:r>
               <w:rPr>
                 <w:rFonts w:ascii="Times New Roman" w:eastAsia="DFKai-SB" w:hAnsi="Times New Roman"/>
@@ -19666,6 +20124,7 @@
               </w:rPr>
               <w:t>feedback_received</w:t>
             </w:r>
+            <w:proofErr w:type="spellEnd"/>
           </w:p>
         </w:tc>
         <w:tc>
@@ -19757,6 +20216,7 @@
                 <w:sz w:val="28"/>
               </w:rPr>
             </w:pPr>
+            <w:proofErr w:type="spellStart"/>
             <w:r>
               <w:rPr>
                 <w:rFonts w:ascii="Times New Roman" w:eastAsia="DFKai-SB" w:hAnsi="Times New Roman"/>
@@ -19764,6 +20224,7 @@
               </w:rPr>
               <w:t>included_scores</w:t>
             </w:r>
+            <w:proofErr w:type="spellEnd"/>
           </w:p>
         </w:tc>
         <w:tc>
@@ -19869,6 +20330,7 @@
                 <w:sz w:val="28"/>
               </w:rPr>
             </w:pPr>
+            <w:proofErr w:type="spellStart"/>
             <w:r>
               <w:rPr>
                 <w:rFonts w:ascii="Times New Roman" w:eastAsia="DFKai-SB" w:hAnsi="Times New Roman"/>
@@ -19876,6 +20338,7 @@
               </w:rPr>
               <w:t>included_violations</w:t>
             </w:r>
+            <w:proofErr w:type="spellEnd"/>
           </w:p>
         </w:tc>
         <w:tc>
@@ -19981,6 +20444,7 @@
                 <w:sz w:val="28"/>
               </w:rPr>
             </w:pPr>
+            <w:proofErr w:type="spellStart"/>
             <w:r>
               <w:rPr>
                 <w:rFonts w:ascii="Times New Roman" w:eastAsia="DFKai-SB" w:hAnsi="Times New Roman"/>
@@ -19988,6 +20452,7 @@
               </w:rPr>
               <w:t>report_json</w:t>
             </w:r>
+            <w:proofErr w:type="spellEnd"/>
           </w:p>
         </w:tc>
         <w:tc>
@@ -20297,6 +20762,7 @@
                 <w:sz w:val="28"/>
               </w:rPr>
             </w:pPr>
+            <w:proofErr w:type="spellStart"/>
             <w:r>
               <w:rPr>
                 <w:rFonts w:ascii="Times New Roman" w:eastAsia="DFKai-SB" w:hAnsi="Times New Roman"/>
@@ -20304,6 +20770,7 @@
               </w:rPr>
               <w:t>viewed_at</w:t>
             </w:r>
+            <w:proofErr w:type="spellEnd"/>
           </w:p>
         </w:tc>
         <w:tc>
@@ -20493,6 +20960,7 @@
                 <w:sz w:val="28"/>
               </w:rPr>
             </w:pPr>
+            <w:proofErr w:type="spellStart"/>
             <w:r>
               <w:rPr>
                 <w:rFonts w:ascii="Times New Roman" w:eastAsia="DFKai-SB" w:hAnsi="Times New Roman"/>
@@ -20500,6 +20968,7 @@
               </w:rPr>
               <w:t>created_at</w:t>
             </w:r>
+            <w:proofErr w:type="spellEnd"/>
           </w:p>
         </w:tc>
         <w:tc>
@@ -20628,6 +21097,7 @@
               </w:rPr>
               <w:t xml:space="preserve"> </w:t>
             </w:r>
+            <w:proofErr w:type="spellStart"/>
             <w:r>
               <w:rPr>
                 <w:rFonts w:ascii="Times New Roman" w:eastAsia="DFKai-SB" w:hAnsi="Times New Roman"/>
@@ -20635,6 +21105,7 @@
               </w:rPr>
               <w:t>cd_detected_objects</w:t>
             </w:r>
+            <w:proofErr w:type="spellEnd"/>
             <w:r>
               <w:rPr>
                 <w:rFonts w:ascii="Times New Roman" w:eastAsia="DFKai-SB" w:hAnsi="Times New Roman" w:hint="eastAsia"/>
@@ -20823,6 +21294,7 @@
                 <w:sz w:val="28"/>
               </w:rPr>
             </w:pPr>
+            <w:proofErr w:type="spellStart"/>
             <w:r>
               <w:rPr>
                 <w:rFonts w:ascii="Times New Roman" w:eastAsia="DFKai-SB" w:hAnsi="Times New Roman" w:cs="Times New Roman"/>
@@ -20832,6 +21304,7 @@
               </w:rPr>
               <w:t>object_id</w:t>
             </w:r>
+            <w:proofErr w:type="spellEnd"/>
           </w:p>
         </w:tc>
         <w:tc>
@@ -20945,6 +21418,7 @@
                 <w:sz w:val="28"/>
               </w:rPr>
             </w:pPr>
+            <w:proofErr w:type="spellStart"/>
             <w:r>
               <w:rPr>
                 <w:rFonts w:ascii="Times New Roman" w:eastAsia="DFKai-SB" w:hAnsi="Times New Roman" w:cs="Times New Roman"/>
@@ -20954,6 +21428,7 @@
               </w:rPr>
               <w:t>event_time</w:t>
             </w:r>
+            <w:proofErr w:type="spellEnd"/>
           </w:p>
         </w:tc>
         <w:tc>
@@ -21049,6 +21524,7 @@
                 <w:sz w:val="28"/>
               </w:rPr>
             </w:pPr>
+            <w:proofErr w:type="spellStart"/>
             <w:r>
               <w:rPr>
                 <w:rFonts w:ascii="Times New Roman" w:eastAsia="DFKai-SB" w:hAnsi="Times New Roman" w:cs="Times New Roman"/>
@@ -21058,6 +21534,7 @@
               </w:rPr>
               <w:t>device_serial</w:t>
             </w:r>
+            <w:proofErr w:type="spellEnd"/>
           </w:p>
         </w:tc>
         <w:tc>
@@ -21162,6 +21639,7 @@
                 <w:sz w:val="28"/>
               </w:rPr>
             </w:pPr>
+            <w:proofErr w:type="spellStart"/>
             <w:r>
               <w:rPr>
                 <w:rFonts w:ascii="Times New Roman" w:eastAsia="DFKai-SB" w:hAnsi="Times New Roman" w:cs="Times New Roman"/>
@@ -21171,6 +21649,7 @@
               </w:rPr>
               <w:t>camera_position</w:t>
             </w:r>
+            <w:proofErr w:type="spellEnd"/>
           </w:p>
         </w:tc>
         <w:tc>
@@ -21275,6 +21754,7 @@
                 <w:sz w:val="28"/>
               </w:rPr>
             </w:pPr>
+            <w:proofErr w:type="spellStart"/>
             <w:r>
               <w:rPr>
                 <w:rFonts w:ascii="Times New Roman" w:eastAsia="DFKai-SB" w:hAnsi="Times New Roman" w:cs="Times New Roman"/>
@@ -21284,6 +21764,7 @@
               </w:rPr>
               <w:t>class_name</w:t>
             </w:r>
+            <w:proofErr w:type="spellEnd"/>
           </w:p>
         </w:tc>
         <w:tc>
@@ -21492,6 +21973,7 @@
                 <w:sz w:val="28"/>
               </w:rPr>
             </w:pPr>
+            <w:proofErr w:type="spellStart"/>
             <w:r>
               <w:rPr>
                 <w:rFonts w:ascii="Times New Roman" w:eastAsia="DFKai-SB" w:hAnsi="Times New Roman" w:cs="Times New Roman"/>
@@ -21510,6 +21992,7 @@
               </w:rPr>
               <w:t>x</w:t>
             </w:r>
+            <w:proofErr w:type="spellEnd"/>
           </w:p>
         </w:tc>
         <w:tc>
@@ -21521,7 +22004,7 @@
             <w:pPr>
               <w:jc w:val="center"/>
               <w:rPr>
-                <w:rFonts w:ascii="Times New Roman" w:eastAsia="DFKai-SB" w:hAnsi="Times New Roman" w:hint="eastAsia"/>
+                <w:rFonts w:ascii="Times New Roman" w:eastAsia="DFKai-SB" w:hAnsi="Times New Roman"/>
                 <w:sz w:val="28"/>
               </w:rPr>
             </w:pPr>
@@ -21619,6 +22102,7 @@
                 <w14:ligatures w14:val="none"/>
               </w:rPr>
             </w:pPr>
+            <w:proofErr w:type="spellStart"/>
             <w:r>
               <w:rPr>
                 <w:rFonts w:ascii="Times New Roman" w:eastAsia="DFKai-SB" w:hAnsi="Times New Roman" w:cs="Times New Roman"/>
@@ -21628,6 +22112,7 @@
               </w:rPr>
               <w:t>bbox_y</w:t>
             </w:r>
+            <w:proofErr w:type="spellEnd"/>
           </w:p>
         </w:tc>
         <w:tc>
@@ -21741,6 +22226,7 @@
                 <w14:ligatures w14:val="none"/>
               </w:rPr>
             </w:pPr>
+            <w:proofErr w:type="spellStart"/>
             <w:r>
               <w:rPr>
                 <w:rFonts w:ascii="Times New Roman" w:eastAsia="DFKai-SB" w:hAnsi="Times New Roman" w:cs="Times New Roman"/>
@@ -21750,6 +22236,7 @@
               </w:rPr>
               <w:t>bbox_w</w:t>
             </w:r>
+            <w:proofErr w:type="spellEnd"/>
           </w:p>
         </w:tc>
         <w:tc>
@@ -21772,14 +22259,7 @@
                 <w:rFonts w:ascii="Times New Roman" w:eastAsia="DFKai-SB" w:hAnsi="Times New Roman" w:hint="eastAsia"/>
                 <w:sz w:val="28"/>
               </w:rPr>
-              <w:t>物件框的</w:t>
-            </w:r>
-            <w:r>
-              <w:rPr>
-                <w:rFonts w:ascii="Times New Roman" w:eastAsia="DFKai-SB" w:hAnsi="Times New Roman" w:hint="eastAsia"/>
-                <w:sz w:val="28"/>
-              </w:rPr>
-              <w:t>寬度</w:t>
+              <w:t>物件框的寬度</w:t>
             </w:r>
           </w:p>
         </w:tc>
@@ -21856,6 +22336,7 @@
                 <w14:ligatures w14:val="none"/>
               </w:rPr>
             </w:pPr>
+            <w:proofErr w:type="spellStart"/>
             <w:r>
               <w:rPr>
                 <w:rFonts w:ascii="Times New Roman" w:eastAsia="DFKai-SB" w:hAnsi="Times New Roman" w:cs="Times New Roman"/>
@@ -21865,6 +22346,7 @@
               </w:rPr>
               <w:t>bbox_h</w:t>
             </w:r>
+            <w:proofErr w:type="spellEnd"/>
           </w:p>
         </w:tc>
         <w:tc>
@@ -21887,14 +22369,7 @@
                 <w:rFonts w:ascii="Times New Roman" w:eastAsia="DFKai-SB" w:hAnsi="Times New Roman" w:hint="eastAsia"/>
                 <w:sz w:val="28"/>
               </w:rPr>
-              <w:t>物件框的</w:t>
-            </w:r>
-            <w:r>
-              <w:rPr>
-                <w:rFonts w:ascii="Times New Roman" w:eastAsia="DFKai-SB" w:hAnsi="Times New Roman" w:hint="eastAsia"/>
-                <w:sz w:val="28"/>
-              </w:rPr>
-              <w:t>高度</w:t>
+              <w:t>物件框的高度</w:t>
             </w:r>
           </w:p>
         </w:tc>
@@ -21969,6 +22444,7 @@
                 <w:sz w:val="28"/>
               </w:rPr>
             </w:pPr>
+            <w:proofErr w:type="spellStart"/>
             <w:r>
               <w:rPr>
                 <w:rFonts w:ascii="Times New Roman" w:eastAsia="DFKai-SB" w:hAnsi="Times New Roman" w:cs="Times New Roman"/>
@@ -21978,6 +22454,7 @@
               </w:rPr>
               <w:t>event_ref</w:t>
             </w:r>
+            <w:proofErr w:type="spellEnd"/>
           </w:p>
         </w:tc>
         <w:tc>
@@ -22134,6 +22611,7 @@
               </w:rPr>
               <w:t xml:space="preserve"> </w:t>
             </w:r>
+            <w:proofErr w:type="spellStart"/>
             <w:r>
               <w:rPr>
                 <w:rFonts w:ascii="Times New Roman" w:eastAsia="DFKai-SB" w:hAnsi="Times New Roman" w:cs="Times New Roman"/>
@@ -22144,6 +22622,7 @@
               </w:rPr>
               <w:t>cd_sync_queue</w:t>
             </w:r>
+            <w:proofErr w:type="spellEnd"/>
             <w:r>
               <w:rPr>
                 <w:rFonts w:ascii="Times New Roman" w:eastAsia="DFKai-SB" w:hAnsi="Times New Roman" w:cs="Times New Roman" w:hint="eastAsia"/>
@@ -22325,6 +22804,7 @@
                 <w:sz w:val="28"/>
               </w:rPr>
             </w:pPr>
+            <w:proofErr w:type="spellStart"/>
             <w:r>
               <w:rPr>
                 <w:rFonts w:ascii="Times New Roman" w:eastAsia="DFKai-SB" w:hAnsi="Times New Roman"/>
@@ -22332,6 +22812,7 @@
               </w:rPr>
               <w:t>sync_id</w:t>
             </w:r>
+            <w:proofErr w:type="spellEnd"/>
           </w:p>
         </w:tc>
         <w:tc>
@@ -22437,6 +22918,7 @@
                 <w:sz w:val="28"/>
               </w:rPr>
             </w:pPr>
+            <w:proofErr w:type="spellStart"/>
             <w:r>
               <w:rPr>
                 <w:rFonts w:ascii="Times New Roman" w:eastAsia="DFKai-SB" w:hAnsi="Times New Roman"/>
@@ -22444,6 +22926,7 @@
               </w:rPr>
               <w:t>file_path</w:t>
             </w:r>
+            <w:proofErr w:type="spellEnd"/>
           </w:p>
         </w:tc>
         <w:tc>
@@ -22542,6 +23025,7 @@
                 <w:sz w:val="28"/>
               </w:rPr>
             </w:pPr>
+            <w:proofErr w:type="spellStart"/>
             <w:r>
               <w:rPr>
                 <w:rFonts w:ascii="Times New Roman" w:eastAsia="DFKai-SB" w:hAnsi="Times New Roman"/>
@@ -22549,6 +23033,7 @@
               </w:rPr>
               <w:t>data_type</w:t>
             </w:r>
+            <w:proofErr w:type="spellEnd"/>
           </w:p>
         </w:tc>
         <w:tc>
@@ -22647,6 +23132,7 @@
                 <w:sz w:val="28"/>
               </w:rPr>
             </w:pPr>
+            <w:proofErr w:type="spellStart"/>
             <w:r>
               <w:rPr>
                 <w:rFonts w:ascii="Times New Roman" w:eastAsia="DFKai-SB" w:hAnsi="Times New Roman"/>
@@ -22654,6 +23140,7 @@
               </w:rPr>
               <w:t>created_time</w:t>
             </w:r>
+            <w:proofErr w:type="spellEnd"/>
           </w:p>
         </w:tc>
         <w:tc>
@@ -22850,6 +23337,7 @@
                 <w:sz w:val="28"/>
               </w:rPr>
             </w:pPr>
+            <w:proofErr w:type="spellStart"/>
             <w:r>
               <w:rPr>
                 <w:rFonts w:ascii="Times New Roman" w:eastAsia="DFKai-SB" w:hAnsi="Times New Roman"/>
@@ -22857,6 +23345,7 @@
               </w:rPr>
               <w:t>synced_time</w:t>
             </w:r>
+            <w:proofErr w:type="spellEnd"/>
           </w:p>
         </w:tc>
         <w:tc>
@@ -22948,6 +23437,7 @@
                 <w:sz w:val="28"/>
               </w:rPr>
             </w:pPr>
+            <w:proofErr w:type="spellStart"/>
             <w:r>
               <w:rPr>
                 <w:rFonts w:ascii="Times New Roman" w:eastAsia="DFKai-SB" w:hAnsi="Times New Roman"/>
@@ -22955,6 +23445,7 @@
               </w:rPr>
               <w:t>device_serial</w:t>
             </w:r>
+            <w:proofErr w:type="spellEnd"/>
           </w:p>
         </w:tc>
         <w:tc>
@@ -23053,6 +23544,7 @@
                 <w:sz w:val="28"/>
               </w:rPr>
             </w:pPr>
+            <w:proofErr w:type="spellStart"/>
             <w:r>
               <w:rPr>
                 <w:rFonts w:ascii="Times New Roman" w:eastAsia="DFKai-SB" w:hAnsi="Times New Roman"/>
@@ -23060,6 +23552,7 @@
               </w:rPr>
               <w:t>retry_count</w:t>
             </w:r>
+            <w:proofErr w:type="spellEnd"/>
           </w:p>
         </w:tc>
         <w:tc>
@@ -23151,6 +23644,7 @@
                 <w:sz w:val="28"/>
               </w:rPr>
             </w:pPr>
+            <w:proofErr w:type="spellStart"/>
             <w:r>
               <w:rPr>
                 <w:rFonts w:ascii="Times New Roman" w:eastAsia="DFKai-SB" w:hAnsi="Times New Roman"/>
@@ -23158,6 +23652,7 @@
               </w:rPr>
               <w:t>error_message</w:t>
             </w:r>
+            <w:proofErr w:type="spellEnd"/>
           </w:p>
         </w:tc>
         <w:tc>
@@ -23249,6 +23744,7 @@
                 <w:sz w:val="28"/>
               </w:rPr>
             </w:pPr>
+            <w:proofErr w:type="spellStart"/>
             <w:r>
               <w:rPr>
                 <w:rFonts w:ascii="Times New Roman" w:eastAsia="DFKai-SB" w:hAnsi="Times New Roman"/>
@@ -23256,6 +23752,7 @@
               </w:rPr>
               <w:t>target_table</w:t>
             </w:r>
+            <w:proofErr w:type="spellEnd"/>
           </w:p>
         </w:tc>
         <w:tc>
@@ -23354,6 +23851,7 @@
                 <w:sz w:val="28"/>
               </w:rPr>
             </w:pPr>
+            <w:proofErr w:type="spellStart"/>
             <w:r>
               <w:rPr>
                 <w:rFonts w:ascii="Times New Roman" w:eastAsia="DFKai-SB" w:hAnsi="Times New Roman"/>
@@ -23361,6 +23859,7 @@
               </w:rPr>
               <w:t>ref_id</w:t>
             </w:r>
+            <w:proofErr w:type="spellEnd"/>
           </w:p>
         </w:tc>
         <w:tc>
@@ -23528,6 +24027,7 @@
               </w:rPr>
               <w:t xml:space="preserve"> </w:t>
             </w:r>
+            <w:proofErr w:type="spellStart"/>
             <w:r>
               <w:rPr>
                 <w:rFonts w:ascii="Times New Roman" w:eastAsia="DFKai-SB" w:hAnsi="Times New Roman"/>
@@ -23535,6 +24035,7 @@
               </w:rPr>
               <w:t>cd_token_records</w:t>
             </w:r>
+            <w:proofErr w:type="spellEnd"/>
             <w:r>
               <w:rPr>
                 <w:rFonts w:ascii="Times New Roman" w:eastAsia="DFKai-SB" w:hAnsi="Times New Roman" w:hint="eastAsia"/>
@@ -23725,6 +24226,7 @@
                 <w:sz w:val="28"/>
               </w:rPr>
             </w:pPr>
+            <w:proofErr w:type="spellStart"/>
             <w:r>
               <w:rPr>
                 <w:rFonts w:ascii="Times New Roman" w:eastAsia="DFKai-SB" w:hAnsi="Times New Roman"/>
@@ -23732,6 +24234,7 @@
               </w:rPr>
               <w:t>token_id</w:t>
             </w:r>
+            <w:proofErr w:type="spellEnd"/>
           </w:p>
         </w:tc>
         <w:tc>
@@ -23845,6 +24348,7 @@
                 <w:sz w:val="28"/>
               </w:rPr>
             </w:pPr>
+            <w:proofErr w:type="spellStart"/>
             <w:r>
               <w:rPr>
                 <w:rFonts w:ascii="Times New Roman" w:eastAsia="DFKai-SB" w:hAnsi="Times New Roman" w:cs="Times New Roman"/>
@@ -23855,6 +24359,7 @@
               <w:lastRenderedPageBreak/>
               <w:t>staff_id</w:t>
             </w:r>
+            <w:proofErr w:type="spellEnd"/>
           </w:p>
         </w:tc>
         <w:tc>
@@ -23950,6 +24455,7 @@
                 <w:sz w:val="28"/>
               </w:rPr>
             </w:pPr>
+            <w:proofErr w:type="spellStart"/>
             <w:r>
               <w:rPr>
                 <w:rFonts w:ascii="Times New Roman" w:eastAsia="DFKai-SB" w:hAnsi="Times New Roman" w:cs="Times New Roman"/>
@@ -23959,6 +24465,7 @@
               </w:rPr>
               <w:t>device_serial</w:t>
             </w:r>
+            <w:proofErr w:type="spellEnd"/>
           </w:p>
         </w:tc>
         <w:tc>
@@ -24056,6 +24563,7 @@
                 <w14:ligatures w14:val="none"/>
               </w:rPr>
             </w:pPr>
+            <w:proofErr w:type="spellStart"/>
             <w:r>
               <w:rPr>
                 <w:rFonts w:ascii="Times New Roman" w:eastAsia="DFKai-SB" w:hAnsi="Times New Roman" w:cs="Times New Roman"/>
@@ -24065,6 +24573,7 @@
               </w:rPr>
               <w:t>scan_time</w:t>
             </w:r>
+            <w:proofErr w:type="spellEnd"/>
           </w:p>
         </w:tc>
         <w:tc>
@@ -24166,6 +24675,7 @@
                 <w14:ligatures w14:val="none"/>
               </w:rPr>
             </w:pPr>
+            <w:proofErr w:type="spellStart"/>
             <w:r>
               <w:rPr>
                 <w:rFonts w:ascii="Times New Roman" w:eastAsia="DFKai-SB" w:hAnsi="Times New Roman" w:cs="Times New Roman"/>
@@ -24175,6 +24685,7 @@
               </w:rPr>
               <w:t>token_type</w:t>
             </w:r>
+            <w:proofErr w:type="spellEnd"/>
           </w:p>
         </w:tc>
         <w:tc>
@@ -24392,6 +24903,7 @@
                 <w:sz w:val="28"/>
               </w:rPr>
             </w:pPr>
+            <w:proofErr w:type="spellStart"/>
             <w:r>
               <w:rPr>
                 <w:rFonts w:ascii="Times New Roman" w:eastAsia="DFKai-SB" w:hAnsi="Times New Roman" w:cs="Times New Roman"/>
@@ -24401,6 +24913,7 @@
               </w:rPr>
               <w:t>result_message</w:t>
             </w:r>
+            <w:proofErr w:type="spellEnd"/>
           </w:p>
         </w:tc>
         <w:tc>
@@ -24545,6 +25058,7 @@
               </w:rPr>
               <w:t xml:space="preserve"> </w:t>
             </w:r>
+            <w:proofErr w:type="spellStart"/>
             <w:r>
               <w:rPr>
                 <w:rFonts w:ascii="Times New Roman" w:eastAsia="DFKai-SB" w:hAnsi="Times New Roman"/>
@@ -24552,6 +25066,7 @@
               </w:rPr>
               <w:t>cd_device_status</w:t>
             </w:r>
+            <w:proofErr w:type="spellEnd"/>
             <w:r>
               <w:rPr>
                 <w:rFonts w:ascii="Times New Roman" w:eastAsia="DFKai-SB" w:hAnsi="Times New Roman" w:hint="eastAsia"/>
@@ -24742,6 +25257,7 @@
                 <w:sz w:val="28"/>
               </w:rPr>
             </w:pPr>
+            <w:proofErr w:type="spellStart"/>
             <w:r>
               <w:rPr>
                 <w:rFonts w:ascii="Times New Roman" w:eastAsia="DFKai-SB" w:hAnsi="Times New Roman" w:cs="Times New Roman"/>
@@ -24751,6 +25267,7 @@
               </w:rPr>
               <w:t>device_serial</w:t>
             </w:r>
+            <w:proofErr w:type="spellEnd"/>
           </w:p>
         </w:tc>
         <w:tc>
@@ -24864,6 +25381,7 @@
                 <w:sz w:val="28"/>
               </w:rPr>
             </w:pPr>
+            <w:proofErr w:type="spellStart"/>
             <w:r>
               <w:rPr>
                 <w:rFonts w:ascii="Times New Roman" w:eastAsia="DFKai-SB" w:hAnsi="Times New Roman" w:cs="Times New Roman"/>
@@ -24873,6 +25391,7 @@
               </w:rPr>
               <w:t>boot_time</w:t>
             </w:r>
+            <w:proofErr w:type="spellEnd"/>
           </w:p>
         </w:tc>
         <w:tc>
@@ -24968,6 +25487,7 @@
                 <w:sz w:val="28"/>
               </w:rPr>
             </w:pPr>
+            <w:proofErr w:type="spellStart"/>
             <w:r>
               <w:rPr>
                 <w:rFonts w:ascii="Times New Roman" w:eastAsia="DFKai-SB" w:hAnsi="Times New Roman" w:cs="Times New Roman"/>
@@ -24977,6 +25497,7 @@
               </w:rPr>
               <w:t>last_error</w:t>
             </w:r>
+            <w:proofErr w:type="spellEnd"/>
           </w:p>
         </w:tc>
         <w:tc>
@@ -25072,6 +25593,7 @@
                 <w:sz w:val="28"/>
               </w:rPr>
             </w:pPr>
+            <w:proofErr w:type="spellStart"/>
             <w:r>
               <w:rPr>
                 <w:rFonts w:ascii="Times New Roman" w:eastAsia="DFKai-SB" w:hAnsi="Times New Roman" w:cs="Times New Roman"/>
@@ -25081,6 +25603,7 @@
               </w:rPr>
               <w:t>last_sync</w:t>
             </w:r>
+            <w:proofErr w:type="spellEnd"/>
           </w:p>
         </w:tc>
         <w:tc>
@@ -25176,6 +25699,7 @@
                 <w:sz w:val="28"/>
               </w:rPr>
             </w:pPr>
+            <w:proofErr w:type="spellStart"/>
             <w:r>
               <w:rPr>
                 <w:rFonts w:ascii="Times New Roman" w:eastAsia="DFKai-SB" w:hAnsi="Times New Roman" w:cs="Times New Roman"/>
@@ -25185,6 +25709,7 @@
               </w:rPr>
               <w:t>model_name</w:t>
             </w:r>
+            <w:proofErr w:type="spellEnd"/>
           </w:p>
         </w:tc>
         <w:tc>
@@ -25289,6 +25814,7 @@
                 <w:sz w:val="28"/>
               </w:rPr>
             </w:pPr>
+            <w:proofErr w:type="spellStart"/>
             <w:r>
               <w:rPr>
                 <w:rFonts w:ascii="Times New Roman" w:eastAsia="DFKai-SB" w:hAnsi="Times New Roman" w:cs="Times New Roman"/>
@@ -25298,6 +25824,7 @@
               </w:rPr>
               <w:t>os_version</w:t>
             </w:r>
+            <w:proofErr w:type="spellEnd"/>
           </w:p>
         </w:tc>
         <w:tc>
